--- a/Assignment_4.docx
+++ b/Assignment_4.docx
@@ -293,14 +293,13 @@
       <w:pPr>
         <w:rPr>
           <w:rFonts w:ascii="Arial" w:hAnsi="Arial" w:cs="Arial"/>
-          <w:b/>
           <w:color w:val="000000"/>
         </w:rPr>
       </w:pPr>
       <w:r>
         <w:lastRenderedPageBreak/>
         <w:drawing>
-          <wp:inline distT="0" distB="0" distL="0" distR="0" wp14:anchorId="44A31C51" wp14:editId="4082351B">
+          <wp:inline distT="0" distB="0" distL="0" distR="0" wp14:anchorId="0055BA6E" wp14:editId="73DDC2C8">
             <wp:extent cx="5731510" cy="192887"/>
             <wp:effectExtent l="0" t="0" r="0" b="0"/>
             <wp:docPr id="5" name="Picture 5"/>
@@ -340,7 +339,7 @@
       </w:r>
       <w:r>
         <w:drawing>
-          <wp:inline distT="0" distB="0" distL="0" distR="0" wp14:anchorId="0D236BF8" wp14:editId="30490E4A">
+          <wp:inline distT="0" distB="0" distL="0" distR="0" wp14:anchorId="1D867509" wp14:editId="4A449E3B">
             <wp:extent cx="5731510" cy="1783749"/>
             <wp:effectExtent l="0" t="0" r="2540" b="6985"/>
             <wp:docPr id="6" name="Picture 6"/>
@@ -380,7 +379,7 @@
       </w:r>
       <w:r>
         <w:drawing>
-          <wp:inline distT="0" distB="0" distL="0" distR="0" wp14:anchorId="26A1FF70" wp14:editId="6E8E0EEF">
+          <wp:inline distT="0" distB="0" distL="0" distR="0" wp14:anchorId="45770D9B" wp14:editId="0351DACA">
             <wp:extent cx="5731510" cy="1186716"/>
             <wp:effectExtent l="0" t="0" r="2540" b="0"/>
             <wp:docPr id="7" name="Picture 7"/>
@@ -481,6 +480,7 @@
         <w:t>ans</w:t>
       </w:r>
       <w:proofErr w:type="spellEnd"/>
+      <w:proofErr w:type="gramEnd"/>
       <w:r>
         <w:rPr>
           <w:rFonts w:ascii="Arial" w:hAnsi="Arial" w:cs="Arial"/>
@@ -489,7 +489,110 @@
         </w:rPr>
         <w:t xml:space="preserve"> :</w:t>
       </w:r>
-      <w:proofErr w:type="gramEnd"/>
+      <w:r>
+        <w:rPr>
+          <w:rFonts w:ascii="Arial" w:hAnsi="Arial" w:cs="Arial"/>
+          <w:b/>
+          <w:color w:val="000000"/>
+        </w:rPr>
+        <w:br/>
+      </w:r>
+      <w:r>
+        <w:rPr>
+          <w:rFonts w:ascii="Arial" w:hAnsi="Arial" w:cs="Arial"/>
+          <w:color w:val="000000"/>
+        </w:rPr>
+        <w:t xml:space="preserve">command : </w:t>
+      </w:r>
+      <w:r>
+        <w:rPr>
+          <w:rFonts w:ascii="Arial" w:hAnsi="Arial" w:cs="Arial"/>
+          <w:color w:val="000000"/>
+        </w:rPr>
+        <w:t xml:space="preserve">git checkout -b </w:t>
+      </w:r>
+      <w:proofErr w:type="spellStart"/>
+      <w:r>
+        <w:rPr>
+          <w:rFonts w:ascii="Arial" w:hAnsi="Arial" w:cs="Arial"/>
+          <w:color w:val="000000"/>
+        </w:rPr>
+        <w:t>Tutedude_sattibhan</w:t>
+      </w:r>
+      <w:proofErr w:type="spellEnd"/>
+    </w:p>
+    <w:p>
+      <w:pPr>
+        <w:rPr>
+          <w:rFonts w:ascii="Arial" w:hAnsi="Arial" w:cs="Arial"/>
+          <w:color w:val="000000"/>
+        </w:rPr>
+      </w:pPr>
+      <w:r>
+        <w:rPr>
+          <w:rFonts w:ascii="Arial" w:hAnsi="Arial" w:cs="Arial"/>
+          <w:color w:val="000000"/>
+        </w:rPr>
+        <w:drawing>
+          <wp:inline distT="0" distB="0" distL="0" distR="0" wp14:anchorId="2DDEF709" wp14:editId="1C52283B">
+            <wp:extent cx="5731510" cy="989543"/>
+            <wp:effectExtent l="0" t="0" r="2540" b="1270"/>
+            <wp:docPr id="8" name="Picture 8"/>
+            <wp:cNvGraphicFramePr>
+              <a:graphicFrameLocks xmlns:a="http://schemas.openxmlformats.org/drawingml/2006/main" noChangeAspect="1"/>
+            </wp:cNvGraphicFramePr>
+            <a:graphic xmlns:a="http://schemas.openxmlformats.org/drawingml/2006/main">
+              <a:graphicData uri="http://schemas.openxmlformats.org/drawingml/2006/picture">
+                <pic:pic xmlns:pic="http://schemas.openxmlformats.org/drawingml/2006/picture">
+                  <pic:nvPicPr>
+                    <pic:cNvPr id="0" name=""/>
+                    <pic:cNvPicPr/>
+                  </pic:nvPicPr>
+                  <pic:blipFill>
+                    <a:blip r:embed="rId13"/>
+                    <a:stretch>
+                      <a:fillRect/>
+                    </a:stretch>
+                  </pic:blipFill>
+                  <pic:spPr>
+                    <a:xfrm>
+                      <a:off x="0" y="0"/>
+                      <a:ext cx="5731510" cy="989543"/>
+                    </a:xfrm>
+                    <a:prstGeom prst="rect">
+                      <a:avLst/>
+                    </a:prstGeom>
+                  </pic:spPr>
+                </pic:pic>
+              </a:graphicData>
+            </a:graphic>
+          </wp:inline>
+        </w:drawing>
+      </w:r>
+    </w:p>
+    <w:p>
+      <w:pPr>
+        <w:pStyle w:val="NormalWeb"/>
+        <w:numPr>
+          <w:ilvl w:val="0"/>
+          <w:numId w:val="4"/>
+        </w:numPr>
+        <w:spacing w:before="0" w:beforeAutospacing="0" w:after="0" w:afterAutospacing="0"/>
+        <w:textAlignment w:val="baseline"/>
+        <w:rPr>
+          <w:rFonts w:ascii="Arial" w:hAnsi="Arial" w:cs="Arial"/>
+          <w:b/>
+          <w:color w:val="000000"/>
+        </w:rPr>
+      </w:pPr>
+      <w:r>
+        <w:rPr>
+          <w:rFonts w:ascii="Arial" w:hAnsi="Arial" w:cs="Arial"/>
+          <w:b/>
+          <w:color w:val="000000"/>
+        </w:rPr>
+        <w:t>Add your Flask project files to this branch.</w:t>
+      </w:r>
     </w:p>
     <w:p>
       <w:bookmarkStart w:id="0" w:name="_GoBack"/>
@@ -508,6 +611,119 @@
 <file path=word/numbering.xml><?xml version="1.0" encoding="utf-8"?>
 <w:numbering xmlns:wpc="http://schemas.microsoft.com/office/word/2010/wordprocessingCanvas" xmlns:mc="http://schemas.openxmlformats.org/markup-compatibility/2006" xmlns:o="urn:schemas-microsoft-com:office:office" xmlns:r="http://schemas.openxmlformats.org/officeDocument/2006/relationships" xmlns:m="http://schemas.openxmlformats.org/officeDocument/2006/math" xmlns:v="urn:schemas-microsoft-com:vml" xmlns:wp14="http://schemas.microsoft.com/office/word/2010/wordprocessingDrawing" xmlns:wp="http://schemas.openxmlformats.org/drawingml/2006/wordprocessingDrawing" xmlns:w10="urn:schemas-microsoft-com:office:word" xmlns:w="http://schemas.openxmlformats.org/wordprocessingml/2006/main" xmlns:w14="http://schemas.microsoft.com/office/word/2010/wordml" xmlns:wpg="http://schemas.microsoft.com/office/word/2010/wordprocessingGroup" xmlns:wpi="http://schemas.microsoft.com/office/word/2010/wordprocessingInk" xmlns:wne="http://schemas.microsoft.com/office/word/2006/wordml" xmlns:wps="http://schemas.microsoft.com/office/word/2010/wordprocessingShape" mc:Ignorable="w14 wp14">
   <w:abstractNum w:abstractNumId="0">
+    <w:nsid w:val="1C4B26EB"/>
+    <w:multiLevelType w:val="multilevel"/>
+    <w:tmpl w:val="91563418"/>
+    <w:lvl w:ilvl="0">
+      <w:start w:val="1"/>
+      <w:numFmt w:val="decimal"/>
+      <w:lvlText w:val="%1."/>
+      <w:lvlJc w:val="left"/>
+      <w:pPr>
+        <w:tabs>
+          <w:tab w:val="num" w:pos="720"/>
+        </w:tabs>
+        <w:ind w:left="720" w:hanging="360"/>
+      </w:pPr>
+    </w:lvl>
+    <w:lvl w:ilvl="1" w:tentative="1">
+      <w:start w:val="1"/>
+      <w:numFmt w:val="decimal"/>
+      <w:lvlText w:val="%2."/>
+      <w:lvlJc w:val="left"/>
+      <w:pPr>
+        <w:tabs>
+          <w:tab w:val="num" w:pos="1440"/>
+        </w:tabs>
+        <w:ind w:left="1440" w:hanging="360"/>
+      </w:pPr>
+    </w:lvl>
+    <w:lvl w:ilvl="2" w:tentative="1">
+      <w:start w:val="1"/>
+      <w:numFmt w:val="decimal"/>
+      <w:lvlText w:val="%3."/>
+      <w:lvlJc w:val="left"/>
+      <w:pPr>
+        <w:tabs>
+          <w:tab w:val="num" w:pos="2160"/>
+        </w:tabs>
+        <w:ind w:left="2160" w:hanging="360"/>
+      </w:pPr>
+    </w:lvl>
+    <w:lvl w:ilvl="3" w:tentative="1">
+      <w:start w:val="1"/>
+      <w:numFmt w:val="decimal"/>
+      <w:lvlText w:val="%4."/>
+      <w:lvlJc w:val="left"/>
+      <w:pPr>
+        <w:tabs>
+          <w:tab w:val="num" w:pos="2880"/>
+        </w:tabs>
+        <w:ind w:left="2880" w:hanging="360"/>
+      </w:pPr>
+    </w:lvl>
+    <w:lvl w:ilvl="4" w:tentative="1">
+      <w:start w:val="1"/>
+      <w:numFmt w:val="decimal"/>
+      <w:lvlText w:val="%5."/>
+      <w:lvlJc w:val="left"/>
+      <w:pPr>
+        <w:tabs>
+          <w:tab w:val="num" w:pos="3600"/>
+        </w:tabs>
+        <w:ind w:left="3600" w:hanging="360"/>
+      </w:pPr>
+    </w:lvl>
+    <w:lvl w:ilvl="5" w:tentative="1">
+      <w:start w:val="1"/>
+      <w:numFmt w:val="decimal"/>
+      <w:lvlText w:val="%6."/>
+      <w:lvlJc w:val="left"/>
+      <w:pPr>
+        <w:tabs>
+          <w:tab w:val="num" w:pos="4320"/>
+        </w:tabs>
+        <w:ind w:left="4320" w:hanging="360"/>
+      </w:pPr>
+    </w:lvl>
+    <w:lvl w:ilvl="6" w:tentative="1">
+      <w:start w:val="1"/>
+      <w:numFmt w:val="decimal"/>
+      <w:lvlText w:val="%7."/>
+      <w:lvlJc w:val="left"/>
+      <w:pPr>
+        <w:tabs>
+          <w:tab w:val="num" w:pos="5040"/>
+        </w:tabs>
+        <w:ind w:left="5040" w:hanging="360"/>
+      </w:pPr>
+    </w:lvl>
+    <w:lvl w:ilvl="7" w:tentative="1">
+      <w:start w:val="1"/>
+      <w:numFmt w:val="decimal"/>
+      <w:lvlText w:val="%8."/>
+      <w:lvlJc w:val="left"/>
+      <w:pPr>
+        <w:tabs>
+          <w:tab w:val="num" w:pos="5760"/>
+        </w:tabs>
+        <w:ind w:left="5760" w:hanging="360"/>
+      </w:pPr>
+    </w:lvl>
+    <w:lvl w:ilvl="8" w:tentative="1">
+      <w:start w:val="1"/>
+      <w:numFmt w:val="decimal"/>
+      <w:lvlText w:val="%9."/>
+      <w:lvlJc w:val="left"/>
+      <w:pPr>
+        <w:tabs>
+          <w:tab w:val="num" w:pos="6480"/>
+        </w:tabs>
+        <w:ind w:left="6480" w:hanging="360"/>
+      </w:pPr>
+    </w:lvl>
+  </w:abstractNum>
+  <w:abstractNum w:abstractNumId="1">
     <w:nsid w:val="278313CF"/>
     <w:multiLevelType w:val="multilevel"/>
     <w:tmpl w:val="364C8F0C"/>
@@ -620,7 +836,96 @@
       </w:pPr>
     </w:lvl>
   </w:abstractNum>
-  <w:abstractNum w:abstractNumId="1">
+  <w:abstractNum w:abstractNumId="2">
+    <w:nsid w:val="4CB61F2A"/>
+    <w:multiLevelType w:val="hybridMultilevel"/>
+    <w:tmpl w:val="489ABB54"/>
+    <w:lvl w:ilvl="0" w:tplc="8F68F98E">
+      <w:start w:val="4"/>
+      <w:numFmt w:val="decimal"/>
+      <w:lvlText w:val="%1"/>
+      <w:lvlJc w:val="left"/>
+      <w:pPr>
+        <w:ind w:left="720" w:hanging="360"/>
+      </w:pPr>
+      <w:rPr>
+        <w:rFonts w:hint="default"/>
+      </w:rPr>
+    </w:lvl>
+    <w:lvl w:ilvl="1" w:tplc="40090019" w:tentative="1">
+      <w:start w:val="1"/>
+      <w:numFmt w:val="lowerLetter"/>
+      <w:lvlText w:val="%2."/>
+      <w:lvlJc w:val="left"/>
+      <w:pPr>
+        <w:ind w:left="1440" w:hanging="360"/>
+      </w:pPr>
+    </w:lvl>
+    <w:lvl w:ilvl="2" w:tplc="4009001B" w:tentative="1">
+      <w:start w:val="1"/>
+      <w:numFmt w:val="lowerRoman"/>
+      <w:lvlText w:val="%3."/>
+      <w:lvlJc w:val="right"/>
+      <w:pPr>
+        <w:ind w:left="2160" w:hanging="180"/>
+      </w:pPr>
+    </w:lvl>
+    <w:lvl w:ilvl="3" w:tplc="4009000F" w:tentative="1">
+      <w:start w:val="1"/>
+      <w:numFmt w:val="decimal"/>
+      <w:lvlText w:val="%4."/>
+      <w:lvlJc w:val="left"/>
+      <w:pPr>
+        <w:ind w:left="2880" w:hanging="360"/>
+      </w:pPr>
+    </w:lvl>
+    <w:lvl w:ilvl="4" w:tplc="40090019" w:tentative="1">
+      <w:start w:val="1"/>
+      <w:numFmt w:val="lowerLetter"/>
+      <w:lvlText w:val="%5."/>
+      <w:lvlJc w:val="left"/>
+      <w:pPr>
+        <w:ind w:left="3600" w:hanging="360"/>
+      </w:pPr>
+    </w:lvl>
+    <w:lvl w:ilvl="5" w:tplc="4009001B" w:tentative="1">
+      <w:start w:val="1"/>
+      <w:numFmt w:val="lowerRoman"/>
+      <w:lvlText w:val="%6."/>
+      <w:lvlJc w:val="right"/>
+      <w:pPr>
+        <w:ind w:left="4320" w:hanging="180"/>
+      </w:pPr>
+    </w:lvl>
+    <w:lvl w:ilvl="6" w:tplc="4009000F" w:tentative="1">
+      <w:start w:val="1"/>
+      <w:numFmt w:val="decimal"/>
+      <w:lvlText w:val="%7."/>
+      <w:lvlJc w:val="left"/>
+      <w:pPr>
+        <w:ind w:left="5040" w:hanging="360"/>
+      </w:pPr>
+    </w:lvl>
+    <w:lvl w:ilvl="7" w:tplc="40090019" w:tentative="1">
+      <w:start w:val="1"/>
+      <w:numFmt w:val="lowerLetter"/>
+      <w:lvlText w:val="%8."/>
+      <w:lvlJc w:val="left"/>
+      <w:pPr>
+        <w:ind w:left="5760" w:hanging="360"/>
+      </w:pPr>
+    </w:lvl>
+    <w:lvl w:ilvl="8" w:tplc="4009001B" w:tentative="1">
+      <w:start w:val="1"/>
+      <w:numFmt w:val="lowerRoman"/>
+      <w:lvlText w:val="%9."/>
+      <w:lvlJc w:val="right"/>
+      <w:pPr>
+        <w:ind w:left="6480" w:hanging="180"/>
+      </w:pPr>
+    </w:lvl>
+  </w:abstractNum>
+  <w:abstractNum w:abstractNumId="3">
     <w:nsid w:val="741A4D56"/>
     <w:multiLevelType w:val="multilevel"/>
     <w:tmpl w:val="2B3C26B4"/>
@@ -734,10 +1039,16 @@
     </w:lvl>
   </w:abstractNum>
   <w:num w:numId="1">
+    <w:abstractNumId w:val="1"/>
+  </w:num>
+  <w:num w:numId="2">
+    <w:abstractNumId w:val="3"/>
+  </w:num>
+  <w:num w:numId="3">
     <w:abstractNumId w:val="0"/>
   </w:num>
-  <w:num w:numId="2">
-    <w:abstractNumId w:val="1"/>
+  <w:num w:numId="4">
+    <w:abstractNumId w:val="2"/>
   </w:num>
 </w:numbering>
 </file>

--- a/Assignment_4.docx
+++ b/Assignment_4.docx
@@ -595,8 +595,76 @@
       </w:r>
     </w:p>
     <w:p>
+      <w:proofErr w:type="spellStart"/>
+      <w:proofErr w:type="gramStart"/>
+      <w:r>
+        <w:t>Ans</w:t>
+      </w:r>
+      <w:proofErr w:type="spellEnd"/>
+      <w:r>
+        <w:t xml:space="preserve"> :</w:t>
+      </w:r>
+      <w:proofErr w:type="gramEnd"/>
+      <w:r>
+        <w:br/>
+        <w:t>command :</w:t>
+      </w:r>
+    </w:p>
+    <w:p>
+      <w:proofErr w:type="gramStart"/>
+      <w:r>
+        <w:t>git</w:t>
+      </w:r>
+      <w:proofErr w:type="gramEnd"/>
+      <w:r>
+        <w:t xml:space="preserve"> add .</w:t>
+      </w:r>
+    </w:p>
+    <w:p>
       <w:bookmarkStart w:id="0" w:name="_GoBack"/>
       <w:bookmarkEnd w:id="0"/>
+      <w:r>
+        <w:t>git commit -m " Flask project add "</w:t>
+      </w:r>
+    </w:p>
+    <w:p>
+      <w:r>
+        <w:drawing>
+          <wp:inline distT="0" distB="0" distL="0" distR="0" wp14:anchorId="69923FE0" wp14:editId="47010309">
+            <wp:extent cx="5731510" cy="1940508"/>
+            <wp:effectExtent l="0" t="0" r="2540" b="3175"/>
+            <wp:docPr id="9" name="Picture 9"/>
+            <wp:cNvGraphicFramePr>
+              <a:graphicFrameLocks xmlns:a="http://schemas.openxmlformats.org/drawingml/2006/main" noChangeAspect="1"/>
+            </wp:cNvGraphicFramePr>
+            <a:graphic xmlns:a="http://schemas.openxmlformats.org/drawingml/2006/main">
+              <a:graphicData uri="http://schemas.openxmlformats.org/drawingml/2006/picture">
+                <pic:pic xmlns:pic="http://schemas.openxmlformats.org/drawingml/2006/picture">
+                  <pic:nvPicPr>
+                    <pic:cNvPr id="0" name=""/>
+                    <pic:cNvPicPr/>
+                  </pic:nvPicPr>
+                  <pic:blipFill>
+                    <a:blip r:embed="rId14"/>
+                    <a:stretch>
+                      <a:fillRect/>
+                    </a:stretch>
+                  </pic:blipFill>
+                  <pic:spPr>
+                    <a:xfrm>
+                      <a:off x="0" y="0"/>
+                      <a:ext cx="5731510" cy="1940508"/>
+                    </a:xfrm>
+                    <a:prstGeom prst="rect">
+                      <a:avLst/>
+                    </a:prstGeom>
+                  </pic:spPr>
+                </pic:pic>
+              </a:graphicData>
+            </a:graphic>
+          </wp:inline>
+        </w:drawing>
+      </w:r>
     </w:p>
     <w:sectPr>
       <w:pgSz w:w="11906" w:h="16838"/>

--- a/Assignment_4.docx
+++ b/Assignment_4.docx
@@ -293,14 +293,13 @@
       <w:pPr>
         <w:rPr>
           <w:rFonts w:ascii="Arial" w:hAnsi="Arial" w:cs="Arial"/>
-          <w:b/>
           <w:color w:val="000000"/>
         </w:rPr>
       </w:pPr>
       <w:r>
         <w:lastRenderedPageBreak/>
         <w:drawing>
-          <wp:inline distT="0" distB="0" distL="0" distR="0" wp14:anchorId="44A31C51" wp14:editId="4082351B">
+          <wp:inline distT="0" distB="0" distL="0" distR="0" wp14:anchorId="0055BA6E" wp14:editId="73DDC2C8">
             <wp:extent cx="5731510" cy="192887"/>
             <wp:effectExtent l="0" t="0" r="0" b="0"/>
             <wp:docPr id="5" name="Picture 5"/>
@@ -340,7 +339,7 @@
       </w:r>
       <w:r>
         <w:drawing>
-          <wp:inline distT="0" distB="0" distL="0" distR="0" wp14:anchorId="0D236BF8" wp14:editId="30490E4A">
+          <wp:inline distT="0" distB="0" distL="0" distR="0" wp14:anchorId="1D867509" wp14:editId="4A449E3B">
             <wp:extent cx="5731510" cy="1783749"/>
             <wp:effectExtent l="0" t="0" r="2540" b="6985"/>
             <wp:docPr id="6" name="Picture 6"/>
@@ -380,7 +379,7 @@
       </w:r>
       <w:r>
         <w:drawing>
-          <wp:inline distT="0" distB="0" distL="0" distR="0" wp14:anchorId="26A1FF70" wp14:editId="6E8E0EEF">
+          <wp:inline distT="0" distB="0" distL="0" distR="0" wp14:anchorId="45770D9B" wp14:editId="0351DACA">
             <wp:extent cx="5731510" cy="1186716"/>
             <wp:effectExtent l="0" t="0" r="2540" b="0"/>
             <wp:docPr id="7" name="Picture 7"/>
@@ -416,25 +415,62 @@
         </w:drawing>
       </w:r>
       <w:r>
+        <w:rPr>
+          <w:rFonts w:ascii="Arial" w:hAnsi="Arial" w:cs="Arial"/>
+          <w:b/>
+          <w:color w:val="000000"/>
+        </w:rPr>
         <w:br/>
       </w:r>
-      <w:proofErr w:type="gramStart"/>
-      <w:r>
-        <w:rPr>
-          <w:rFonts w:ascii="Arial" w:hAnsi="Arial" w:cs="Arial"/>
-          <w:b/>
-          <w:color w:val="000000"/>
-        </w:rPr>
-        <w:t>3 .</w:t>
-      </w:r>
-      <w:proofErr w:type="gramEnd"/>
-      <w:r>
-        <w:rPr>
-          <w:rFonts w:ascii="Arial" w:hAnsi="Arial" w:cs="Arial"/>
-          <w:b/>
-          <w:color w:val="000000"/>
-        </w:rPr>
-        <w:t xml:space="preserve"> </w:t>
+      <w:r>
+        <w:drawing>
+          <wp:inline distT="0" distB="0" distL="0" distR="0" wp14:anchorId="136109E3" wp14:editId="7DC388BA">
+            <wp:extent cx="5731510" cy="2043994"/>
+            <wp:effectExtent l="0" t="0" r="2540" b="0"/>
+            <wp:docPr id="10" name="Picture 10"/>
+            <wp:cNvGraphicFramePr>
+              <a:graphicFrameLocks xmlns:a="http://schemas.openxmlformats.org/drawingml/2006/main" noChangeAspect="1"/>
+            </wp:cNvGraphicFramePr>
+            <a:graphic xmlns:a="http://schemas.openxmlformats.org/drawingml/2006/main">
+              <a:graphicData uri="http://schemas.openxmlformats.org/drawingml/2006/picture">
+                <pic:pic xmlns:pic="http://schemas.openxmlformats.org/drawingml/2006/picture">
+                  <pic:nvPicPr>
+                    <pic:cNvPr id="0" name=""/>
+                    <pic:cNvPicPr/>
+                  </pic:nvPicPr>
+                  <pic:blipFill>
+                    <a:blip r:embed="rId13"/>
+                    <a:stretch>
+                      <a:fillRect/>
+                    </a:stretch>
+                  </pic:blipFill>
+                  <pic:spPr>
+                    <a:xfrm>
+                      <a:off x="0" y="0"/>
+                      <a:ext cx="5731510" cy="2043994"/>
+                    </a:xfrm>
+                    <a:prstGeom prst="rect">
+                      <a:avLst/>
+                    </a:prstGeom>
+                  </pic:spPr>
+                </pic:pic>
+              </a:graphicData>
+            </a:graphic>
+          </wp:inline>
+        </w:drawing>
+      </w:r>
+      <w:bookmarkStart w:id="0" w:name="_GoBack"/>
+      <w:bookmarkEnd w:id="0"/>
+      <w:r>
+        <w:br/>
+      </w:r>
+      <w:r>
+        <w:rPr>
+          <w:rFonts w:ascii="Arial" w:hAnsi="Arial" w:cs="Arial"/>
+          <w:b/>
+          <w:color w:val="000000"/>
+        </w:rPr>
+        <w:t xml:space="preserve">3 . </w:t>
       </w:r>
       <w:r>
         <w:rPr>
@@ -481,6 +517,7 @@
         <w:t>ans</w:t>
       </w:r>
       <w:proofErr w:type="spellEnd"/>
+      <w:proofErr w:type="gramEnd"/>
       <w:r>
         <w:rPr>
           <w:rFonts w:ascii="Arial" w:hAnsi="Arial" w:cs="Arial"/>
@@ -489,11 +526,186 @@
         </w:rPr>
         <w:t xml:space="preserve"> :</w:t>
       </w:r>
-      <w:proofErr w:type="gramEnd"/>
+      <w:r>
+        <w:rPr>
+          <w:rFonts w:ascii="Arial" w:hAnsi="Arial" w:cs="Arial"/>
+          <w:b/>
+          <w:color w:val="000000"/>
+        </w:rPr>
+        <w:br/>
+      </w:r>
+      <w:r>
+        <w:rPr>
+          <w:rFonts w:ascii="Arial" w:hAnsi="Arial" w:cs="Arial"/>
+          <w:color w:val="000000"/>
+        </w:rPr>
+        <w:t xml:space="preserve">command : </w:t>
+      </w:r>
+      <w:r>
+        <w:rPr>
+          <w:rFonts w:ascii="Arial" w:hAnsi="Arial" w:cs="Arial"/>
+          <w:color w:val="000000"/>
+        </w:rPr>
+        <w:t xml:space="preserve">git checkout -b </w:t>
+      </w:r>
+      <w:proofErr w:type="spellStart"/>
+      <w:r>
+        <w:rPr>
+          <w:rFonts w:ascii="Arial" w:hAnsi="Arial" w:cs="Arial"/>
+          <w:color w:val="000000"/>
+        </w:rPr>
+        <w:t>Tutedude_sattibhan</w:t>
+      </w:r>
+      <w:proofErr w:type="spellEnd"/>
     </w:p>
     <w:p>
-      <w:bookmarkStart w:id="0" w:name="_GoBack"/>
-      <w:bookmarkEnd w:id="0"/>
+      <w:pPr>
+        <w:rPr>
+          <w:rFonts w:ascii="Arial" w:hAnsi="Arial" w:cs="Arial"/>
+          <w:color w:val="000000"/>
+        </w:rPr>
+      </w:pPr>
+      <w:r>
+        <w:rPr>
+          <w:rFonts w:ascii="Arial" w:hAnsi="Arial" w:cs="Arial"/>
+          <w:color w:val="000000"/>
+        </w:rPr>
+        <w:drawing>
+          <wp:inline distT="0" distB="0" distL="0" distR="0" wp14:anchorId="2DDEF709" wp14:editId="1C52283B">
+            <wp:extent cx="5731510" cy="989543"/>
+            <wp:effectExtent l="0" t="0" r="2540" b="1270"/>
+            <wp:docPr id="8" name="Picture 8"/>
+            <wp:cNvGraphicFramePr>
+              <a:graphicFrameLocks xmlns:a="http://schemas.openxmlformats.org/drawingml/2006/main" noChangeAspect="1"/>
+            </wp:cNvGraphicFramePr>
+            <a:graphic xmlns:a="http://schemas.openxmlformats.org/drawingml/2006/main">
+              <a:graphicData uri="http://schemas.openxmlformats.org/drawingml/2006/picture">
+                <pic:pic xmlns:pic="http://schemas.openxmlformats.org/drawingml/2006/picture">
+                  <pic:nvPicPr>
+                    <pic:cNvPr id="0" name=""/>
+                    <pic:cNvPicPr/>
+                  </pic:nvPicPr>
+                  <pic:blipFill>
+                    <a:blip r:embed="rId14"/>
+                    <a:stretch>
+                      <a:fillRect/>
+                    </a:stretch>
+                  </pic:blipFill>
+                  <pic:spPr>
+                    <a:xfrm>
+                      <a:off x="0" y="0"/>
+                      <a:ext cx="5731510" cy="989543"/>
+                    </a:xfrm>
+                    <a:prstGeom prst="rect">
+                      <a:avLst/>
+                    </a:prstGeom>
+                  </pic:spPr>
+                </pic:pic>
+              </a:graphicData>
+            </a:graphic>
+          </wp:inline>
+        </w:drawing>
+      </w:r>
+    </w:p>
+    <w:p>
+      <w:pPr>
+        <w:pStyle w:val="NormalWeb"/>
+        <w:numPr>
+          <w:ilvl w:val="0"/>
+          <w:numId w:val="4"/>
+        </w:numPr>
+        <w:spacing w:before="0" w:beforeAutospacing="0" w:after="0" w:afterAutospacing="0"/>
+        <w:textAlignment w:val="baseline"/>
+        <w:rPr>
+          <w:rFonts w:ascii="Arial" w:hAnsi="Arial" w:cs="Arial"/>
+          <w:b/>
+          <w:color w:val="000000"/>
+        </w:rPr>
+      </w:pPr>
+      <w:r>
+        <w:rPr>
+          <w:rFonts w:ascii="Arial" w:hAnsi="Arial" w:cs="Arial"/>
+          <w:b/>
+          <w:color w:val="000000"/>
+        </w:rPr>
+        <w:t>Add your Flask project files to this branch.</w:t>
+      </w:r>
+    </w:p>
+    <w:p>
+      <w:proofErr w:type="spellStart"/>
+      <w:proofErr w:type="gramStart"/>
+      <w:r>
+        <w:t>Ans</w:t>
+      </w:r>
+      <w:proofErr w:type="spellEnd"/>
+      <w:r>
+        <w:t xml:space="preserve"> :</w:t>
+      </w:r>
+      <w:proofErr w:type="gramEnd"/>
+      <w:r>
+        <w:br/>
+        <w:t>command :</w:t>
+      </w:r>
+    </w:p>
+    <w:p>
+      <w:proofErr w:type="gramStart"/>
+      <w:r>
+        <w:t>git</w:t>
+      </w:r>
+      <w:proofErr w:type="gramEnd"/>
+      <w:r>
+        <w:t xml:space="preserve"> add .</w:t>
+      </w:r>
+    </w:p>
+    <w:p>
+      <w:proofErr w:type="gramStart"/>
+      <w:r>
+        <w:t>git</w:t>
+      </w:r>
+      <w:proofErr w:type="gramEnd"/>
+      <w:r>
+        <w:t xml:space="preserve"> commit -m " Flask project add "</w:t>
+      </w:r>
+    </w:p>
+    <w:p>
+      <w:r>
+        <w:lastRenderedPageBreak/>
+        <w:drawing>
+          <wp:inline distT="0" distB="0" distL="0" distR="0" wp14:anchorId="69923FE0" wp14:editId="47010309">
+            <wp:extent cx="5731510" cy="1940508"/>
+            <wp:effectExtent l="0" t="0" r="2540" b="3175"/>
+            <wp:docPr id="9" name="Picture 9"/>
+            <wp:cNvGraphicFramePr>
+              <a:graphicFrameLocks xmlns:a="http://schemas.openxmlformats.org/drawingml/2006/main" noChangeAspect="1"/>
+            </wp:cNvGraphicFramePr>
+            <a:graphic xmlns:a="http://schemas.openxmlformats.org/drawingml/2006/main">
+              <a:graphicData uri="http://schemas.openxmlformats.org/drawingml/2006/picture">
+                <pic:pic xmlns:pic="http://schemas.openxmlformats.org/drawingml/2006/picture">
+                  <pic:nvPicPr>
+                    <pic:cNvPr id="0" name=""/>
+                    <pic:cNvPicPr/>
+                  </pic:nvPicPr>
+                  <pic:blipFill>
+                    <a:blip r:embed="rId15"/>
+                    <a:stretch>
+                      <a:fillRect/>
+                    </a:stretch>
+                  </pic:blipFill>
+                  <pic:spPr>
+                    <a:xfrm>
+                      <a:off x="0" y="0"/>
+                      <a:ext cx="5731510" cy="1940508"/>
+                    </a:xfrm>
+                    <a:prstGeom prst="rect">
+                      <a:avLst/>
+                    </a:prstGeom>
+                  </pic:spPr>
+                </pic:pic>
+              </a:graphicData>
+            </a:graphic>
+          </wp:inline>
+        </w:drawing>
+      </w:r>
     </w:p>
     <w:sectPr>
       <w:pgSz w:w="11906" w:h="16838"/>
@@ -508,6 +720,119 @@
 <file path=word/numbering.xml><?xml version="1.0" encoding="utf-8"?>
 <w:numbering xmlns:wpc="http://schemas.microsoft.com/office/word/2010/wordprocessingCanvas" xmlns:mc="http://schemas.openxmlformats.org/markup-compatibility/2006" xmlns:o="urn:schemas-microsoft-com:office:office" xmlns:r="http://schemas.openxmlformats.org/officeDocument/2006/relationships" xmlns:m="http://schemas.openxmlformats.org/officeDocument/2006/math" xmlns:v="urn:schemas-microsoft-com:vml" xmlns:wp14="http://schemas.microsoft.com/office/word/2010/wordprocessingDrawing" xmlns:wp="http://schemas.openxmlformats.org/drawingml/2006/wordprocessingDrawing" xmlns:w10="urn:schemas-microsoft-com:office:word" xmlns:w="http://schemas.openxmlformats.org/wordprocessingml/2006/main" xmlns:w14="http://schemas.microsoft.com/office/word/2010/wordml" xmlns:wpg="http://schemas.microsoft.com/office/word/2010/wordprocessingGroup" xmlns:wpi="http://schemas.microsoft.com/office/word/2010/wordprocessingInk" xmlns:wne="http://schemas.microsoft.com/office/word/2006/wordml" xmlns:wps="http://schemas.microsoft.com/office/word/2010/wordprocessingShape" mc:Ignorable="w14 wp14">
   <w:abstractNum w:abstractNumId="0">
+    <w:nsid w:val="1C4B26EB"/>
+    <w:multiLevelType w:val="multilevel"/>
+    <w:tmpl w:val="91563418"/>
+    <w:lvl w:ilvl="0">
+      <w:start w:val="1"/>
+      <w:numFmt w:val="decimal"/>
+      <w:lvlText w:val="%1."/>
+      <w:lvlJc w:val="left"/>
+      <w:pPr>
+        <w:tabs>
+          <w:tab w:val="num" w:pos="720"/>
+        </w:tabs>
+        <w:ind w:left="720" w:hanging="360"/>
+      </w:pPr>
+    </w:lvl>
+    <w:lvl w:ilvl="1" w:tentative="1">
+      <w:start w:val="1"/>
+      <w:numFmt w:val="decimal"/>
+      <w:lvlText w:val="%2."/>
+      <w:lvlJc w:val="left"/>
+      <w:pPr>
+        <w:tabs>
+          <w:tab w:val="num" w:pos="1440"/>
+        </w:tabs>
+        <w:ind w:left="1440" w:hanging="360"/>
+      </w:pPr>
+    </w:lvl>
+    <w:lvl w:ilvl="2" w:tentative="1">
+      <w:start w:val="1"/>
+      <w:numFmt w:val="decimal"/>
+      <w:lvlText w:val="%3."/>
+      <w:lvlJc w:val="left"/>
+      <w:pPr>
+        <w:tabs>
+          <w:tab w:val="num" w:pos="2160"/>
+        </w:tabs>
+        <w:ind w:left="2160" w:hanging="360"/>
+      </w:pPr>
+    </w:lvl>
+    <w:lvl w:ilvl="3" w:tentative="1">
+      <w:start w:val="1"/>
+      <w:numFmt w:val="decimal"/>
+      <w:lvlText w:val="%4."/>
+      <w:lvlJc w:val="left"/>
+      <w:pPr>
+        <w:tabs>
+          <w:tab w:val="num" w:pos="2880"/>
+        </w:tabs>
+        <w:ind w:left="2880" w:hanging="360"/>
+      </w:pPr>
+    </w:lvl>
+    <w:lvl w:ilvl="4" w:tentative="1">
+      <w:start w:val="1"/>
+      <w:numFmt w:val="decimal"/>
+      <w:lvlText w:val="%5."/>
+      <w:lvlJc w:val="left"/>
+      <w:pPr>
+        <w:tabs>
+          <w:tab w:val="num" w:pos="3600"/>
+        </w:tabs>
+        <w:ind w:left="3600" w:hanging="360"/>
+      </w:pPr>
+    </w:lvl>
+    <w:lvl w:ilvl="5" w:tentative="1">
+      <w:start w:val="1"/>
+      <w:numFmt w:val="decimal"/>
+      <w:lvlText w:val="%6."/>
+      <w:lvlJc w:val="left"/>
+      <w:pPr>
+        <w:tabs>
+          <w:tab w:val="num" w:pos="4320"/>
+        </w:tabs>
+        <w:ind w:left="4320" w:hanging="360"/>
+      </w:pPr>
+    </w:lvl>
+    <w:lvl w:ilvl="6" w:tentative="1">
+      <w:start w:val="1"/>
+      <w:numFmt w:val="decimal"/>
+      <w:lvlText w:val="%7."/>
+      <w:lvlJc w:val="left"/>
+      <w:pPr>
+        <w:tabs>
+          <w:tab w:val="num" w:pos="5040"/>
+        </w:tabs>
+        <w:ind w:left="5040" w:hanging="360"/>
+      </w:pPr>
+    </w:lvl>
+    <w:lvl w:ilvl="7" w:tentative="1">
+      <w:start w:val="1"/>
+      <w:numFmt w:val="decimal"/>
+      <w:lvlText w:val="%8."/>
+      <w:lvlJc w:val="left"/>
+      <w:pPr>
+        <w:tabs>
+          <w:tab w:val="num" w:pos="5760"/>
+        </w:tabs>
+        <w:ind w:left="5760" w:hanging="360"/>
+      </w:pPr>
+    </w:lvl>
+    <w:lvl w:ilvl="8" w:tentative="1">
+      <w:start w:val="1"/>
+      <w:numFmt w:val="decimal"/>
+      <w:lvlText w:val="%9."/>
+      <w:lvlJc w:val="left"/>
+      <w:pPr>
+        <w:tabs>
+          <w:tab w:val="num" w:pos="6480"/>
+        </w:tabs>
+        <w:ind w:left="6480" w:hanging="360"/>
+      </w:pPr>
+    </w:lvl>
+  </w:abstractNum>
+  <w:abstractNum w:abstractNumId="1">
     <w:nsid w:val="278313CF"/>
     <w:multiLevelType w:val="multilevel"/>
     <w:tmpl w:val="364C8F0C"/>
@@ -620,7 +945,96 @@
       </w:pPr>
     </w:lvl>
   </w:abstractNum>
-  <w:abstractNum w:abstractNumId="1">
+  <w:abstractNum w:abstractNumId="2">
+    <w:nsid w:val="4CB61F2A"/>
+    <w:multiLevelType w:val="hybridMultilevel"/>
+    <w:tmpl w:val="489ABB54"/>
+    <w:lvl w:ilvl="0" w:tplc="8F68F98E">
+      <w:start w:val="4"/>
+      <w:numFmt w:val="decimal"/>
+      <w:lvlText w:val="%1"/>
+      <w:lvlJc w:val="left"/>
+      <w:pPr>
+        <w:ind w:left="720" w:hanging="360"/>
+      </w:pPr>
+      <w:rPr>
+        <w:rFonts w:hint="default"/>
+      </w:rPr>
+    </w:lvl>
+    <w:lvl w:ilvl="1" w:tplc="40090019" w:tentative="1">
+      <w:start w:val="1"/>
+      <w:numFmt w:val="lowerLetter"/>
+      <w:lvlText w:val="%2."/>
+      <w:lvlJc w:val="left"/>
+      <w:pPr>
+        <w:ind w:left="1440" w:hanging="360"/>
+      </w:pPr>
+    </w:lvl>
+    <w:lvl w:ilvl="2" w:tplc="4009001B" w:tentative="1">
+      <w:start w:val="1"/>
+      <w:numFmt w:val="lowerRoman"/>
+      <w:lvlText w:val="%3."/>
+      <w:lvlJc w:val="right"/>
+      <w:pPr>
+        <w:ind w:left="2160" w:hanging="180"/>
+      </w:pPr>
+    </w:lvl>
+    <w:lvl w:ilvl="3" w:tplc="4009000F" w:tentative="1">
+      <w:start w:val="1"/>
+      <w:numFmt w:val="decimal"/>
+      <w:lvlText w:val="%4."/>
+      <w:lvlJc w:val="left"/>
+      <w:pPr>
+        <w:ind w:left="2880" w:hanging="360"/>
+      </w:pPr>
+    </w:lvl>
+    <w:lvl w:ilvl="4" w:tplc="40090019" w:tentative="1">
+      <w:start w:val="1"/>
+      <w:numFmt w:val="lowerLetter"/>
+      <w:lvlText w:val="%5."/>
+      <w:lvlJc w:val="left"/>
+      <w:pPr>
+        <w:ind w:left="3600" w:hanging="360"/>
+      </w:pPr>
+    </w:lvl>
+    <w:lvl w:ilvl="5" w:tplc="4009001B" w:tentative="1">
+      <w:start w:val="1"/>
+      <w:numFmt w:val="lowerRoman"/>
+      <w:lvlText w:val="%6."/>
+      <w:lvlJc w:val="right"/>
+      <w:pPr>
+        <w:ind w:left="4320" w:hanging="180"/>
+      </w:pPr>
+    </w:lvl>
+    <w:lvl w:ilvl="6" w:tplc="4009000F" w:tentative="1">
+      <w:start w:val="1"/>
+      <w:numFmt w:val="decimal"/>
+      <w:lvlText w:val="%7."/>
+      <w:lvlJc w:val="left"/>
+      <w:pPr>
+        <w:ind w:left="5040" w:hanging="360"/>
+      </w:pPr>
+    </w:lvl>
+    <w:lvl w:ilvl="7" w:tplc="40090019" w:tentative="1">
+      <w:start w:val="1"/>
+      <w:numFmt w:val="lowerLetter"/>
+      <w:lvlText w:val="%8."/>
+      <w:lvlJc w:val="left"/>
+      <w:pPr>
+        <w:ind w:left="5760" w:hanging="360"/>
+      </w:pPr>
+    </w:lvl>
+    <w:lvl w:ilvl="8" w:tplc="4009001B" w:tentative="1">
+      <w:start w:val="1"/>
+      <w:numFmt w:val="lowerRoman"/>
+      <w:lvlText w:val="%9."/>
+      <w:lvlJc w:val="right"/>
+      <w:pPr>
+        <w:ind w:left="6480" w:hanging="180"/>
+      </w:pPr>
+    </w:lvl>
+  </w:abstractNum>
+  <w:abstractNum w:abstractNumId="3">
     <w:nsid w:val="741A4D56"/>
     <w:multiLevelType w:val="multilevel"/>
     <w:tmpl w:val="2B3C26B4"/>
@@ -734,10 +1148,16 @@
     </w:lvl>
   </w:abstractNum>
   <w:num w:numId="1">
+    <w:abstractNumId w:val="1"/>
+  </w:num>
+  <w:num w:numId="2">
+    <w:abstractNumId w:val="3"/>
+  </w:num>
+  <w:num w:numId="3">
     <w:abstractNumId w:val="0"/>
   </w:num>
-  <w:num w:numId="2">
-    <w:abstractNumId w:val="1"/>
+  <w:num w:numId="4">
+    <w:abstractNumId w:val="2"/>
   </w:num>
 </w:numbering>
 </file>

--- a/Assignment_4.docx
+++ b/Assignment_4.docx
@@ -6,6 +6,11 @@
       <w:pPr>
         <w:pStyle w:val="NormalWeb"/>
         <w:spacing w:before="280" w:beforeAutospacing="0" w:after="280" w:afterAutospacing="0"/>
+        <w:rPr>
+          <w:sz w:val="44"/>
+          <w:szCs w:val="44"/>
+          <w:u w:val="single"/>
+        </w:rPr>
       </w:pPr>
       <w:r>
         <w:rPr>
@@ -13,8 +18,9 @@
           <w:b/>
           <w:bCs/>
           <w:color w:val="000000"/>
-          <w:sz w:val="26"/>
-          <w:szCs w:val="26"/>
+          <w:sz w:val="44"/>
+          <w:szCs w:val="44"/>
+          <w:u w:val="single"/>
         </w:rPr>
         <w:t>Task 1: Repository Setup &amp; First Branch</w:t>
       </w:r>
@@ -80,12 +86,10 @@
         <w:ind w:left="360"/>
         <w:textAlignment w:val="baseline"/>
         <w:rPr>
-          <w:rFonts w:ascii="Arial" w:hAnsi="Arial" w:cs="Arial"/>
-          <w:color w:val="000000"/>
+          <w:rStyle w:val="Hyperlink"/>
         </w:rPr>
       </w:pPr>
       <w:hyperlink r:id="rId6" w:history="1">
-        <w:proofErr w:type="gramStart"/>
         <w:r>
           <w:rPr>
             <w:rStyle w:val="Hyperlink"/>
@@ -93,10 +97,25 @@
           <w:t>https://github.com/shakti101101/Deveops_Git_-_Github_assign</w:t>
         </w:r>
       </w:hyperlink>
+    </w:p>
+    <w:p>
+      <w:pPr>
+        <w:pStyle w:val="NormalWeb"/>
+        <w:spacing w:before="0" w:beforeAutospacing="0" w:after="0" w:afterAutospacing="0"/>
+        <w:ind w:left="360"/>
+        <w:textAlignment w:val="baseline"/>
+        <w:rPr>
+          <w:rFonts w:ascii="Arial" w:hAnsi="Arial" w:cs="Arial"/>
+          <w:color w:val="000000"/>
+        </w:rPr>
+      </w:pPr>
       <w:r>
         <w:br/>
       </w:r>
       <w:r>
+        <w:rPr>
+          <w:noProof/>
+        </w:rPr>
         <w:drawing>
           <wp:inline distT="0" distB="0" distL="0" distR="0" wp14:anchorId="423210C1" wp14:editId="15B98818">
             <wp:extent cx="5731510" cy="2488553"/>
@@ -142,24 +161,7 @@
           <w:b/>
           <w:color w:val="000000"/>
         </w:rPr>
-        <w:t>2.</w:t>
-      </w:r>
-      <w:proofErr w:type="gramEnd"/>
-      <w:r>
-        <w:rPr>
-          <w:rFonts w:ascii="Arial" w:hAnsi="Arial" w:cs="Arial"/>
-          <w:b/>
-          <w:color w:val="000000"/>
-        </w:rPr>
-        <w:t xml:space="preserve"> </w:t>
-      </w:r>
-      <w:r>
-        <w:rPr>
-          <w:rFonts w:ascii="Arial" w:hAnsi="Arial" w:cs="Arial"/>
-          <w:b/>
-          <w:color w:val="000000"/>
-        </w:rPr>
-        <w:t xml:space="preserve">Clone the repository to your local machine using </w:t>
+        <w:t xml:space="preserve">2. Clone the repository to your local machine using </w:t>
       </w:r>
       <w:r>
         <w:rPr>
@@ -213,6 +215,10 @@
     </w:p>
     <w:p>
       <w:r>
+        <w:rPr>
+          <w:noProof/>
+          <w:lang w:eastAsia="en-IN"/>
+        </w:rPr>
         <w:drawing>
           <wp:inline distT="0" distB="0" distL="0" distR="0" wp14:anchorId="233292CE" wp14:editId="5C0E2D15">
             <wp:extent cx="4743450" cy="2204488"/>
@@ -252,6 +258,10 @@
     </w:p>
     <w:p>
       <w:r>
+        <w:rPr>
+          <w:noProof/>
+          <w:lang w:eastAsia="en-IN"/>
+        </w:rPr>
         <w:drawing>
           <wp:inline distT="0" distB="0" distL="0" distR="0" wp14:anchorId="3117A73C" wp14:editId="73777166">
             <wp:extent cx="5057775" cy="1340094"/>
@@ -297,6 +307,10 @@
         </w:rPr>
       </w:pPr>
       <w:r>
+        <w:rPr>
+          <w:noProof/>
+          <w:lang w:eastAsia="en-IN"/>
+        </w:rPr>
         <w:lastRenderedPageBreak/>
         <w:drawing>
           <wp:inline distT="0" distB="0" distL="0" distR="0" wp14:anchorId="0055BA6E" wp14:editId="73DDC2C8">
@@ -338,6 +352,10 @@
         <w:br/>
       </w:r>
       <w:r>
+        <w:rPr>
+          <w:noProof/>
+          <w:lang w:eastAsia="en-IN"/>
+        </w:rPr>
         <w:drawing>
           <wp:inline distT="0" distB="0" distL="0" distR="0" wp14:anchorId="1D867509" wp14:editId="4A449E3B">
             <wp:extent cx="5731510" cy="1783749"/>
@@ -378,6 +396,10 @@
         <w:br/>
       </w:r>
       <w:r>
+        <w:rPr>
+          <w:noProof/>
+          <w:lang w:eastAsia="en-IN"/>
+        </w:rPr>
         <w:drawing>
           <wp:inline distT="0" distB="0" distL="0" distR="0" wp14:anchorId="45770D9B" wp14:editId="0351DACA">
             <wp:extent cx="5731510" cy="1186716"/>
@@ -423,6 +445,10 @@
         <w:br/>
       </w:r>
       <w:r>
+        <w:rPr>
+          <w:noProof/>
+          <w:lang w:eastAsia="en-IN"/>
+        </w:rPr>
         <w:drawing>
           <wp:inline distT="0" distB="0" distL="0" distR="0" wp14:anchorId="136109E3" wp14:editId="7DC388BA">
             <wp:extent cx="5731510" cy="2043994"/>
@@ -478,15 +504,7 @@
           <w:b/>
           <w:color w:val="000000"/>
         </w:rPr>
-        <w:t xml:space="preserve"> </w:t>
-      </w:r>
-      <w:r>
-        <w:rPr>
-          <w:rFonts w:ascii="Arial" w:hAnsi="Arial" w:cs="Arial"/>
-          <w:b/>
-          <w:color w:val="000000"/>
-        </w:rPr>
-        <w:t xml:space="preserve">Create a new branch named after your username (e.g., </w:t>
+        <w:t xml:space="preserve"> Create a new branch named after your username (e.g., </w:t>
       </w:r>
       <w:proofErr w:type="spellStart"/>
       <w:r>
@@ -576,7 +594,9 @@
       <w:r>
         <w:rPr>
           <w:rFonts w:ascii="Arial" w:hAnsi="Arial" w:cs="Arial"/>
-          <w:color w:val="000000"/>
+          <w:noProof/>
+          <w:color w:val="000000"/>
+          <w:lang w:eastAsia="en-IN"/>
         </w:rPr>
         <w:drawing>
           <wp:inline distT="0" distB="0" distL="0" distR="0" wp14:anchorId="2DDEF709" wp14:editId="1C52283B">
@@ -777,6 +797,10 @@
     </w:p>
     <w:p>
       <w:r>
+        <w:rPr>
+          <w:noProof/>
+          <w:lang w:eastAsia="en-IN"/>
+        </w:rPr>
         <w:drawing>
           <wp:inline distT="0" distB="0" distL="0" distR="0" wp14:anchorId="7CEB44F2" wp14:editId="2551008D">
             <wp:extent cx="4777517" cy="1533525"/>
@@ -817,6 +841,10 @@
         <w:br/>
       </w:r>
       <w:r>
+        <w:rPr>
+          <w:noProof/>
+          <w:lang w:eastAsia="en-IN"/>
+        </w:rPr>
         <w:drawing>
           <wp:inline distT="0" distB="0" distL="0" distR="0" wp14:anchorId="1B4254C5" wp14:editId="4DA4AA9C">
             <wp:extent cx="4781550" cy="2315170"/>
@@ -853,8 +881,6 @@
           </wp:inline>
         </w:drawing>
       </w:r>
-      <w:bookmarkStart w:id="0" w:name="_GoBack"/>
-      <w:bookmarkEnd w:id="0"/>
     </w:p>
     <w:p/>
     <w:p>
@@ -877,6 +903,5369 @@
         <w:t>Commit the changes and merge the branch into the main branch.</w:t>
       </w:r>
     </w:p>
+    <w:p>
+      <w:pPr>
+        <w:rPr>
+          <w:rFonts w:ascii="Arial" w:hAnsi="Arial" w:cs="Arial"/>
+          <w:b/>
+          <w:bCs/>
+          <w:color w:val="000000"/>
+          <w:sz w:val="44"/>
+          <w:szCs w:val="44"/>
+          <w:u w:val="single"/>
+        </w:rPr>
+      </w:pPr>
+      <w:r>
+        <w:rPr>
+          <w:b/>
+          <w:noProof/>
+          <w:lang w:eastAsia="en-IN"/>
+        </w:rPr>
+        <w:lastRenderedPageBreak/>
+        <w:drawing>
+          <wp:inline distT="0" distB="0" distL="0" distR="0" wp14:anchorId="04329580" wp14:editId="1719E850">
+            <wp:extent cx="4419600" cy="1907605"/>
+            <wp:effectExtent l="0" t="0" r="0" b="0"/>
+            <wp:docPr id="2" name="Picture 2"/>
+            <wp:cNvGraphicFramePr>
+              <a:graphicFrameLocks xmlns:a="http://schemas.openxmlformats.org/drawingml/2006/main" noChangeAspect="1"/>
+            </wp:cNvGraphicFramePr>
+            <a:graphic xmlns:a="http://schemas.openxmlformats.org/drawingml/2006/main">
+              <a:graphicData uri="http://schemas.openxmlformats.org/drawingml/2006/picture">
+                <pic:pic xmlns:pic="http://schemas.openxmlformats.org/drawingml/2006/picture">
+                  <pic:nvPicPr>
+                    <pic:cNvPr id="0" name=""/>
+                    <pic:cNvPicPr/>
+                  </pic:nvPicPr>
+                  <pic:blipFill>
+                    <a:blip r:embed="rId17"/>
+                    <a:stretch>
+                      <a:fillRect/>
+                    </a:stretch>
+                  </pic:blipFill>
+                  <pic:spPr>
+                    <a:xfrm>
+                      <a:off x="0" y="0"/>
+                      <a:ext cx="4417642" cy="1906760"/>
+                    </a:xfrm>
+                    <a:prstGeom prst="rect">
+                      <a:avLst/>
+                    </a:prstGeom>
+                  </pic:spPr>
+                </pic:pic>
+              </a:graphicData>
+            </a:graphic>
+          </wp:inline>
+        </w:drawing>
+      </w:r>
+      <w:r>
+        <w:rPr>
+          <w:b/>
+        </w:rPr>
+        <w:br/>
+      </w:r>
+      <w:r>
+        <w:rPr>
+          <w:b/>
+          <w:noProof/>
+          <w:lang w:eastAsia="en-IN"/>
+        </w:rPr>
+        <w:drawing>
+          <wp:inline distT="0" distB="0" distL="0" distR="0" wp14:anchorId="194B8F5F" wp14:editId="4958F5B6">
+            <wp:extent cx="4419600" cy="2244269"/>
+            <wp:effectExtent l="0" t="0" r="0" b="3810"/>
+            <wp:docPr id="9" name="Picture 9"/>
+            <wp:cNvGraphicFramePr>
+              <a:graphicFrameLocks xmlns:a="http://schemas.openxmlformats.org/drawingml/2006/main" noChangeAspect="1"/>
+            </wp:cNvGraphicFramePr>
+            <a:graphic xmlns:a="http://schemas.openxmlformats.org/drawingml/2006/main">
+              <a:graphicData uri="http://schemas.openxmlformats.org/drawingml/2006/picture">
+                <pic:pic xmlns:pic="http://schemas.openxmlformats.org/drawingml/2006/picture">
+                  <pic:nvPicPr>
+                    <pic:cNvPr id="0" name=""/>
+                    <pic:cNvPicPr/>
+                  </pic:nvPicPr>
+                  <pic:blipFill>
+                    <a:blip r:embed="rId18"/>
+                    <a:stretch>
+                      <a:fillRect/>
+                    </a:stretch>
+                  </pic:blipFill>
+                  <pic:spPr>
+                    <a:xfrm>
+                      <a:off x="0" y="0"/>
+                      <a:ext cx="4417642" cy="2243275"/>
+                    </a:xfrm>
+                    <a:prstGeom prst="rect">
+                      <a:avLst/>
+                    </a:prstGeom>
+                  </pic:spPr>
+                </pic:pic>
+              </a:graphicData>
+            </a:graphic>
+          </wp:inline>
+        </w:drawing>
+      </w:r>
+      <w:r>
+        <w:rPr>
+          <w:b/>
+        </w:rPr>
+        <w:br/>
+      </w:r>
+      <w:r>
+        <w:rPr>
+          <w:b/>
+          <w:noProof/>
+          <w:lang w:eastAsia="en-IN"/>
+        </w:rPr>
+        <w:drawing>
+          <wp:inline distT="0" distB="0" distL="0" distR="0" wp14:anchorId="196361D1" wp14:editId="2E73C6FD">
+            <wp:extent cx="5038958" cy="2295525"/>
+            <wp:effectExtent l="0" t="0" r="9525" b="0"/>
+            <wp:docPr id="13" name="Picture 13"/>
+            <wp:cNvGraphicFramePr>
+              <a:graphicFrameLocks xmlns:a="http://schemas.openxmlformats.org/drawingml/2006/main" noChangeAspect="1"/>
+            </wp:cNvGraphicFramePr>
+            <a:graphic xmlns:a="http://schemas.openxmlformats.org/drawingml/2006/main">
+              <a:graphicData uri="http://schemas.openxmlformats.org/drawingml/2006/picture">
+                <pic:pic xmlns:pic="http://schemas.openxmlformats.org/drawingml/2006/picture">
+                  <pic:nvPicPr>
+                    <pic:cNvPr id="0" name=""/>
+                    <pic:cNvPicPr/>
+                  </pic:nvPicPr>
+                  <pic:blipFill>
+                    <a:blip r:embed="rId19"/>
+                    <a:stretch>
+                      <a:fillRect/>
+                    </a:stretch>
+                  </pic:blipFill>
+                  <pic:spPr>
+                    <a:xfrm>
+                      <a:off x="0" y="0"/>
+                      <a:ext cx="5041219" cy="2296555"/>
+                    </a:xfrm>
+                    <a:prstGeom prst="rect">
+                      <a:avLst/>
+                    </a:prstGeom>
+                  </pic:spPr>
+                </pic:pic>
+              </a:graphicData>
+            </a:graphic>
+          </wp:inline>
+        </w:drawing>
+      </w:r>
+      <w:r>
+        <w:rPr>
+          <w:b/>
+        </w:rPr>
+        <w:br/>
+      </w:r>
+      <w:r>
+        <w:rPr>
+          <w:b/>
+        </w:rPr>
+        <w:br/>
+      </w:r>
+    </w:p>
+    <w:p>
+      <w:pPr>
+        <w:rPr>
+          <w:rFonts w:ascii="Arial" w:hAnsi="Arial" w:cs="Arial"/>
+          <w:b/>
+          <w:bCs/>
+          <w:color w:val="000000"/>
+          <w:sz w:val="44"/>
+          <w:szCs w:val="44"/>
+          <w:u w:val="single"/>
+        </w:rPr>
+      </w:pPr>
+    </w:p>
+    <w:p>
+      <w:pPr>
+        <w:rPr>
+          <w:rFonts w:ascii="Arial" w:hAnsi="Arial" w:cs="Arial"/>
+          <w:b/>
+          <w:bCs/>
+          <w:color w:val="000000"/>
+          <w:sz w:val="44"/>
+          <w:szCs w:val="44"/>
+          <w:u w:val="single"/>
+        </w:rPr>
+      </w:pPr>
+    </w:p>
+    <w:p>
+      <w:r>
+        <w:rPr>
+          <w:rFonts w:ascii="Arial" w:hAnsi="Arial" w:cs="Arial"/>
+          <w:b/>
+          <w:bCs/>
+          <w:color w:val="000000"/>
+          <w:sz w:val="44"/>
+          <w:szCs w:val="44"/>
+          <w:u w:val="single"/>
+        </w:rPr>
+        <w:lastRenderedPageBreak/>
+        <w:t xml:space="preserve">Task 2: </w:t>
+      </w:r>
+      <w:r>
+        <w:rPr>
+          <w:rFonts w:ascii="Arial" w:hAnsi="Arial" w:cs="Arial"/>
+          <w:b/>
+          <w:bCs/>
+          <w:color w:val="000000"/>
+          <w:sz w:val="44"/>
+          <w:szCs w:val="44"/>
+        </w:rPr>
+        <w:t>Update</w:t>
+      </w:r>
+      <w:r>
+        <w:rPr>
+          <w:rFonts w:ascii="Arial" w:hAnsi="Arial" w:cs="Arial"/>
+          <w:b/>
+          <w:bCs/>
+          <w:color w:val="000000"/>
+          <w:sz w:val="44"/>
+          <w:szCs w:val="44"/>
+          <w:u w:val="single"/>
+        </w:rPr>
+        <w:t xml:space="preserve"> JSON &amp; Resolve Conflicts</w:t>
+      </w:r>
+      <w:r>
+        <w:rPr>
+          <w:rFonts w:ascii="Arial" w:hAnsi="Arial" w:cs="Arial"/>
+          <w:b/>
+          <w:bCs/>
+          <w:color w:val="000000"/>
+          <w:sz w:val="44"/>
+          <w:szCs w:val="44"/>
+          <w:u w:val="single"/>
+        </w:rPr>
+        <w:br/>
+      </w:r>
+      <w:r>
+        <w:rPr>
+          <w:rFonts w:ascii="Arial" w:hAnsi="Arial" w:cs="Arial"/>
+          <w:b/>
+          <w:bCs/>
+          <w:color w:val="000000"/>
+          <w:sz w:val="44"/>
+          <w:szCs w:val="44"/>
+          <w:u w:val="single"/>
+        </w:rPr>
+        <w:br/>
+      </w:r>
+      <w:r>
+        <w:rPr>
+          <w:rFonts w:ascii="Arial" w:hAnsi="Arial" w:cs="Arial"/>
+          <w:b/>
+          <w:color w:val="000000"/>
+        </w:rPr>
+        <w:t xml:space="preserve">6. </w:t>
+      </w:r>
+      <w:r>
+        <w:rPr>
+          <w:rFonts w:ascii="Arial" w:hAnsi="Arial" w:cs="Arial"/>
+          <w:b/>
+          <w:color w:val="000000"/>
+        </w:rPr>
+        <w:t xml:space="preserve">Create a new branch named _new (e.g., </w:t>
+      </w:r>
+      <w:proofErr w:type="spellStart"/>
+      <w:r>
+        <w:rPr>
+          <w:rFonts w:ascii="Arial" w:hAnsi="Arial" w:cs="Arial"/>
+          <w:b/>
+          <w:color w:val="000000"/>
+        </w:rPr>
+        <w:t>Tutedude_new</w:t>
+      </w:r>
+      <w:proofErr w:type="spellEnd"/>
+      <w:r>
+        <w:rPr>
+          <w:rFonts w:ascii="Arial" w:hAnsi="Arial" w:cs="Arial"/>
+          <w:b/>
+          <w:color w:val="000000"/>
+        </w:rPr>
+        <w:t>).</w:t>
+      </w:r>
+      <w:r>
+        <w:rPr>
+          <w:rFonts w:ascii="Arial" w:hAnsi="Arial" w:cs="Arial"/>
+          <w:b/>
+          <w:color w:val="000000"/>
+        </w:rPr>
+        <w:br/>
+      </w:r>
+      <w:proofErr w:type="spellStart"/>
+      <w:proofErr w:type="gramStart"/>
+      <w:r>
+        <w:rPr>
+          <w:rFonts w:ascii="Arial" w:hAnsi="Arial" w:cs="Arial"/>
+          <w:b/>
+          <w:color w:val="000000"/>
+        </w:rPr>
+        <w:t>ans</w:t>
+      </w:r>
+      <w:proofErr w:type="spellEnd"/>
+      <w:r>
+        <w:rPr>
+          <w:rFonts w:ascii="Arial" w:hAnsi="Arial" w:cs="Arial"/>
+          <w:b/>
+          <w:color w:val="000000"/>
+        </w:rPr>
+        <w:t xml:space="preserve"> :</w:t>
+      </w:r>
+      <w:proofErr w:type="gramEnd"/>
+      <w:r>
+        <w:rPr>
+          <w:rFonts w:ascii="Arial" w:hAnsi="Arial" w:cs="Arial"/>
+          <w:b/>
+          <w:color w:val="000000"/>
+        </w:rPr>
+        <w:t xml:space="preserve"> </w:t>
+      </w:r>
+      <w:r>
+        <w:rPr>
+          <w:rFonts w:ascii="Arial" w:hAnsi="Arial" w:cs="Arial"/>
+          <w:color w:val="000000"/>
+        </w:rPr>
+        <w:t xml:space="preserve">git checkout -b </w:t>
+      </w:r>
+      <w:proofErr w:type="spellStart"/>
+      <w:r>
+        <w:rPr>
+          <w:rFonts w:ascii="Arial" w:hAnsi="Arial" w:cs="Arial"/>
+          <w:color w:val="000000"/>
+        </w:rPr>
+        <w:t>Tutedude_new</w:t>
+      </w:r>
+      <w:proofErr w:type="spellEnd"/>
+      <w:r>
+        <w:rPr>
+          <w:rFonts w:ascii="Arial" w:hAnsi="Arial" w:cs="Arial"/>
+          <w:color w:val="000000"/>
+        </w:rPr>
+        <w:br/>
+      </w:r>
+      <w:r>
+        <w:rPr>
+          <w:rFonts w:ascii="Arial" w:hAnsi="Arial" w:cs="Arial"/>
+          <w:b/>
+          <w:color w:val="000000"/>
+        </w:rPr>
+        <w:br/>
+      </w:r>
+      <w:r>
+        <w:rPr>
+          <w:b/>
+          <w:noProof/>
+          <w:lang w:eastAsia="en-IN"/>
+        </w:rPr>
+        <w:drawing>
+          <wp:inline distT="0" distB="0" distL="0" distR="0" wp14:anchorId="7C7AF425" wp14:editId="13F534E4">
+            <wp:extent cx="5731510" cy="1047715"/>
+            <wp:effectExtent l="0" t="0" r="2540" b="635"/>
+            <wp:docPr id="14" name="Picture 14"/>
+            <wp:cNvGraphicFramePr>
+              <a:graphicFrameLocks xmlns:a="http://schemas.openxmlformats.org/drawingml/2006/main" noChangeAspect="1"/>
+            </wp:cNvGraphicFramePr>
+            <a:graphic xmlns:a="http://schemas.openxmlformats.org/drawingml/2006/main">
+              <a:graphicData uri="http://schemas.openxmlformats.org/drawingml/2006/picture">
+                <pic:pic xmlns:pic="http://schemas.openxmlformats.org/drawingml/2006/picture">
+                  <pic:nvPicPr>
+                    <pic:cNvPr id="0" name=""/>
+                    <pic:cNvPicPr/>
+                  </pic:nvPicPr>
+                  <pic:blipFill>
+                    <a:blip r:embed="rId20"/>
+                    <a:stretch>
+                      <a:fillRect/>
+                    </a:stretch>
+                  </pic:blipFill>
+                  <pic:spPr>
+                    <a:xfrm>
+                      <a:off x="0" y="0"/>
+                      <a:ext cx="5731510" cy="1047715"/>
+                    </a:xfrm>
+                    <a:prstGeom prst="rect">
+                      <a:avLst/>
+                    </a:prstGeom>
+                  </pic:spPr>
+                </pic:pic>
+              </a:graphicData>
+            </a:graphic>
+          </wp:inline>
+        </w:drawing>
+      </w:r>
+      <w:r>
+        <w:rPr>
+          <w:rFonts w:ascii="Arial" w:hAnsi="Arial" w:cs="Arial"/>
+          <w:b/>
+          <w:color w:val="000000"/>
+        </w:rPr>
+        <w:br/>
+      </w:r>
+      <w:r>
+        <w:rPr>
+          <w:rFonts w:ascii="Arial" w:hAnsi="Arial" w:cs="Arial"/>
+          <w:b/>
+          <w:color w:val="000000"/>
+        </w:rPr>
+        <w:br/>
+      </w:r>
+      <w:r>
+        <w:rPr>
+          <w:rFonts w:ascii="Arial" w:hAnsi="Arial" w:cs="Arial"/>
+          <w:b/>
+          <w:color w:val="000000"/>
+        </w:rPr>
+        <w:t xml:space="preserve">7. Update the content of the JSON file used for the </w:t>
+      </w:r>
+      <w:r>
+        <w:rPr>
+          <w:rFonts w:ascii="Consolas" w:hAnsi="Consolas"/>
+          <w:b/>
+          <w:color w:val="000000"/>
+          <w:sz w:val="21"/>
+          <w:szCs w:val="21"/>
+          <w:shd w:val="clear" w:color="auto" w:fill="F0F0F0"/>
+        </w:rPr>
+        <w:t>/</w:t>
+      </w:r>
+      <w:proofErr w:type="spellStart"/>
+      <w:proofErr w:type="gramStart"/>
+      <w:r>
+        <w:rPr>
+          <w:rFonts w:ascii="Consolas" w:hAnsi="Consolas"/>
+          <w:b/>
+          <w:color w:val="000000"/>
+          <w:sz w:val="21"/>
+          <w:szCs w:val="21"/>
+          <w:shd w:val="clear" w:color="auto" w:fill="F0F0F0"/>
+        </w:rPr>
+        <w:t>api</w:t>
+      </w:r>
+      <w:proofErr w:type="spellEnd"/>
+      <w:proofErr w:type="gramEnd"/>
+      <w:r>
+        <w:rPr>
+          <w:rFonts w:ascii="Arial" w:hAnsi="Arial" w:cs="Arial"/>
+          <w:b/>
+          <w:color w:val="000000"/>
+        </w:rPr>
+        <w:t xml:space="preserve"> route in this branch.</w:t>
+      </w:r>
+      <w:r>
+        <w:rPr>
+          <w:rFonts w:ascii="Arial" w:hAnsi="Arial" w:cs="Arial"/>
+          <w:b/>
+          <w:color w:val="000000"/>
+        </w:rPr>
+        <w:br/>
+      </w:r>
+      <w:proofErr w:type="spellStart"/>
+      <w:proofErr w:type="gramStart"/>
+      <w:r>
+        <w:rPr>
+          <w:rFonts w:ascii="Arial" w:hAnsi="Arial" w:cs="Arial"/>
+          <w:b/>
+          <w:color w:val="000000"/>
+        </w:rPr>
+        <w:t>ans</w:t>
+      </w:r>
+      <w:proofErr w:type="spellEnd"/>
+      <w:r>
+        <w:rPr>
+          <w:rFonts w:ascii="Arial" w:hAnsi="Arial" w:cs="Arial"/>
+          <w:b/>
+          <w:color w:val="000000"/>
+        </w:rPr>
+        <w:t xml:space="preserve"> :</w:t>
+      </w:r>
+      <w:proofErr w:type="gramEnd"/>
+      <w:r>
+        <w:rPr>
+          <w:rFonts w:ascii="Arial" w:hAnsi="Arial" w:cs="Arial"/>
+          <w:b/>
+          <w:color w:val="000000"/>
+        </w:rPr>
+        <w:t xml:space="preserve"> </w:t>
+      </w:r>
+      <w:r>
+        <w:rPr>
+          <w:rFonts w:ascii="Arial" w:hAnsi="Arial" w:cs="Arial"/>
+          <w:color w:val="000000"/>
+        </w:rPr>
+        <w:br/>
+      </w:r>
+      <w:r>
+        <w:t xml:space="preserve">command : </w:t>
+      </w:r>
+    </w:p>
+    <w:p>
+      <w:proofErr w:type="gramStart"/>
+      <w:r>
+        <w:t>git</w:t>
+      </w:r>
+      <w:proofErr w:type="gramEnd"/>
+      <w:r>
+        <w:t xml:space="preserve"> add .</w:t>
+      </w:r>
+      <w:r>
+        <w:br/>
+      </w:r>
+      <w:proofErr w:type="gramStart"/>
+      <w:r>
+        <w:t>git</w:t>
+      </w:r>
+      <w:proofErr w:type="gramEnd"/>
+      <w:r>
+        <w:t xml:space="preserve"> commit -m " Update </w:t>
+      </w:r>
+      <w:proofErr w:type="spellStart"/>
+      <w:r>
+        <w:t>JSOn</w:t>
+      </w:r>
+      <w:proofErr w:type="spellEnd"/>
+      <w:r>
+        <w:t xml:space="preserve"> file and Ad new data"</w:t>
+      </w:r>
+    </w:p>
+    <w:p>
+      <w:pPr>
+        <w:pStyle w:val="NormalWeb"/>
+        <w:numPr>
+          <w:ilvl w:val="0"/>
+          <w:numId w:val="6"/>
+        </w:numPr>
+        <w:spacing w:before="0" w:beforeAutospacing="0" w:after="0" w:afterAutospacing="0"/>
+        <w:textAlignment w:val="baseline"/>
+        <w:rPr>
+          <w:rFonts w:ascii="Arial" w:hAnsi="Arial" w:cs="Arial"/>
+          <w:color w:val="000000"/>
+        </w:rPr>
+      </w:pPr>
+      <w:r>
+        <w:br/>
+      </w:r>
+      <w:r>
+        <w:rPr>
+          <w:noProof/>
+        </w:rPr>
+        <w:drawing>
+          <wp:inline distT="0" distB="0" distL="0" distR="0" wp14:anchorId="12031557" wp14:editId="1B565697">
+            <wp:extent cx="3505200" cy="3010690"/>
+            <wp:effectExtent l="0" t="0" r="0" b="0"/>
+            <wp:docPr id="15" name="Picture 15"/>
+            <wp:cNvGraphicFramePr>
+              <a:graphicFrameLocks xmlns:a="http://schemas.openxmlformats.org/drawingml/2006/main" noChangeAspect="1"/>
+            </wp:cNvGraphicFramePr>
+            <a:graphic xmlns:a="http://schemas.openxmlformats.org/drawingml/2006/main">
+              <a:graphicData uri="http://schemas.openxmlformats.org/drawingml/2006/picture">
+                <pic:pic xmlns:pic="http://schemas.openxmlformats.org/drawingml/2006/picture">
+                  <pic:nvPicPr>
+                    <pic:cNvPr id="0" name=""/>
+                    <pic:cNvPicPr/>
+                  </pic:nvPicPr>
+                  <pic:blipFill>
+                    <a:blip r:embed="rId21"/>
+                    <a:stretch>
+                      <a:fillRect/>
+                    </a:stretch>
+                  </pic:blipFill>
+                  <pic:spPr>
+                    <a:xfrm>
+                      <a:off x="0" y="0"/>
+                      <a:ext cx="3505689" cy="3011110"/>
+                    </a:xfrm>
+                    <a:prstGeom prst="rect">
+                      <a:avLst/>
+                    </a:prstGeom>
+                  </pic:spPr>
+                </pic:pic>
+              </a:graphicData>
+            </a:graphic>
+          </wp:inline>
+        </w:drawing>
+      </w:r>
+      <w:r>
+        <w:br/>
+      </w:r>
+      <w:r>
+        <w:rPr>
+          <w:noProof/>
+        </w:rPr>
+        <w:drawing>
+          <wp:inline distT="0" distB="0" distL="0" distR="0" wp14:anchorId="5A44AA3B" wp14:editId="17438F4C">
+            <wp:extent cx="4102064" cy="1038225"/>
+            <wp:effectExtent l="0" t="0" r="0" b="0"/>
+            <wp:docPr id="16" name="Picture 16"/>
+            <wp:cNvGraphicFramePr>
+              <a:graphicFrameLocks xmlns:a="http://schemas.openxmlformats.org/drawingml/2006/main" noChangeAspect="1"/>
+            </wp:cNvGraphicFramePr>
+            <a:graphic xmlns:a="http://schemas.openxmlformats.org/drawingml/2006/main">
+              <a:graphicData uri="http://schemas.openxmlformats.org/drawingml/2006/picture">
+                <pic:pic xmlns:pic="http://schemas.openxmlformats.org/drawingml/2006/picture">
+                  <pic:nvPicPr>
+                    <pic:cNvPr id="0" name=""/>
+                    <pic:cNvPicPr/>
+                  </pic:nvPicPr>
+                  <pic:blipFill>
+                    <a:blip r:embed="rId22"/>
+                    <a:stretch>
+                      <a:fillRect/>
+                    </a:stretch>
+                  </pic:blipFill>
+                  <pic:spPr>
+                    <a:xfrm>
+                      <a:off x="0" y="0"/>
+                      <a:ext cx="4110096" cy="1040258"/>
+                    </a:xfrm>
+                    <a:prstGeom prst="rect">
+                      <a:avLst/>
+                    </a:prstGeom>
+                  </pic:spPr>
+                </pic:pic>
+              </a:graphicData>
+            </a:graphic>
+          </wp:inline>
+        </w:drawing>
+      </w:r>
+      <w:r>
+        <w:br/>
+      </w:r>
+      <w:r>
+        <w:br/>
+      </w:r>
+    </w:p>
+    <w:p>
+      <w:pPr>
+        <w:pStyle w:val="NormalWeb"/>
+        <w:spacing w:before="0" w:beforeAutospacing="0" w:after="0" w:afterAutospacing="0"/>
+        <w:ind w:left="142"/>
+        <w:textAlignment w:val="baseline"/>
+        <w:rPr>
+          <w:rFonts w:ascii="Arial" w:hAnsi="Arial" w:cs="Arial"/>
+          <w:color w:val="000000"/>
+        </w:rPr>
+      </w:pPr>
+    </w:p>
+    <w:p>
+      <w:pPr>
+        <w:pStyle w:val="NormalWeb"/>
+        <w:spacing w:before="0" w:beforeAutospacing="0" w:after="0" w:afterAutospacing="0"/>
+        <w:ind w:left="502"/>
+        <w:textAlignment w:val="baseline"/>
+        <w:rPr>
+          <w:rFonts w:ascii="Arial" w:hAnsi="Arial" w:cs="Arial"/>
+          <w:color w:val="000000"/>
+        </w:rPr>
+      </w:pPr>
+      <w:r>
+        <w:rPr>
+          <w:rFonts w:ascii="Arial" w:hAnsi="Arial" w:cs="Arial"/>
+          <w:b/>
+          <w:color w:val="000000"/>
+        </w:rPr>
+        <w:lastRenderedPageBreak/>
+        <w:t>8. Merge the _new branch into the main branch.</w:t>
+      </w:r>
+      <w:r>
+        <w:rPr>
+          <w:rFonts w:ascii="Arial" w:hAnsi="Arial" w:cs="Arial"/>
+          <w:b/>
+          <w:color w:val="000000"/>
+        </w:rPr>
+        <w:br/>
+      </w:r>
+      <w:proofErr w:type="spellStart"/>
+      <w:proofErr w:type="gramStart"/>
+      <w:r>
+        <w:rPr>
+          <w:rFonts w:ascii="Arial" w:hAnsi="Arial" w:cs="Arial"/>
+          <w:b/>
+          <w:color w:val="000000"/>
+        </w:rPr>
+        <w:t>ans</w:t>
+      </w:r>
+      <w:proofErr w:type="spellEnd"/>
+      <w:r>
+        <w:rPr>
+          <w:rFonts w:ascii="Arial" w:hAnsi="Arial" w:cs="Arial"/>
+          <w:b/>
+          <w:color w:val="000000"/>
+        </w:rPr>
+        <w:t xml:space="preserve"> :</w:t>
+      </w:r>
+      <w:proofErr w:type="gramEnd"/>
+    </w:p>
+    <w:p>
+      <w:pPr>
+        <w:pStyle w:val="NormalWeb"/>
+        <w:numPr>
+          <w:ilvl w:val="0"/>
+          <w:numId w:val="7"/>
+        </w:numPr>
+        <w:spacing w:before="0" w:beforeAutospacing="0" w:after="0" w:afterAutospacing="0"/>
+        <w:textAlignment w:val="baseline"/>
+        <w:rPr>
+          <w:rFonts w:ascii="Arial" w:hAnsi="Arial" w:cs="Arial"/>
+          <w:color w:val="000000"/>
+        </w:rPr>
+      </w:pPr>
+      <w:proofErr w:type="gramStart"/>
+      <w:r>
+        <w:rPr>
+          <w:rFonts w:ascii="Arial" w:hAnsi="Arial" w:cs="Arial"/>
+          <w:color w:val="000000"/>
+        </w:rPr>
+        <w:t>git</w:t>
+      </w:r>
+      <w:proofErr w:type="gramEnd"/>
+      <w:r>
+        <w:rPr>
+          <w:rFonts w:ascii="Arial" w:hAnsi="Arial" w:cs="Arial"/>
+          <w:color w:val="000000"/>
+        </w:rPr>
+        <w:t xml:space="preserve"> merge </w:t>
+      </w:r>
+      <w:proofErr w:type="spellStart"/>
+      <w:r>
+        <w:rPr>
+          <w:rFonts w:ascii="Arial" w:hAnsi="Arial" w:cs="Arial"/>
+          <w:color w:val="000000"/>
+        </w:rPr>
+        <w:t>Tutedude_new</w:t>
+      </w:r>
+      <w:proofErr w:type="spellEnd"/>
+      <w:r>
+        <w:rPr>
+          <w:rFonts w:ascii="Arial" w:hAnsi="Arial" w:cs="Arial"/>
+          <w:color w:val="000000"/>
+        </w:rPr>
+        <w:t xml:space="preserve"> </w:t>
+      </w:r>
+      <w:r>
+        <w:rPr>
+          <w:rFonts w:ascii="Arial" w:hAnsi="Arial" w:cs="Arial"/>
+          <w:noProof/>
+          <w:color w:val="000000"/>
+        </w:rPr>
+        <w:drawing>
+          <wp:inline distT="0" distB="0" distL="0" distR="0" wp14:anchorId="0BBB42E6" wp14:editId="2A021F0A">
+            <wp:extent cx="5731510" cy="2874328"/>
+            <wp:effectExtent l="0" t="0" r="2540" b="2540"/>
+            <wp:docPr id="17" name="Picture 17"/>
+            <wp:cNvGraphicFramePr>
+              <a:graphicFrameLocks xmlns:a="http://schemas.openxmlformats.org/drawingml/2006/main" noChangeAspect="1"/>
+            </wp:cNvGraphicFramePr>
+            <a:graphic xmlns:a="http://schemas.openxmlformats.org/drawingml/2006/main">
+              <a:graphicData uri="http://schemas.openxmlformats.org/drawingml/2006/picture">
+                <pic:pic xmlns:pic="http://schemas.openxmlformats.org/drawingml/2006/picture">
+                  <pic:nvPicPr>
+                    <pic:cNvPr id="0" name=""/>
+                    <pic:cNvPicPr/>
+                  </pic:nvPicPr>
+                  <pic:blipFill>
+                    <a:blip r:embed="rId23"/>
+                    <a:stretch>
+                      <a:fillRect/>
+                    </a:stretch>
+                  </pic:blipFill>
+                  <pic:spPr>
+                    <a:xfrm>
+                      <a:off x="0" y="0"/>
+                      <a:ext cx="5731510" cy="2874328"/>
+                    </a:xfrm>
+                    <a:prstGeom prst="rect">
+                      <a:avLst/>
+                    </a:prstGeom>
+                  </pic:spPr>
+                </pic:pic>
+              </a:graphicData>
+            </a:graphic>
+          </wp:inline>
+        </w:drawing>
+      </w:r>
+      <w:r>
+        <w:rPr>
+          <w:rFonts w:ascii="Arial" w:hAnsi="Arial" w:cs="Arial"/>
+          <w:color w:val="000000"/>
+        </w:rPr>
+        <w:br/>
+      </w:r>
+      <w:r>
+        <w:rPr>
+          <w:rFonts w:ascii="Arial" w:hAnsi="Arial" w:cs="Arial"/>
+          <w:noProof/>
+          <w:color w:val="000000"/>
+        </w:rPr>
+        <w:drawing>
+          <wp:inline distT="0" distB="0" distL="0" distR="0" wp14:anchorId="2E6D7FED" wp14:editId="39D170E7">
+            <wp:extent cx="5731510" cy="2743899"/>
+            <wp:effectExtent l="0" t="0" r="2540" b="0"/>
+            <wp:docPr id="18" name="Picture 18"/>
+            <wp:cNvGraphicFramePr>
+              <a:graphicFrameLocks xmlns:a="http://schemas.openxmlformats.org/drawingml/2006/main" noChangeAspect="1"/>
+            </wp:cNvGraphicFramePr>
+            <a:graphic xmlns:a="http://schemas.openxmlformats.org/drawingml/2006/main">
+              <a:graphicData uri="http://schemas.openxmlformats.org/drawingml/2006/picture">
+                <pic:pic xmlns:pic="http://schemas.openxmlformats.org/drawingml/2006/picture">
+                  <pic:nvPicPr>
+                    <pic:cNvPr id="0" name=""/>
+                    <pic:cNvPicPr/>
+                  </pic:nvPicPr>
+                  <pic:blipFill>
+                    <a:blip r:embed="rId24"/>
+                    <a:stretch>
+                      <a:fillRect/>
+                    </a:stretch>
+                  </pic:blipFill>
+                  <pic:spPr>
+                    <a:xfrm>
+                      <a:off x="0" y="0"/>
+                      <a:ext cx="5731510" cy="2743899"/>
+                    </a:xfrm>
+                    <a:prstGeom prst="rect">
+                      <a:avLst/>
+                    </a:prstGeom>
+                  </pic:spPr>
+                </pic:pic>
+              </a:graphicData>
+            </a:graphic>
+          </wp:inline>
+        </w:drawing>
+      </w:r>
+      <w:r>
+        <w:rPr>
+          <w:rFonts w:ascii="Arial" w:hAnsi="Arial" w:cs="Arial"/>
+          <w:color w:val="000000"/>
+        </w:rPr>
+        <w:br/>
+      </w:r>
+      <w:r>
+        <w:rPr>
+          <w:rFonts w:ascii="Arial" w:hAnsi="Arial" w:cs="Arial"/>
+          <w:b/>
+          <w:color w:val="000000"/>
+        </w:rPr>
+        <w:t xml:space="preserve">9. </w:t>
+      </w:r>
+      <w:r>
+        <w:rPr>
+          <w:rFonts w:ascii="Arial" w:hAnsi="Arial" w:cs="Arial"/>
+          <w:b/>
+          <w:color w:val="000000"/>
+        </w:rPr>
+        <w:t>If there are conflicts during the merge, resolve them by accepting the changes from the _new branch.</w:t>
+      </w:r>
+      <w:r>
+        <w:rPr>
+          <w:rFonts w:ascii="Arial" w:hAnsi="Arial" w:cs="Arial"/>
+          <w:b/>
+          <w:color w:val="000000"/>
+        </w:rPr>
+        <w:br/>
+      </w:r>
+      <w:proofErr w:type="spellStart"/>
+      <w:r>
+        <w:rPr>
+          <w:rFonts w:ascii="Arial" w:hAnsi="Arial" w:cs="Arial"/>
+          <w:b/>
+          <w:color w:val="000000"/>
+        </w:rPr>
+        <w:t>ans</w:t>
+      </w:r>
+      <w:proofErr w:type="spellEnd"/>
+      <w:r>
+        <w:rPr>
+          <w:rFonts w:ascii="Arial" w:hAnsi="Arial" w:cs="Arial"/>
+          <w:b/>
+          <w:color w:val="000000"/>
+        </w:rPr>
+        <w:t xml:space="preserve"> :</w:t>
+      </w:r>
+    </w:p>
+    <w:p>
+      <w:pPr>
+        <w:pStyle w:val="NormalWeb"/>
+        <w:spacing w:before="0" w:beforeAutospacing="0" w:after="0" w:afterAutospacing="0"/>
+        <w:ind w:left="720"/>
+        <w:textAlignment w:val="baseline"/>
+        <w:rPr>
+          <w:rFonts w:ascii="Arial" w:hAnsi="Arial" w:cs="Arial"/>
+          <w:color w:val="000000"/>
+        </w:rPr>
+      </w:pPr>
+      <w:r>
+        <w:rPr>
+          <w:rFonts w:ascii="Arial" w:hAnsi="Arial" w:cs="Arial"/>
+          <w:noProof/>
+          <w:color w:val="000000"/>
+        </w:rPr>
+        <w:drawing>
+          <wp:inline distT="0" distB="0" distL="0" distR="0" wp14:anchorId="4375DA84" wp14:editId="3D9AD350">
+            <wp:extent cx="3362325" cy="1614706"/>
+            <wp:effectExtent l="0" t="0" r="0" b="5080"/>
+            <wp:docPr id="19" name="Picture 19"/>
+            <wp:cNvGraphicFramePr>
+              <a:graphicFrameLocks xmlns:a="http://schemas.openxmlformats.org/drawingml/2006/main" noChangeAspect="1"/>
+            </wp:cNvGraphicFramePr>
+            <a:graphic xmlns:a="http://schemas.openxmlformats.org/drawingml/2006/main">
+              <a:graphicData uri="http://schemas.openxmlformats.org/drawingml/2006/picture">
+                <pic:pic xmlns:pic="http://schemas.openxmlformats.org/drawingml/2006/picture">
+                  <pic:nvPicPr>
+                    <pic:cNvPr id="0" name=""/>
+                    <pic:cNvPicPr/>
+                  </pic:nvPicPr>
+                  <pic:blipFill>
+                    <a:blip r:embed="rId25"/>
+                    <a:stretch>
+                      <a:fillRect/>
+                    </a:stretch>
+                  </pic:blipFill>
+                  <pic:spPr>
+                    <a:xfrm>
+                      <a:off x="0" y="0"/>
+                      <a:ext cx="3362016" cy="1614558"/>
+                    </a:xfrm>
+                    <a:prstGeom prst="rect">
+                      <a:avLst/>
+                    </a:prstGeom>
+                  </pic:spPr>
+                </pic:pic>
+              </a:graphicData>
+            </a:graphic>
+          </wp:inline>
+        </w:drawing>
+      </w:r>
+    </w:p>
+    <w:p>
+      <w:pPr>
+        <w:pStyle w:val="NormalWeb"/>
+        <w:spacing w:before="0" w:beforeAutospacing="0" w:after="0" w:afterAutospacing="0"/>
+        <w:ind w:left="720"/>
+        <w:textAlignment w:val="baseline"/>
+        <w:rPr>
+          <w:rFonts w:ascii="Arial" w:hAnsi="Arial" w:cs="Arial"/>
+          <w:color w:val="000000"/>
+        </w:rPr>
+      </w:pPr>
+      <w:r>
+        <w:rPr>
+          <w:rFonts w:ascii="Arial" w:hAnsi="Arial" w:cs="Arial"/>
+          <w:noProof/>
+          <w:color w:val="000000"/>
+        </w:rPr>
+        <w:lastRenderedPageBreak/>
+        <w:drawing>
+          <wp:inline distT="0" distB="0" distL="0" distR="0" wp14:anchorId="62E161C1" wp14:editId="15CEBE0E">
+            <wp:extent cx="4448175" cy="1323975"/>
+            <wp:effectExtent l="0" t="0" r="9525" b="9525"/>
+            <wp:docPr id="20" name="Picture 20"/>
+            <wp:cNvGraphicFramePr>
+              <a:graphicFrameLocks xmlns:a="http://schemas.openxmlformats.org/drawingml/2006/main" noChangeAspect="1"/>
+            </wp:cNvGraphicFramePr>
+            <a:graphic xmlns:a="http://schemas.openxmlformats.org/drawingml/2006/main">
+              <a:graphicData uri="http://schemas.openxmlformats.org/drawingml/2006/picture">
+                <pic:pic xmlns:pic="http://schemas.openxmlformats.org/drawingml/2006/picture">
+                  <pic:nvPicPr>
+                    <pic:cNvPr id="0" name=""/>
+                    <pic:cNvPicPr/>
+                  </pic:nvPicPr>
+                  <pic:blipFill>
+                    <a:blip r:embed="rId26"/>
+                    <a:stretch>
+                      <a:fillRect/>
+                    </a:stretch>
+                  </pic:blipFill>
+                  <pic:spPr>
+                    <a:xfrm>
+                      <a:off x="0" y="0"/>
+                      <a:ext cx="4449260" cy="1324298"/>
+                    </a:xfrm>
+                    <a:prstGeom prst="rect">
+                      <a:avLst/>
+                    </a:prstGeom>
+                  </pic:spPr>
+                </pic:pic>
+              </a:graphicData>
+            </a:graphic>
+          </wp:inline>
+        </w:drawing>
+      </w:r>
+      <w:r>
+        <w:rPr>
+          <w:rFonts w:ascii="Arial" w:hAnsi="Arial" w:cs="Arial"/>
+          <w:color w:val="000000"/>
+        </w:rPr>
+        <w:br/>
+      </w:r>
+      <w:r>
+        <w:rPr>
+          <w:rFonts w:ascii="Arial" w:hAnsi="Arial" w:cs="Arial"/>
+          <w:color w:val="000000"/>
+        </w:rPr>
+        <w:drawing>
+          <wp:inline distT="0" distB="0" distL="0" distR="0" wp14:anchorId="06DC514B" wp14:editId="79FB771C">
+            <wp:extent cx="4448175" cy="1913760"/>
+            <wp:effectExtent l="0" t="0" r="0" b="0"/>
+            <wp:docPr id="42" name="Picture 42"/>
+            <wp:cNvGraphicFramePr>
+              <a:graphicFrameLocks xmlns:a="http://schemas.openxmlformats.org/drawingml/2006/main" noChangeAspect="1"/>
+            </wp:cNvGraphicFramePr>
+            <a:graphic xmlns:a="http://schemas.openxmlformats.org/drawingml/2006/main">
+              <a:graphicData uri="http://schemas.openxmlformats.org/drawingml/2006/picture">
+                <pic:pic xmlns:pic="http://schemas.openxmlformats.org/drawingml/2006/picture">
+                  <pic:nvPicPr>
+                    <pic:cNvPr id="0" name=""/>
+                    <pic:cNvPicPr/>
+                  </pic:nvPicPr>
+                  <pic:blipFill>
+                    <a:blip r:embed="rId27"/>
+                    <a:stretch>
+                      <a:fillRect/>
+                    </a:stretch>
+                  </pic:blipFill>
+                  <pic:spPr>
+                    <a:xfrm>
+                      <a:off x="0" y="0"/>
+                      <a:ext cx="4446229" cy="1912923"/>
+                    </a:xfrm>
+                    <a:prstGeom prst="rect">
+                      <a:avLst/>
+                    </a:prstGeom>
+                  </pic:spPr>
+                </pic:pic>
+              </a:graphicData>
+            </a:graphic>
+          </wp:inline>
+        </w:drawing>
+      </w:r>
+      <w:bookmarkStart w:id="0" w:name="_GoBack"/>
+      <w:bookmarkEnd w:id="0"/>
+    </w:p>
+    <w:p>
+      <w:pPr>
+        <w:pStyle w:val="NormalWeb"/>
+        <w:spacing w:before="0" w:beforeAutospacing="0" w:after="0" w:afterAutospacing="0"/>
+        <w:ind w:left="720"/>
+        <w:textAlignment w:val="baseline"/>
+        <w:rPr>
+          <w:rFonts w:ascii="Arial" w:hAnsi="Arial" w:cs="Arial"/>
+          <w:color w:val="000000"/>
+        </w:rPr>
+      </w:pPr>
+    </w:p>
+    <w:p>
+      <w:pPr>
+        <w:pStyle w:val="NormalWeb"/>
+        <w:spacing w:before="0" w:beforeAutospacing="0" w:after="0" w:afterAutospacing="0"/>
+        <w:ind w:left="720"/>
+        <w:textAlignment w:val="baseline"/>
+        <w:rPr>
+          <w:rFonts w:ascii="Arial" w:hAnsi="Arial" w:cs="Arial"/>
+          <w:color w:val="000000"/>
+        </w:rPr>
+      </w:pPr>
+    </w:p>
+    <w:p>
+      <w:pPr>
+        <w:pStyle w:val="NormalWeb"/>
+        <w:spacing w:before="0" w:beforeAutospacing="0" w:after="0" w:afterAutospacing="0"/>
+        <w:ind w:left="720"/>
+        <w:textAlignment w:val="baseline"/>
+        <w:rPr>
+          <w:rFonts w:ascii="Arial" w:hAnsi="Arial" w:cs="Arial"/>
+          <w:color w:val="000000"/>
+        </w:rPr>
+      </w:pPr>
+    </w:p>
+    <w:p>
+      <w:pPr>
+        <w:pStyle w:val="NormalWeb"/>
+        <w:spacing w:before="280" w:beforeAutospacing="0" w:after="280" w:afterAutospacing="0"/>
+      </w:pPr>
+      <w:r>
+        <w:rPr>
+          <w:rFonts w:ascii="Arial" w:hAnsi="Arial" w:cs="Arial"/>
+          <w:b/>
+          <w:bCs/>
+          <w:color w:val="000000"/>
+          <w:sz w:val="26"/>
+          <w:szCs w:val="26"/>
+        </w:rPr>
+        <w:t>Task 3: Parallel Feature Development</w:t>
+      </w:r>
+    </w:p>
+    <w:p>
+      <w:pPr>
+        <w:pStyle w:val="NormalWeb"/>
+        <w:numPr>
+          <w:ilvl w:val="0"/>
+          <w:numId w:val="8"/>
+        </w:numPr>
+        <w:spacing w:before="280" w:beforeAutospacing="0" w:after="0" w:afterAutospacing="0"/>
+        <w:textAlignment w:val="baseline"/>
+        <w:rPr>
+          <w:rFonts w:ascii="Arial" w:hAnsi="Arial" w:cs="Arial"/>
+          <w:color w:val="000000"/>
+        </w:rPr>
+      </w:pPr>
+      <w:r>
+        <w:rPr>
+          <w:rFonts w:ascii="Arial" w:hAnsi="Arial" w:cs="Arial"/>
+          <w:b/>
+          <w:bCs/>
+          <w:color w:val="000000"/>
+        </w:rPr>
+        <w:t xml:space="preserve">Branch Creation: </w:t>
+      </w:r>
+      <w:r>
+        <w:rPr>
+          <w:rFonts w:ascii="Arial" w:hAnsi="Arial" w:cs="Arial"/>
+          <w:color w:val="000000"/>
+        </w:rPr>
+        <w:t>Create two branches, master_1 and master_2, from the main branch.</w:t>
+      </w:r>
+      <w:r>
+        <w:rPr>
+          <w:rFonts w:ascii="Arial" w:hAnsi="Arial" w:cs="Arial"/>
+          <w:color w:val="000000"/>
+        </w:rPr>
+        <w:br/>
+      </w:r>
+      <w:proofErr w:type="spellStart"/>
+      <w:r>
+        <w:rPr>
+          <w:rFonts w:ascii="Arial" w:hAnsi="Arial" w:cs="Arial"/>
+          <w:color w:val="000000"/>
+        </w:rPr>
+        <w:t>ans</w:t>
+      </w:r>
+      <w:proofErr w:type="spellEnd"/>
+      <w:r>
+        <w:rPr>
+          <w:rFonts w:ascii="Arial" w:hAnsi="Arial" w:cs="Arial"/>
+          <w:color w:val="000000"/>
+        </w:rPr>
+        <w:t xml:space="preserve"> :</w:t>
+      </w:r>
+    </w:p>
+    <w:p>
+      <w:pPr>
+        <w:pStyle w:val="NormalWeb"/>
+        <w:spacing w:before="280" w:beforeAutospacing="0" w:after="0" w:afterAutospacing="0"/>
+        <w:ind w:left="360"/>
+        <w:textAlignment w:val="baseline"/>
+        <w:rPr>
+          <w:rFonts w:ascii="Arial" w:hAnsi="Arial" w:cs="Arial"/>
+          <w:color w:val="000000"/>
+        </w:rPr>
+      </w:pPr>
+      <w:r>
+        <w:rPr>
+          <w:rFonts w:ascii="Arial" w:hAnsi="Arial" w:cs="Arial"/>
+          <w:noProof/>
+          <w:color w:val="000000"/>
+        </w:rPr>
+        <w:drawing>
+          <wp:inline distT="0" distB="0" distL="0" distR="0" wp14:anchorId="6DF5C0B5" wp14:editId="0FDEEFA2">
+            <wp:extent cx="3733800" cy="1109768"/>
+            <wp:effectExtent l="0" t="0" r="0" b="0"/>
+            <wp:docPr id="21" name="Picture 21"/>
+            <wp:cNvGraphicFramePr>
+              <a:graphicFrameLocks xmlns:a="http://schemas.openxmlformats.org/drawingml/2006/main" noChangeAspect="1"/>
+            </wp:cNvGraphicFramePr>
+            <a:graphic xmlns:a="http://schemas.openxmlformats.org/drawingml/2006/main">
+              <a:graphicData uri="http://schemas.openxmlformats.org/drawingml/2006/picture">
+                <pic:pic xmlns:pic="http://schemas.openxmlformats.org/drawingml/2006/picture">
+                  <pic:nvPicPr>
+                    <pic:cNvPr id="0" name=""/>
+                    <pic:cNvPicPr/>
+                  </pic:nvPicPr>
+                  <pic:blipFill>
+                    <a:blip r:embed="rId28"/>
+                    <a:stretch>
+                      <a:fillRect/>
+                    </a:stretch>
+                  </pic:blipFill>
+                  <pic:spPr>
+                    <a:xfrm>
+                      <a:off x="0" y="0"/>
+                      <a:ext cx="3732146" cy="1109276"/>
+                    </a:xfrm>
+                    <a:prstGeom prst="rect">
+                      <a:avLst/>
+                    </a:prstGeom>
+                  </pic:spPr>
+                </pic:pic>
+              </a:graphicData>
+            </a:graphic>
+          </wp:inline>
+        </w:drawing>
+      </w:r>
+    </w:p>
+    <w:p>
+      <w:pPr>
+        <w:pStyle w:val="NormalWeb"/>
+        <w:spacing w:before="280" w:beforeAutospacing="0" w:after="0" w:afterAutospacing="0"/>
+        <w:ind w:left="360"/>
+        <w:textAlignment w:val="baseline"/>
+        <w:rPr>
+          <w:rFonts w:ascii="Arial" w:hAnsi="Arial" w:cs="Arial"/>
+          <w:color w:val="000000"/>
+        </w:rPr>
+      </w:pPr>
+    </w:p>
+    <w:p>
+      <w:pPr>
+        <w:pStyle w:val="NormalWeb"/>
+        <w:numPr>
+          <w:ilvl w:val="0"/>
+          <w:numId w:val="8"/>
+        </w:numPr>
+        <w:spacing w:before="0" w:beforeAutospacing="0" w:after="0" w:afterAutospacing="0"/>
+        <w:textAlignment w:val="baseline"/>
+        <w:rPr>
+          <w:rFonts w:ascii="Arial" w:hAnsi="Arial" w:cs="Arial"/>
+          <w:color w:val="000000"/>
+        </w:rPr>
+      </w:pPr>
+      <w:r>
+        <w:rPr>
+          <w:rFonts w:ascii="Arial" w:hAnsi="Arial" w:cs="Arial"/>
+          <w:b/>
+          <w:bCs/>
+          <w:color w:val="000000"/>
+        </w:rPr>
+        <w:t xml:space="preserve">Feature Development in master_1: </w:t>
+      </w:r>
+      <w:r>
+        <w:rPr>
+          <w:rFonts w:ascii="Arial" w:hAnsi="Arial" w:cs="Arial"/>
+          <w:color w:val="000000"/>
+        </w:rPr>
+        <w:t>Create a To-Do Page in the frontend with a form containing the fields Item Name and Item Description.</w:t>
+      </w:r>
+      <w:r>
+        <w:rPr>
+          <w:rFonts w:ascii="Arial" w:hAnsi="Arial" w:cs="Arial"/>
+          <w:color w:val="000000"/>
+        </w:rPr>
+        <w:br/>
+      </w:r>
+      <w:proofErr w:type="spellStart"/>
+      <w:r>
+        <w:rPr>
+          <w:rFonts w:ascii="Arial" w:hAnsi="Arial" w:cs="Arial"/>
+          <w:color w:val="000000"/>
+        </w:rPr>
+        <w:t>ans</w:t>
+      </w:r>
+      <w:proofErr w:type="spellEnd"/>
+      <w:r>
+        <w:rPr>
+          <w:rFonts w:ascii="Arial" w:hAnsi="Arial" w:cs="Arial"/>
+          <w:color w:val="000000"/>
+        </w:rPr>
+        <w:t xml:space="preserve"> :</w:t>
+      </w:r>
+    </w:p>
+    <w:p>
+      <w:pPr>
+        <w:pStyle w:val="NormalWeb"/>
+        <w:spacing w:before="0" w:beforeAutospacing="0" w:after="0" w:afterAutospacing="0"/>
+        <w:ind w:left="720"/>
+        <w:textAlignment w:val="baseline"/>
+        <w:rPr>
+          <w:rFonts w:ascii="Arial" w:hAnsi="Arial" w:cs="Arial"/>
+          <w:b/>
+          <w:bCs/>
+          <w:color w:val="000000"/>
+        </w:rPr>
+      </w:pPr>
+      <w:r>
+        <w:rPr>
+          <w:rFonts w:ascii="Arial" w:hAnsi="Arial" w:cs="Arial"/>
+          <w:b/>
+          <w:bCs/>
+          <w:noProof/>
+          <w:color w:val="000000"/>
+        </w:rPr>
+        <w:lastRenderedPageBreak/>
+        <w:drawing>
+          <wp:inline distT="0" distB="0" distL="0" distR="0" wp14:anchorId="79C8C71F" wp14:editId="0256AEC0">
+            <wp:extent cx="5731510" cy="3703437"/>
+            <wp:effectExtent l="0" t="0" r="2540" b="0"/>
+            <wp:docPr id="22" name="Picture 22"/>
+            <wp:cNvGraphicFramePr>
+              <a:graphicFrameLocks xmlns:a="http://schemas.openxmlformats.org/drawingml/2006/main" noChangeAspect="1"/>
+            </wp:cNvGraphicFramePr>
+            <a:graphic xmlns:a="http://schemas.openxmlformats.org/drawingml/2006/main">
+              <a:graphicData uri="http://schemas.openxmlformats.org/drawingml/2006/picture">
+                <pic:pic xmlns:pic="http://schemas.openxmlformats.org/drawingml/2006/picture">
+                  <pic:nvPicPr>
+                    <pic:cNvPr id="0" name=""/>
+                    <pic:cNvPicPr/>
+                  </pic:nvPicPr>
+                  <pic:blipFill>
+                    <a:blip r:embed="rId29"/>
+                    <a:stretch>
+                      <a:fillRect/>
+                    </a:stretch>
+                  </pic:blipFill>
+                  <pic:spPr>
+                    <a:xfrm>
+                      <a:off x="0" y="0"/>
+                      <a:ext cx="5731510" cy="3703437"/>
+                    </a:xfrm>
+                    <a:prstGeom prst="rect">
+                      <a:avLst/>
+                    </a:prstGeom>
+                  </pic:spPr>
+                </pic:pic>
+              </a:graphicData>
+            </a:graphic>
+          </wp:inline>
+        </w:drawing>
+      </w:r>
+      <w:r>
+        <w:rPr>
+          <w:rFonts w:ascii="Arial" w:hAnsi="Arial" w:cs="Arial"/>
+          <w:b/>
+          <w:bCs/>
+          <w:color w:val="000000"/>
+        </w:rPr>
+        <w:br/>
+      </w:r>
+      <w:r>
+        <w:rPr>
+          <w:rFonts w:ascii="Arial" w:hAnsi="Arial" w:cs="Arial"/>
+          <w:b/>
+          <w:bCs/>
+          <w:color w:val="000000"/>
+        </w:rPr>
+        <w:drawing>
+          <wp:inline distT="0" distB="0" distL="0" distR="0" wp14:anchorId="2CFE9F7A" wp14:editId="02CADDF2">
+            <wp:extent cx="5731510" cy="2885962"/>
+            <wp:effectExtent l="0" t="0" r="2540" b="0"/>
+            <wp:docPr id="23" name="Picture 23"/>
+            <wp:cNvGraphicFramePr>
+              <a:graphicFrameLocks xmlns:a="http://schemas.openxmlformats.org/drawingml/2006/main" noChangeAspect="1"/>
+            </wp:cNvGraphicFramePr>
+            <a:graphic xmlns:a="http://schemas.openxmlformats.org/drawingml/2006/main">
+              <a:graphicData uri="http://schemas.openxmlformats.org/drawingml/2006/picture">
+                <pic:pic xmlns:pic="http://schemas.openxmlformats.org/drawingml/2006/picture">
+                  <pic:nvPicPr>
+                    <pic:cNvPr id="0" name=""/>
+                    <pic:cNvPicPr/>
+                  </pic:nvPicPr>
+                  <pic:blipFill>
+                    <a:blip r:embed="rId30"/>
+                    <a:stretch>
+                      <a:fillRect/>
+                    </a:stretch>
+                  </pic:blipFill>
+                  <pic:spPr>
+                    <a:xfrm>
+                      <a:off x="0" y="0"/>
+                      <a:ext cx="5731510" cy="2885962"/>
+                    </a:xfrm>
+                    <a:prstGeom prst="rect">
+                      <a:avLst/>
+                    </a:prstGeom>
+                  </pic:spPr>
+                </pic:pic>
+              </a:graphicData>
+            </a:graphic>
+          </wp:inline>
+        </w:drawing>
+      </w:r>
+    </w:p>
+    <w:p>
+      <w:pPr>
+        <w:pStyle w:val="NormalWeb"/>
+        <w:spacing w:before="0" w:beforeAutospacing="0" w:after="0" w:afterAutospacing="0"/>
+        <w:ind w:left="720"/>
+        <w:textAlignment w:val="baseline"/>
+        <w:rPr>
+          <w:rFonts w:ascii="Arial" w:hAnsi="Arial" w:cs="Arial"/>
+          <w:color w:val="000000"/>
+        </w:rPr>
+      </w:pPr>
+    </w:p>
+    <w:p>
+      <w:pPr>
+        <w:pStyle w:val="NormalWeb"/>
+        <w:numPr>
+          <w:ilvl w:val="0"/>
+          <w:numId w:val="8"/>
+        </w:numPr>
+        <w:spacing w:before="0" w:beforeAutospacing="0" w:after="0" w:afterAutospacing="0"/>
+        <w:textAlignment w:val="baseline"/>
+        <w:rPr>
+          <w:rFonts w:ascii="Arial" w:hAnsi="Arial" w:cs="Arial"/>
+          <w:color w:val="000000"/>
+        </w:rPr>
+      </w:pPr>
+      <w:r>
+        <w:rPr>
+          <w:rFonts w:ascii="Arial" w:hAnsi="Arial" w:cs="Arial"/>
+          <w:b/>
+          <w:bCs/>
+          <w:color w:val="000000"/>
+        </w:rPr>
+        <w:t xml:space="preserve">Backend API in master_2: </w:t>
+      </w:r>
+      <w:r>
+        <w:rPr>
+          <w:rFonts w:ascii="Arial" w:hAnsi="Arial" w:cs="Arial"/>
+          <w:color w:val="000000"/>
+        </w:rPr>
+        <w:t>Create a backend route named /</w:t>
+      </w:r>
+      <w:proofErr w:type="spellStart"/>
+      <w:r>
+        <w:rPr>
+          <w:rFonts w:ascii="Arial" w:hAnsi="Arial" w:cs="Arial"/>
+          <w:color w:val="000000"/>
+        </w:rPr>
+        <w:t>submittodoitem</w:t>
+      </w:r>
+      <w:proofErr w:type="spellEnd"/>
+      <w:r>
+        <w:rPr>
+          <w:rFonts w:ascii="Arial" w:hAnsi="Arial" w:cs="Arial"/>
+          <w:color w:val="000000"/>
+        </w:rPr>
+        <w:t xml:space="preserve"> that </w:t>
+      </w:r>
+      <w:proofErr w:type="gramStart"/>
+      <w:r>
+        <w:rPr>
+          <w:rFonts w:ascii="Arial" w:hAnsi="Arial" w:cs="Arial"/>
+          <w:color w:val="000000"/>
+        </w:rPr>
+        <w:t>accepts</w:t>
+      </w:r>
+      <w:proofErr w:type="gramEnd"/>
+      <w:r>
+        <w:rPr>
+          <w:rFonts w:ascii="Arial" w:hAnsi="Arial" w:cs="Arial"/>
+          <w:color w:val="000000"/>
+        </w:rPr>
+        <w:t xml:space="preserve"> </w:t>
+      </w:r>
+      <w:proofErr w:type="spellStart"/>
+      <w:r>
+        <w:rPr>
+          <w:rFonts w:ascii="Arial" w:hAnsi="Arial" w:cs="Arial"/>
+          <w:color w:val="000000"/>
+        </w:rPr>
+        <w:t>itemName</w:t>
+      </w:r>
+      <w:proofErr w:type="spellEnd"/>
+      <w:r>
+        <w:rPr>
+          <w:rFonts w:ascii="Arial" w:hAnsi="Arial" w:cs="Arial"/>
+          <w:color w:val="000000"/>
+        </w:rPr>
+        <w:t xml:space="preserve"> and </w:t>
+      </w:r>
+      <w:proofErr w:type="spellStart"/>
+      <w:r>
+        <w:rPr>
+          <w:rFonts w:ascii="Arial" w:hAnsi="Arial" w:cs="Arial"/>
+          <w:color w:val="000000"/>
+        </w:rPr>
+        <w:t>itemDescription</w:t>
+      </w:r>
+      <w:proofErr w:type="spellEnd"/>
+      <w:r>
+        <w:rPr>
+          <w:rFonts w:ascii="Arial" w:hAnsi="Arial" w:cs="Arial"/>
+          <w:color w:val="000000"/>
+        </w:rPr>
+        <w:t xml:space="preserve"> via a POST request and stores these details in a </w:t>
+      </w:r>
+      <w:proofErr w:type="spellStart"/>
+      <w:r>
+        <w:rPr>
+          <w:rFonts w:ascii="Arial" w:hAnsi="Arial" w:cs="Arial"/>
+          <w:color w:val="000000"/>
+        </w:rPr>
+        <w:t>MongoDB</w:t>
+      </w:r>
+      <w:proofErr w:type="spellEnd"/>
+      <w:r>
+        <w:rPr>
+          <w:rFonts w:ascii="Arial" w:hAnsi="Arial" w:cs="Arial"/>
+          <w:color w:val="000000"/>
+        </w:rPr>
+        <w:t xml:space="preserve"> database.</w:t>
+      </w:r>
+      <w:r>
+        <w:rPr>
+          <w:rFonts w:ascii="Arial" w:hAnsi="Arial" w:cs="Arial"/>
+          <w:color w:val="000000"/>
+        </w:rPr>
+        <w:br/>
+      </w:r>
+      <w:r>
+        <w:rPr>
+          <w:rFonts w:ascii="Arial" w:hAnsi="Arial" w:cs="Arial"/>
+          <w:color w:val="000000"/>
+        </w:rPr>
+        <w:br/>
+      </w:r>
+      <w:proofErr w:type="spellStart"/>
+      <w:r>
+        <w:rPr>
+          <w:rFonts w:ascii="Arial" w:hAnsi="Arial" w:cs="Arial"/>
+          <w:color w:val="000000"/>
+        </w:rPr>
+        <w:t>ans</w:t>
+      </w:r>
+      <w:proofErr w:type="spellEnd"/>
+      <w:r>
+        <w:rPr>
+          <w:rFonts w:ascii="Arial" w:hAnsi="Arial" w:cs="Arial"/>
+          <w:color w:val="000000"/>
+        </w:rPr>
+        <w:t xml:space="preserve"> :</w:t>
+      </w:r>
+      <w:r>
+        <w:rPr>
+          <w:rFonts w:ascii="Arial" w:hAnsi="Arial" w:cs="Arial"/>
+          <w:color w:val="000000"/>
+        </w:rPr>
+        <w:br/>
+      </w:r>
+      <w:r>
+        <w:rPr>
+          <w:rFonts w:ascii="Arial" w:hAnsi="Arial" w:cs="Arial"/>
+          <w:color w:val="000000"/>
+        </w:rPr>
+        <w:lastRenderedPageBreak/>
+        <w:drawing>
+          <wp:inline distT="0" distB="0" distL="0" distR="0" wp14:anchorId="7D6FCE92" wp14:editId="4554A542">
+            <wp:extent cx="4542419" cy="2400300"/>
+            <wp:effectExtent l="0" t="0" r="0" b="0"/>
+            <wp:docPr id="25" name="Picture 25"/>
+            <wp:cNvGraphicFramePr>
+              <a:graphicFrameLocks xmlns:a="http://schemas.openxmlformats.org/drawingml/2006/main" noChangeAspect="1"/>
+            </wp:cNvGraphicFramePr>
+            <a:graphic xmlns:a="http://schemas.openxmlformats.org/drawingml/2006/main">
+              <a:graphicData uri="http://schemas.openxmlformats.org/drawingml/2006/picture">
+                <pic:pic xmlns:pic="http://schemas.openxmlformats.org/drawingml/2006/picture">
+                  <pic:nvPicPr>
+                    <pic:cNvPr id="0" name=""/>
+                    <pic:cNvPicPr/>
+                  </pic:nvPicPr>
+                  <pic:blipFill>
+                    <a:blip r:embed="rId31"/>
+                    <a:stretch>
+                      <a:fillRect/>
+                    </a:stretch>
+                  </pic:blipFill>
+                  <pic:spPr>
+                    <a:xfrm>
+                      <a:off x="0" y="0"/>
+                      <a:ext cx="4541951" cy="2400053"/>
+                    </a:xfrm>
+                    <a:prstGeom prst="rect">
+                      <a:avLst/>
+                    </a:prstGeom>
+                  </pic:spPr>
+                </pic:pic>
+              </a:graphicData>
+            </a:graphic>
+          </wp:inline>
+        </w:drawing>
+      </w:r>
+      <w:r>
+        <w:rPr>
+          <w:noProof/>
+        </w:rPr>
+        <w:t xml:space="preserve"> </w:t>
+      </w:r>
+      <w:r>
+        <w:rPr>
+          <w:rFonts w:ascii="Arial" w:hAnsi="Arial" w:cs="Arial"/>
+          <w:color w:val="000000"/>
+        </w:rPr>
+        <w:drawing>
+          <wp:inline distT="0" distB="0" distL="0" distR="0" wp14:anchorId="3F1C8459" wp14:editId="6E325648">
+            <wp:extent cx="4543425" cy="2419350"/>
+            <wp:effectExtent l="0" t="0" r="9525" b="0"/>
+            <wp:docPr id="26" name="Picture 26"/>
+            <wp:cNvGraphicFramePr>
+              <a:graphicFrameLocks xmlns:a="http://schemas.openxmlformats.org/drawingml/2006/main" noChangeAspect="1"/>
+            </wp:cNvGraphicFramePr>
+            <a:graphic xmlns:a="http://schemas.openxmlformats.org/drawingml/2006/main">
+              <a:graphicData uri="http://schemas.openxmlformats.org/drawingml/2006/picture">
+                <pic:pic xmlns:pic="http://schemas.openxmlformats.org/drawingml/2006/picture">
+                  <pic:nvPicPr>
+                    <pic:cNvPr id="0" name=""/>
+                    <pic:cNvPicPr/>
+                  </pic:nvPicPr>
+                  <pic:blipFill>
+                    <a:blip r:embed="rId32"/>
+                    <a:stretch>
+                      <a:fillRect/>
+                    </a:stretch>
+                  </pic:blipFill>
+                  <pic:spPr>
+                    <a:xfrm>
+                      <a:off x="0" y="0"/>
+                      <a:ext cx="4550832" cy="2423294"/>
+                    </a:xfrm>
+                    <a:prstGeom prst="rect">
+                      <a:avLst/>
+                    </a:prstGeom>
+                  </pic:spPr>
+                </pic:pic>
+              </a:graphicData>
+            </a:graphic>
+          </wp:inline>
+        </w:drawing>
+      </w:r>
+      <w:r>
+        <w:rPr>
+          <w:rFonts w:ascii="Arial" w:hAnsi="Arial" w:cs="Arial"/>
+          <w:color w:val="000000"/>
+        </w:rPr>
+        <w:br/>
+      </w:r>
+      <w:r>
+        <w:rPr>
+          <w:rFonts w:ascii="Arial" w:hAnsi="Arial" w:cs="Arial"/>
+          <w:color w:val="000000"/>
+        </w:rPr>
+        <w:br/>
+      </w:r>
+      <w:r>
+        <w:rPr>
+          <w:rFonts w:ascii="Arial" w:hAnsi="Arial" w:cs="Arial"/>
+          <w:color w:val="000000"/>
+        </w:rPr>
+        <w:drawing>
+          <wp:inline distT="0" distB="0" distL="0" distR="0" wp14:anchorId="21B0A769" wp14:editId="1113195A">
+            <wp:extent cx="5731510" cy="2374658"/>
+            <wp:effectExtent l="0" t="0" r="2540" b="6985"/>
+            <wp:docPr id="24" name="Picture 24"/>
+            <wp:cNvGraphicFramePr>
+              <a:graphicFrameLocks xmlns:a="http://schemas.openxmlformats.org/drawingml/2006/main" noChangeAspect="1"/>
+            </wp:cNvGraphicFramePr>
+            <a:graphic xmlns:a="http://schemas.openxmlformats.org/drawingml/2006/main">
+              <a:graphicData uri="http://schemas.openxmlformats.org/drawingml/2006/picture">
+                <pic:pic xmlns:pic="http://schemas.openxmlformats.org/drawingml/2006/picture">
+                  <pic:nvPicPr>
+                    <pic:cNvPr id="0" name=""/>
+                    <pic:cNvPicPr/>
+                  </pic:nvPicPr>
+                  <pic:blipFill>
+                    <a:blip r:embed="rId33"/>
+                    <a:stretch>
+                      <a:fillRect/>
+                    </a:stretch>
+                  </pic:blipFill>
+                  <pic:spPr>
+                    <a:xfrm>
+                      <a:off x="0" y="0"/>
+                      <a:ext cx="5731510" cy="2374658"/>
+                    </a:xfrm>
+                    <a:prstGeom prst="rect">
+                      <a:avLst/>
+                    </a:prstGeom>
+                  </pic:spPr>
+                </pic:pic>
+              </a:graphicData>
+            </a:graphic>
+          </wp:inline>
+        </w:drawing>
+      </w:r>
+    </w:p>
+    <w:p>
+      <w:pPr>
+        <w:pStyle w:val="NormalWeb"/>
+        <w:spacing w:before="0" w:beforeAutospacing="0" w:after="0" w:afterAutospacing="0"/>
+        <w:ind w:left="720"/>
+        <w:textAlignment w:val="baseline"/>
+        <w:rPr>
+          <w:rFonts w:ascii="Arial" w:hAnsi="Arial" w:cs="Arial"/>
+          <w:b/>
+          <w:bCs/>
+          <w:color w:val="000000"/>
+        </w:rPr>
+      </w:pPr>
+      <w:r>
+        <w:rPr>
+          <w:rFonts w:ascii="Arial" w:hAnsi="Arial" w:cs="Arial"/>
+          <w:b/>
+          <w:bCs/>
+          <w:color w:val="000000"/>
+        </w:rPr>
+        <w:lastRenderedPageBreak/>
+        <w:drawing>
+          <wp:inline distT="0" distB="0" distL="0" distR="0" wp14:anchorId="45BAEE4F" wp14:editId="7B286DB2">
+            <wp:extent cx="5731510" cy="1924587"/>
+            <wp:effectExtent l="0" t="0" r="2540" b="0"/>
+            <wp:docPr id="27" name="Picture 27"/>
+            <wp:cNvGraphicFramePr>
+              <a:graphicFrameLocks xmlns:a="http://schemas.openxmlformats.org/drawingml/2006/main" noChangeAspect="1"/>
+            </wp:cNvGraphicFramePr>
+            <a:graphic xmlns:a="http://schemas.openxmlformats.org/drawingml/2006/main">
+              <a:graphicData uri="http://schemas.openxmlformats.org/drawingml/2006/picture">
+                <pic:pic xmlns:pic="http://schemas.openxmlformats.org/drawingml/2006/picture">
+                  <pic:nvPicPr>
+                    <pic:cNvPr id="0" name=""/>
+                    <pic:cNvPicPr/>
+                  </pic:nvPicPr>
+                  <pic:blipFill>
+                    <a:blip r:embed="rId34"/>
+                    <a:stretch>
+                      <a:fillRect/>
+                    </a:stretch>
+                  </pic:blipFill>
+                  <pic:spPr>
+                    <a:xfrm>
+                      <a:off x="0" y="0"/>
+                      <a:ext cx="5731510" cy="1924587"/>
+                    </a:xfrm>
+                    <a:prstGeom prst="rect">
+                      <a:avLst/>
+                    </a:prstGeom>
+                  </pic:spPr>
+                </pic:pic>
+              </a:graphicData>
+            </a:graphic>
+          </wp:inline>
+        </w:drawing>
+      </w:r>
+      <w:r>
+        <w:rPr>
+          <w:rFonts w:ascii="Arial" w:hAnsi="Arial" w:cs="Arial"/>
+          <w:b/>
+          <w:bCs/>
+          <w:color w:val="000000"/>
+        </w:rPr>
+        <w:br/>
+      </w:r>
+      <w:r>
+        <w:rPr>
+          <w:rFonts w:ascii="Arial" w:hAnsi="Arial" w:cs="Arial"/>
+          <w:b/>
+          <w:bCs/>
+          <w:color w:val="000000"/>
+        </w:rPr>
+        <w:drawing>
+          <wp:inline distT="0" distB="0" distL="0" distR="0" wp14:anchorId="26B4E364" wp14:editId="5E5B4CCA">
+            <wp:extent cx="5731510" cy="1326330"/>
+            <wp:effectExtent l="0" t="0" r="2540" b="7620"/>
+            <wp:docPr id="28" name="Picture 28"/>
+            <wp:cNvGraphicFramePr>
+              <a:graphicFrameLocks xmlns:a="http://schemas.openxmlformats.org/drawingml/2006/main" noChangeAspect="1"/>
+            </wp:cNvGraphicFramePr>
+            <a:graphic xmlns:a="http://schemas.openxmlformats.org/drawingml/2006/main">
+              <a:graphicData uri="http://schemas.openxmlformats.org/drawingml/2006/picture">
+                <pic:pic xmlns:pic="http://schemas.openxmlformats.org/drawingml/2006/picture">
+                  <pic:nvPicPr>
+                    <pic:cNvPr id="0" name=""/>
+                    <pic:cNvPicPr/>
+                  </pic:nvPicPr>
+                  <pic:blipFill>
+                    <a:blip r:embed="rId35"/>
+                    <a:stretch>
+                      <a:fillRect/>
+                    </a:stretch>
+                  </pic:blipFill>
+                  <pic:spPr>
+                    <a:xfrm>
+                      <a:off x="0" y="0"/>
+                      <a:ext cx="5731510" cy="1326330"/>
+                    </a:xfrm>
+                    <a:prstGeom prst="rect">
+                      <a:avLst/>
+                    </a:prstGeom>
+                  </pic:spPr>
+                </pic:pic>
+              </a:graphicData>
+            </a:graphic>
+          </wp:inline>
+        </w:drawing>
+      </w:r>
+      <w:r>
+        <w:rPr>
+          <w:rFonts w:ascii="Arial" w:hAnsi="Arial" w:cs="Arial"/>
+          <w:b/>
+          <w:bCs/>
+          <w:color w:val="000000"/>
+        </w:rPr>
+        <w:br/>
+      </w:r>
+      <w:hyperlink r:id="rId36" w:history="1">
+        <w:r>
+          <w:rPr>
+            <w:rStyle w:val="Hyperlink"/>
+            <w:rFonts w:ascii="Arial" w:hAnsi="Arial" w:cs="Arial"/>
+            <w:b/>
+            <w:bCs/>
+          </w:rPr>
+          <w:t>https://github.com/shakti101101/Deveops_Git_-_Github_assign_4/blob/master_2/Todo.py</w:t>
+        </w:r>
+      </w:hyperlink>
+      <w:r>
+        <w:rPr>
+          <w:rFonts w:ascii="Arial" w:hAnsi="Arial" w:cs="Arial"/>
+          <w:b/>
+          <w:bCs/>
+          <w:color w:val="000000"/>
+        </w:rPr>
+        <w:br/>
+      </w:r>
+      <w:r>
+        <w:rPr>
+          <w:rFonts w:ascii="Arial" w:hAnsi="Arial" w:cs="Arial"/>
+          <w:b/>
+          <w:bCs/>
+          <w:color w:val="000000"/>
+        </w:rPr>
+        <w:br/>
+      </w:r>
+      <w:r>
+        <w:rPr>
+          <w:rFonts w:ascii="Arial" w:hAnsi="Arial" w:cs="Arial"/>
+          <w:b/>
+          <w:bCs/>
+          <w:color w:val="000000"/>
+        </w:rPr>
+        <w:drawing>
+          <wp:inline distT="0" distB="0" distL="0" distR="0" wp14:anchorId="64415D0D" wp14:editId="543142B0">
+            <wp:extent cx="5731510" cy="2088082"/>
+            <wp:effectExtent l="0" t="0" r="2540" b="7620"/>
+            <wp:docPr id="29" name="Picture 29"/>
+            <wp:cNvGraphicFramePr>
+              <a:graphicFrameLocks xmlns:a="http://schemas.openxmlformats.org/drawingml/2006/main" noChangeAspect="1"/>
+            </wp:cNvGraphicFramePr>
+            <a:graphic xmlns:a="http://schemas.openxmlformats.org/drawingml/2006/main">
+              <a:graphicData uri="http://schemas.openxmlformats.org/drawingml/2006/picture">
+                <pic:pic xmlns:pic="http://schemas.openxmlformats.org/drawingml/2006/picture">
+                  <pic:nvPicPr>
+                    <pic:cNvPr id="0" name=""/>
+                    <pic:cNvPicPr/>
+                  </pic:nvPicPr>
+                  <pic:blipFill>
+                    <a:blip r:embed="rId37"/>
+                    <a:stretch>
+                      <a:fillRect/>
+                    </a:stretch>
+                  </pic:blipFill>
+                  <pic:spPr>
+                    <a:xfrm>
+                      <a:off x="0" y="0"/>
+                      <a:ext cx="5731510" cy="2088082"/>
+                    </a:xfrm>
+                    <a:prstGeom prst="rect">
+                      <a:avLst/>
+                    </a:prstGeom>
+                  </pic:spPr>
+                </pic:pic>
+              </a:graphicData>
+            </a:graphic>
+          </wp:inline>
+        </w:drawing>
+      </w:r>
+    </w:p>
+    <w:p>
+      <w:pPr>
+        <w:pStyle w:val="NormalWeb"/>
+        <w:spacing w:before="0" w:beforeAutospacing="0" w:after="0" w:afterAutospacing="0"/>
+        <w:ind w:left="720"/>
+        <w:textAlignment w:val="baseline"/>
+        <w:rPr>
+          <w:rFonts w:ascii="Arial" w:hAnsi="Arial" w:cs="Arial"/>
+          <w:color w:val="000000"/>
+        </w:rPr>
+      </w:pPr>
+    </w:p>
+    <w:p>
+      <w:pPr>
+        <w:pStyle w:val="NormalWeb"/>
+        <w:numPr>
+          <w:ilvl w:val="0"/>
+          <w:numId w:val="8"/>
+        </w:numPr>
+        <w:spacing w:before="0" w:beforeAutospacing="0" w:after="280" w:afterAutospacing="0"/>
+        <w:textAlignment w:val="baseline"/>
+        <w:rPr>
+          <w:rFonts w:ascii="Arial" w:hAnsi="Arial" w:cs="Arial"/>
+          <w:color w:val="000000"/>
+        </w:rPr>
+      </w:pPr>
+      <w:r>
+        <w:rPr>
+          <w:rFonts w:ascii="Arial" w:hAnsi="Arial" w:cs="Arial"/>
+          <w:b/>
+          <w:bCs/>
+          <w:color w:val="000000"/>
+        </w:rPr>
+        <w:t xml:space="preserve">Merging Changes: </w:t>
+      </w:r>
+      <w:r>
+        <w:rPr>
+          <w:rFonts w:ascii="Arial" w:hAnsi="Arial" w:cs="Arial"/>
+          <w:color w:val="000000"/>
+        </w:rPr>
+        <w:t>Merge the changes from both master_1 and master_2 into the main branch.</w:t>
+      </w:r>
+      <w:r>
+        <w:rPr>
+          <w:rFonts w:ascii="Arial" w:hAnsi="Arial" w:cs="Arial"/>
+          <w:color w:val="000000"/>
+        </w:rPr>
+        <w:br/>
+      </w:r>
+      <w:proofErr w:type="spellStart"/>
+      <w:r>
+        <w:rPr>
+          <w:rFonts w:ascii="Arial" w:hAnsi="Arial" w:cs="Arial"/>
+          <w:color w:val="000000"/>
+        </w:rPr>
+        <w:t>ans</w:t>
+      </w:r>
+      <w:proofErr w:type="spellEnd"/>
+      <w:r>
+        <w:rPr>
+          <w:rFonts w:ascii="Arial" w:hAnsi="Arial" w:cs="Arial"/>
+          <w:color w:val="000000"/>
+        </w:rPr>
+        <w:t xml:space="preserve"> :</w:t>
+      </w:r>
+    </w:p>
+    <w:p>
+      <w:pPr>
+        <w:pStyle w:val="NormalWeb"/>
+        <w:spacing w:before="0" w:beforeAutospacing="0" w:after="280" w:afterAutospacing="0"/>
+        <w:ind w:left="360"/>
+        <w:textAlignment w:val="baseline"/>
+        <w:rPr>
+          <w:rFonts w:ascii="Arial" w:hAnsi="Arial" w:cs="Arial"/>
+          <w:color w:val="000000"/>
+        </w:rPr>
+      </w:pPr>
+      <w:r>
+        <w:rPr>
+          <w:rFonts w:ascii="Arial" w:hAnsi="Arial" w:cs="Arial"/>
+          <w:color w:val="000000"/>
+        </w:rPr>
+        <w:drawing>
+          <wp:inline distT="0" distB="0" distL="0" distR="0" wp14:anchorId="1193CABF" wp14:editId="3982BFBA">
+            <wp:extent cx="5731510" cy="846867"/>
+            <wp:effectExtent l="0" t="0" r="2540" b="0"/>
+            <wp:docPr id="30" name="Picture 30"/>
+            <wp:cNvGraphicFramePr>
+              <a:graphicFrameLocks xmlns:a="http://schemas.openxmlformats.org/drawingml/2006/main" noChangeAspect="1"/>
+            </wp:cNvGraphicFramePr>
+            <a:graphic xmlns:a="http://schemas.openxmlformats.org/drawingml/2006/main">
+              <a:graphicData uri="http://schemas.openxmlformats.org/drawingml/2006/picture">
+                <pic:pic xmlns:pic="http://schemas.openxmlformats.org/drawingml/2006/picture">
+                  <pic:nvPicPr>
+                    <pic:cNvPr id="0" name=""/>
+                    <pic:cNvPicPr/>
+                  </pic:nvPicPr>
+                  <pic:blipFill>
+                    <a:blip r:embed="rId38"/>
+                    <a:stretch>
+                      <a:fillRect/>
+                    </a:stretch>
+                  </pic:blipFill>
+                  <pic:spPr>
+                    <a:xfrm>
+                      <a:off x="0" y="0"/>
+                      <a:ext cx="5731510" cy="846867"/>
+                    </a:xfrm>
+                    <a:prstGeom prst="rect">
+                      <a:avLst/>
+                    </a:prstGeom>
+                  </pic:spPr>
+                </pic:pic>
+              </a:graphicData>
+            </a:graphic>
+          </wp:inline>
+        </w:drawing>
+      </w:r>
+    </w:p>
+    <w:p>
+      <w:pPr>
+        <w:pStyle w:val="NormalWeb"/>
+        <w:spacing w:before="0" w:beforeAutospacing="0" w:after="280" w:afterAutospacing="0"/>
+        <w:ind w:left="360"/>
+        <w:textAlignment w:val="baseline"/>
+        <w:rPr>
+          <w:rFonts w:ascii="Arial" w:hAnsi="Arial" w:cs="Arial"/>
+          <w:color w:val="000000"/>
+        </w:rPr>
+      </w:pPr>
+      <w:r>
+        <w:rPr>
+          <w:rFonts w:ascii="Arial" w:hAnsi="Arial" w:cs="Arial"/>
+          <w:color w:val="000000"/>
+        </w:rPr>
+        <w:lastRenderedPageBreak/>
+        <w:drawing>
+          <wp:inline distT="0" distB="0" distL="0" distR="0" wp14:anchorId="4B4C82B8" wp14:editId="1D440B75">
+            <wp:extent cx="5731510" cy="1958878"/>
+            <wp:effectExtent l="0" t="0" r="2540" b="3810"/>
+            <wp:docPr id="31" name="Picture 31"/>
+            <wp:cNvGraphicFramePr>
+              <a:graphicFrameLocks xmlns:a="http://schemas.openxmlformats.org/drawingml/2006/main" noChangeAspect="1"/>
+            </wp:cNvGraphicFramePr>
+            <a:graphic xmlns:a="http://schemas.openxmlformats.org/drawingml/2006/main">
+              <a:graphicData uri="http://schemas.openxmlformats.org/drawingml/2006/picture">
+                <pic:pic xmlns:pic="http://schemas.openxmlformats.org/drawingml/2006/picture">
+                  <pic:nvPicPr>
+                    <pic:cNvPr id="0" name=""/>
+                    <pic:cNvPicPr/>
+                  </pic:nvPicPr>
+                  <pic:blipFill>
+                    <a:blip r:embed="rId39"/>
+                    <a:stretch>
+                      <a:fillRect/>
+                    </a:stretch>
+                  </pic:blipFill>
+                  <pic:spPr>
+                    <a:xfrm>
+                      <a:off x="0" y="0"/>
+                      <a:ext cx="5731510" cy="1958878"/>
+                    </a:xfrm>
+                    <a:prstGeom prst="rect">
+                      <a:avLst/>
+                    </a:prstGeom>
+                  </pic:spPr>
+                </pic:pic>
+              </a:graphicData>
+            </a:graphic>
+          </wp:inline>
+        </w:drawing>
+      </w:r>
+      <w:r>
+        <w:rPr>
+          <w:rFonts w:ascii="Arial" w:hAnsi="Arial" w:cs="Arial"/>
+          <w:color w:val="000000"/>
+        </w:rPr>
+        <w:br/>
+      </w:r>
+      <w:r>
+        <w:rPr>
+          <w:rFonts w:ascii="Arial" w:hAnsi="Arial" w:cs="Arial"/>
+          <w:color w:val="000000"/>
+        </w:rPr>
+        <w:drawing>
+          <wp:inline distT="0" distB="0" distL="0" distR="0" wp14:anchorId="1C2A4D96" wp14:editId="7D3AACCB">
+            <wp:extent cx="5731510" cy="2848609"/>
+            <wp:effectExtent l="0" t="0" r="2540" b="9525"/>
+            <wp:docPr id="32" name="Picture 32"/>
+            <wp:cNvGraphicFramePr>
+              <a:graphicFrameLocks xmlns:a="http://schemas.openxmlformats.org/drawingml/2006/main" noChangeAspect="1"/>
+            </wp:cNvGraphicFramePr>
+            <a:graphic xmlns:a="http://schemas.openxmlformats.org/drawingml/2006/main">
+              <a:graphicData uri="http://schemas.openxmlformats.org/drawingml/2006/picture">
+                <pic:pic xmlns:pic="http://schemas.openxmlformats.org/drawingml/2006/picture">
+                  <pic:nvPicPr>
+                    <pic:cNvPr id="0" name=""/>
+                    <pic:cNvPicPr/>
+                  </pic:nvPicPr>
+                  <pic:blipFill>
+                    <a:blip r:embed="rId40"/>
+                    <a:stretch>
+                      <a:fillRect/>
+                    </a:stretch>
+                  </pic:blipFill>
+                  <pic:spPr>
+                    <a:xfrm>
+                      <a:off x="0" y="0"/>
+                      <a:ext cx="5731510" cy="2848609"/>
+                    </a:xfrm>
+                    <a:prstGeom prst="rect">
+                      <a:avLst/>
+                    </a:prstGeom>
+                  </pic:spPr>
+                </pic:pic>
+              </a:graphicData>
+            </a:graphic>
+          </wp:inline>
+        </w:drawing>
+      </w:r>
+    </w:p>
+    <w:p>
+      <w:pPr>
+        <w:pStyle w:val="NormalWeb"/>
+        <w:spacing w:before="0" w:beforeAutospacing="0" w:after="280" w:afterAutospacing="0"/>
+        <w:ind w:left="360"/>
+        <w:textAlignment w:val="baseline"/>
+        <w:rPr>
+          <w:rFonts w:ascii="Arial" w:hAnsi="Arial" w:cs="Arial"/>
+          <w:color w:val="000000"/>
+        </w:rPr>
+      </w:pPr>
+    </w:p>
+    <w:p>
+      <w:pPr>
+        <w:pStyle w:val="NormalWeb"/>
+        <w:spacing w:before="280" w:beforeAutospacing="0" w:after="280" w:afterAutospacing="0"/>
+      </w:pPr>
+      <w:r>
+        <w:rPr>
+          <w:rFonts w:ascii="Arial" w:hAnsi="Arial" w:cs="Arial"/>
+          <w:b/>
+          <w:bCs/>
+          <w:color w:val="000000"/>
+          <w:sz w:val="26"/>
+          <w:szCs w:val="26"/>
+        </w:rPr>
+        <w:t xml:space="preserve">    </w:t>
+      </w:r>
+      <w:r>
+        <w:rPr>
+          <w:rFonts w:ascii="Arial" w:hAnsi="Arial" w:cs="Arial"/>
+          <w:b/>
+          <w:bCs/>
+          <w:color w:val="000000"/>
+          <w:sz w:val="26"/>
+          <w:szCs w:val="26"/>
+        </w:rPr>
+        <w:t>Task 4: Sequential Commits, Reset &amp; Rebase</w:t>
+      </w:r>
+    </w:p>
+    <w:p>
+      <w:pPr>
+        <w:pStyle w:val="NormalWeb"/>
+        <w:numPr>
+          <w:ilvl w:val="0"/>
+          <w:numId w:val="9"/>
+        </w:numPr>
+        <w:spacing w:before="280" w:beforeAutospacing="0" w:after="0" w:afterAutospacing="0"/>
+        <w:textAlignment w:val="baseline"/>
+        <w:rPr>
+          <w:rFonts w:ascii="Arial" w:hAnsi="Arial" w:cs="Arial"/>
+          <w:color w:val="000000"/>
+        </w:rPr>
+      </w:pPr>
+      <w:r>
+        <w:rPr>
+          <w:rFonts w:ascii="Arial" w:hAnsi="Arial" w:cs="Arial"/>
+          <w:b/>
+          <w:bCs/>
+          <w:color w:val="000000"/>
+        </w:rPr>
+        <w:t xml:space="preserve">Enhancing the To-Do Form in master_1: </w:t>
+      </w:r>
+      <w:r>
+        <w:rPr>
+          <w:rFonts w:ascii="Arial" w:hAnsi="Arial" w:cs="Arial"/>
+          <w:b/>
+          <w:color w:val="000000"/>
+        </w:rPr>
+        <w:t xml:space="preserve">Add the following fields to the To-Do form: Item ID, Item UUID, </w:t>
+      </w:r>
+      <w:proofErr w:type="gramStart"/>
+      <w:r>
+        <w:rPr>
+          <w:rFonts w:ascii="Arial" w:hAnsi="Arial" w:cs="Arial"/>
+          <w:b/>
+          <w:color w:val="000000"/>
+        </w:rPr>
+        <w:t>Item</w:t>
+      </w:r>
+      <w:proofErr w:type="gramEnd"/>
+      <w:r>
+        <w:rPr>
+          <w:rFonts w:ascii="Arial" w:hAnsi="Arial" w:cs="Arial"/>
+          <w:b/>
+          <w:color w:val="000000"/>
+        </w:rPr>
+        <w:t xml:space="preserve"> Hash.</w:t>
+      </w:r>
+      <w:r>
+        <w:rPr>
+          <w:rFonts w:ascii="Arial" w:hAnsi="Arial" w:cs="Arial"/>
+          <w:color w:val="000000"/>
+        </w:rPr>
+        <w:br/>
+      </w:r>
+      <w:proofErr w:type="spellStart"/>
+      <w:r>
+        <w:rPr>
+          <w:rFonts w:ascii="Arial" w:hAnsi="Arial" w:cs="Arial"/>
+          <w:color w:val="000000"/>
+        </w:rPr>
+        <w:t>ans</w:t>
+      </w:r>
+      <w:proofErr w:type="spellEnd"/>
+      <w:r>
+        <w:rPr>
+          <w:rFonts w:ascii="Arial" w:hAnsi="Arial" w:cs="Arial"/>
+          <w:color w:val="000000"/>
+        </w:rPr>
+        <w:t xml:space="preserve"> : </w:t>
+      </w:r>
+    </w:p>
+    <w:p>
+      <w:pPr>
+        <w:pStyle w:val="NormalWeb"/>
+        <w:spacing w:before="280" w:beforeAutospacing="0" w:after="0" w:afterAutospacing="0"/>
+        <w:ind w:left="720"/>
+        <w:textAlignment w:val="baseline"/>
+        <w:rPr>
+          <w:rFonts w:ascii="Arial" w:hAnsi="Arial" w:cs="Arial"/>
+          <w:color w:val="000000"/>
+        </w:rPr>
+      </w:pPr>
+      <w:r>
+        <w:rPr>
+          <w:rFonts w:ascii="Arial" w:hAnsi="Arial" w:cs="Arial"/>
+          <w:color w:val="000000"/>
+        </w:rPr>
+        <w:drawing>
+          <wp:inline distT="0" distB="0" distL="0" distR="0" wp14:anchorId="6BFD1898" wp14:editId="67A581BE">
+            <wp:extent cx="5210175" cy="1978105"/>
+            <wp:effectExtent l="0" t="0" r="0" b="3175"/>
+            <wp:docPr id="33" name="Picture 33"/>
+            <wp:cNvGraphicFramePr>
+              <a:graphicFrameLocks xmlns:a="http://schemas.openxmlformats.org/drawingml/2006/main" noChangeAspect="1"/>
+            </wp:cNvGraphicFramePr>
+            <a:graphic xmlns:a="http://schemas.openxmlformats.org/drawingml/2006/main">
+              <a:graphicData uri="http://schemas.openxmlformats.org/drawingml/2006/picture">
+                <pic:pic xmlns:pic="http://schemas.openxmlformats.org/drawingml/2006/picture">
+                  <pic:nvPicPr>
+                    <pic:cNvPr id="0" name=""/>
+                    <pic:cNvPicPr/>
+                  </pic:nvPicPr>
+                  <pic:blipFill>
+                    <a:blip r:embed="rId41"/>
+                    <a:stretch>
+                      <a:fillRect/>
+                    </a:stretch>
+                  </pic:blipFill>
+                  <pic:spPr>
+                    <a:xfrm>
+                      <a:off x="0" y="0"/>
+                      <a:ext cx="5219197" cy="1981530"/>
+                    </a:xfrm>
+                    <a:prstGeom prst="rect">
+                      <a:avLst/>
+                    </a:prstGeom>
+                  </pic:spPr>
+                </pic:pic>
+              </a:graphicData>
+            </a:graphic>
+          </wp:inline>
+        </w:drawing>
+      </w:r>
+      <w:r>
+        <w:rPr>
+          <w:rFonts w:ascii="Arial" w:hAnsi="Arial" w:cs="Arial"/>
+          <w:color w:val="000000"/>
+        </w:rPr>
+        <w:br/>
+      </w:r>
+    </w:p>
+    <w:p>
+      <w:pPr>
+        <w:pStyle w:val="NormalWeb"/>
+        <w:numPr>
+          <w:ilvl w:val="0"/>
+          <w:numId w:val="9"/>
+        </w:numPr>
+        <w:spacing w:before="0" w:beforeAutospacing="0" w:after="0" w:afterAutospacing="0"/>
+        <w:textAlignment w:val="baseline"/>
+        <w:rPr>
+          <w:rFonts w:ascii="Arial" w:hAnsi="Arial" w:cs="Arial"/>
+          <w:color w:val="000000"/>
+        </w:rPr>
+      </w:pPr>
+      <w:r>
+        <w:rPr>
+          <w:rFonts w:ascii="Arial" w:hAnsi="Arial" w:cs="Arial"/>
+          <w:b/>
+          <w:bCs/>
+          <w:color w:val="000000"/>
+        </w:rPr>
+        <w:lastRenderedPageBreak/>
+        <w:t xml:space="preserve">Committing in Sequence: </w:t>
+      </w:r>
+      <w:r>
+        <w:rPr>
+          <w:rFonts w:ascii="Arial" w:hAnsi="Arial" w:cs="Arial"/>
+          <w:b/>
+          <w:color w:val="000000"/>
+        </w:rPr>
+        <w:t>Add and commit each field separately — first commit: Item ID; second commit: Item UUID; third commit: Item Hash.</w:t>
+      </w:r>
+      <w:r>
+        <w:rPr>
+          <w:rFonts w:ascii="Arial" w:hAnsi="Arial" w:cs="Arial"/>
+          <w:color w:val="000000"/>
+        </w:rPr>
+        <w:br/>
+      </w:r>
+      <w:proofErr w:type="spellStart"/>
+      <w:r>
+        <w:rPr>
+          <w:rFonts w:ascii="Arial" w:hAnsi="Arial" w:cs="Arial"/>
+          <w:color w:val="000000"/>
+        </w:rPr>
+        <w:t>ans</w:t>
+      </w:r>
+      <w:proofErr w:type="spellEnd"/>
+      <w:r>
+        <w:rPr>
+          <w:rFonts w:ascii="Arial" w:hAnsi="Arial" w:cs="Arial"/>
+          <w:color w:val="000000"/>
+        </w:rPr>
+        <w:t xml:space="preserve"> :</w:t>
+      </w:r>
+      <w:r>
+        <w:rPr>
+          <w:rFonts w:ascii="Arial" w:hAnsi="Arial" w:cs="Arial"/>
+          <w:color w:val="000000"/>
+        </w:rPr>
+        <w:br/>
+      </w:r>
+      <w:r>
+        <w:rPr>
+          <w:rFonts w:ascii="Arial" w:hAnsi="Arial" w:cs="Arial"/>
+          <w:color w:val="000000"/>
+        </w:rPr>
+        <w:drawing>
+          <wp:inline distT="0" distB="0" distL="0" distR="0" wp14:anchorId="55708581" wp14:editId="58BE85B2">
+            <wp:extent cx="4762500" cy="1343025"/>
+            <wp:effectExtent l="0" t="0" r="0" b="9525"/>
+            <wp:docPr id="34" name="Picture 34"/>
+            <wp:cNvGraphicFramePr>
+              <a:graphicFrameLocks xmlns:a="http://schemas.openxmlformats.org/drawingml/2006/main" noChangeAspect="1"/>
+            </wp:cNvGraphicFramePr>
+            <a:graphic xmlns:a="http://schemas.openxmlformats.org/drawingml/2006/main">
+              <a:graphicData uri="http://schemas.openxmlformats.org/drawingml/2006/picture">
+                <pic:pic xmlns:pic="http://schemas.openxmlformats.org/drawingml/2006/picture">
+                  <pic:nvPicPr>
+                    <pic:cNvPr id="0" name=""/>
+                    <pic:cNvPicPr/>
+                  </pic:nvPicPr>
+                  <pic:blipFill>
+                    <a:blip r:embed="rId42"/>
+                    <a:stretch>
+                      <a:fillRect/>
+                    </a:stretch>
+                  </pic:blipFill>
+                  <pic:spPr>
+                    <a:xfrm>
+                      <a:off x="0" y="0"/>
+                      <a:ext cx="4788777" cy="1350435"/>
+                    </a:xfrm>
+                    <a:prstGeom prst="rect">
+                      <a:avLst/>
+                    </a:prstGeom>
+                  </pic:spPr>
+                </pic:pic>
+              </a:graphicData>
+            </a:graphic>
+          </wp:inline>
+        </w:drawing>
+      </w:r>
+      <w:r>
+        <w:rPr>
+          <w:noProof/>
+        </w:rPr>
+        <w:t xml:space="preserve"> </w:t>
+      </w:r>
+    </w:p>
+    <w:p>
+      <w:pPr>
+        <w:pStyle w:val="NormalWeb"/>
+        <w:spacing w:before="0" w:beforeAutospacing="0" w:after="0" w:afterAutospacing="0"/>
+        <w:ind w:left="720"/>
+        <w:textAlignment w:val="baseline"/>
+        <w:rPr>
+          <w:rFonts w:ascii="Arial" w:hAnsi="Arial" w:cs="Arial"/>
+          <w:color w:val="000000"/>
+        </w:rPr>
+      </w:pPr>
+    </w:p>
+    <w:p>
+      <w:pPr>
+        <w:pStyle w:val="NormalWeb"/>
+        <w:spacing w:before="0" w:beforeAutospacing="0" w:after="0" w:afterAutospacing="0"/>
+        <w:ind w:left="720"/>
+        <w:textAlignment w:val="baseline"/>
+        <w:rPr>
+          <w:rFonts w:ascii="Arial" w:hAnsi="Arial" w:cs="Arial"/>
+          <w:color w:val="000000"/>
+        </w:rPr>
+      </w:pPr>
+      <w:r>
+        <w:rPr>
+          <w:rFonts w:ascii="Arial" w:hAnsi="Arial" w:cs="Arial"/>
+          <w:color w:val="000000"/>
+        </w:rPr>
+        <w:drawing>
+          <wp:inline distT="0" distB="0" distL="0" distR="0" wp14:anchorId="0DDF3D06" wp14:editId="4834C474">
+            <wp:extent cx="4762500" cy="2167548"/>
+            <wp:effectExtent l="0" t="0" r="0" b="4445"/>
+            <wp:docPr id="35" name="Picture 35"/>
+            <wp:cNvGraphicFramePr>
+              <a:graphicFrameLocks xmlns:a="http://schemas.openxmlformats.org/drawingml/2006/main" noChangeAspect="1"/>
+            </wp:cNvGraphicFramePr>
+            <a:graphic xmlns:a="http://schemas.openxmlformats.org/drawingml/2006/main">
+              <a:graphicData uri="http://schemas.openxmlformats.org/drawingml/2006/picture">
+                <pic:pic xmlns:pic="http://schemas.openxmlformats.org/drawingml/2006/picture">
+                  <pic:nvPicPr>
+                    <pic:cNvPr id="0" name=""/>
+                    <pic:cNvPicPr/>
+                  </pic:nvPicPr>
+                  <pic:blipFill>
+                    <a:blip r:embed="rId43"/>
+                    <a:stretch>
+                      <a:fillRect/>
+                    </a:stretch>
+                  </pic:blipFill>
+                  <pic:spPr>
+                    <a:xfrm>
+                      <a:off x="0" y="0"/>
+                      <a:ext cx="4760390" cy="2166588"/>
+                    </a:xfrm>
+                    <a:prstGeom prst="rect">
+                      <a:avLst/>
+                    </a:prstGeom>
+                  </pic:spPr>
+                </pic:pic>
+              </a:graphicData>
+            </a:graphic>
+          </wp:inline>
+        </w:drawing>
+      </w:r>
+      <w:r>
+        <w:rPr>
+          <w:rFonts w:ascii="Arial" w:hAnsi="Arial" w:cs="Arial"/>
+          <w:color w:val="000000"/>
+        </w:rPr>
+        <w:br/>
+      </w:r>
+      <w:r>
+        <w:rPr>
+          <w:rFonts w:ascii="Arial" w:hAnsi="Arial" w:cs="Arial"/>
+          <w:color w:val="000000"/>
+        </w:rPr>
+        <w:br/>
+      </w:r>
+      <w:r>
+        <w:rPr>
+          <w:rFonts w:ascii="Arial" w:hAnsi="Arial" w:cs="Arial"/>
+          <w:color w:val="000000"/>
+        </w:rPr>
+        <w:drawing>
+          <wp:inline distT="0" distB="0" distL="0" distR="0" wp14:anchorId="55CD02B5" wp14:editId="53CE3357">
+            <wp:extent cx="4844642" cy="2200275"/>
+            <wp:effectExtent l="0" t="0" r="0" b="0"/>
+            <wp:docPr id="36" name="Picture 36"/>
+            <wp:cNvGraphicFramePr>
+              <a:graphicFrameLocks xmlns:a="http://schemas.openxmlformats.org/drawingml/2006/main" noChangeAspect="1"/>
+            </wp:cNvGraphicFramePr>
+            <a:graphic xmlns:a="http://schemas.openxmlformats.org/drawingml/2006/main">
+              <a:graphicData uri="http://schemas.openxmlformats.org/drawingml/2006/picture">
+                <pic:pic xmlns:pic="http://schemas.openxmlformats.org/drawingml/2006/picture">
+                  <pic:nvPicPr>
+                    <pic:cNvPr id="0" name=""/>
+                    <pic:cNvPicPr/>
+                  </pic:nvPicPr>
+                  <pic:blipFill>
+                    <a:blip r:embed="rId44"/>
+                    <a:stretch>
+                      <a:fillRect/>
+                    </a:stretch>
+                  </pic:blipFill>
+                  <pic:spPr>
+                    <a:xfrm>
+                      <a:off x="0" y="0"/>
+                      <a:ext cx="4849739" cy="2202590"/>
+                    </a:xfrm>
+                    <a:prstGeom prst="rect">
+                      <a:avLst/>
+                    </a:prstGeom>
+                  </pic:spPr>
+                </pic:pic>
+              </a:graphicData>
+            </a:graphic>
+          </wp:inline>
+        </w:drawing>
+      </w:r>
+      <w:r>
+        <w:rPr>
+          <w:rFonts w:ascii="Arial" w:hAnsi="Arial" w:cs="Arial"/>
+          <w:color w:val="000000"/>
+        </w:rPr>
+        <w:br/>
+      </w:r>
+      <w:r>
+        <w:rPr>
+          <w:rFonts w:ascii="Arial" w:hAnsi="Arial" w:cs="Arial"/>
+          <w:color w:val="000000"/>
+        </w:rPr>
+        <w:br/>
+      </w:r>
+    </w:p>
+    <w:p>
+      <w:pPr>
+        <w:pStyle w:val="NormalWeb"/>
+        <w:numPr>
+          <w:ilvl w:val="0"/>
+          <w:numId w:val="9"/>
+        </w:numPr>
+        <w:spacing w:before="0" w:beforeAutospacing="0" w:after="0" w:afterAutospacing="0"/>
+        <w:textAlignment w:val="baseline"/>
+        <w:rPr>
+          <w:rFonts w:ascii="Arial" w:hAnsi="Arial" w:cs="Arial"/>
+          <w:color w:val="000000"/>
+        </w:rPr>
+      </w:pPr>
+      <w:r>
+        <w:rPr>
+          <w:rFonts w:ascii="Arial" w:hAnsi="Arial" w:cs="Arial"/>
+          <w:b/>
+          <w:bCs/>
+          <w:color w:val="000000"/>
+        </w:rPr>
+        <w:t xml:space="preserve">Merging to main: </w:t>
+      </w:r>
+      <w:r>
+        <w:rPr>
+          <w:rFonts w:ascii="Arial" w:hAnsi="Arial" w:cs="Arial"/>
+          <w:b/>
+          <w:color w:val="000000"/>
+        </w:rPr>
+        <w:t>Merge the master_1 branch into the main branch.</w:t>
+      </w:r>
+      <w:r>
+        <w:rPr>
+          <w:rFonts w:ascii="Arial" w:hAnsi="Arial" w:cs="Arial"/>
+          <w:color w:val="000000"/>
+        </w:rPr>
+        <w:br/>
+      </w:r>
+      <w:proofErr w:type="spellStart"/>
+      <w:r>
+        <w:rPr>
+          <w:rFonts w:ascii="Arial" w:hAnsi="Arial" w:cs="Arial"/>
+          <w:color w:val="000000"/>
+        </w:rPr>
+        <w:t>ans</w:t>
+      </w:r>
+      <w:proofErr w:type="spellEnd"/>
+      <w:r>
+        <w:rPr>
+          <w:rFonts w:ascii="Arial" w:hAnsi="Arial" w:cs="Arial"/>
+          <w:color w:val="000000"/>
+        </w:rPr>
+        <w:t xml:space="preserve"> : command :</w:t>
+      </w:r>
+      <w:r>
+        <w:rPr>
+          <w:rFonts w:ascii="Arial" w:hAnsi="Arial" w:cs="Arial"/>
+          <w:color w:val="000000"/>
+        </w:rPr>
+        <w:br/>
+        <w:t>git checkout master</w:t>
+      </w:r>
+      <w:r>
+        <w:rPr>
+          <w:rFonts w:ascii="Arial" w:hAnsi="Arial" w:cs="Arial"/>
+          <w:color w:val="000000"/>
+        </w:rPr>
+        <w:br/>
+        <w:t>git merge master_1</w:t>
+      </w:r>
+      <w:r>
+        <w:rPr>
+          <w:rFonts w:ascii="Arial" w:hAnsi="Arial" w:cs="Arial"/>
+          <w:color w:val="000000"/>
+        </w:rPr>
+        <w:br/>
+      </w:r>
+      <w:r>
+        <w:rPr>
+          <w:rFonts w:ascii="Arial" w:hAnsi="Arial" w:cs="Arial"/>
+          <w:color w:val="000000"/>
+        </w:rPr>
+        <w:drawing>
+          <wp:inline distT="0" distB="0" distL="0" distR="0" wp14:anchorId="440E6D9F" wp14:editId="789044A6">
+            <wp:extent cx="4848225" cy="1162050"/>
+            <wp:effectExtent l="0" t="0" r="9525" b="0"/>
+            <wp:docPr id="37" name="Picture 37"/>
+            <wp:cNvGraphicFramePr>
+              <a:graphicFrameLocks xmlns:a="http://schemas.openxmlformats.org/drawingml/2006/main" noChangeAspect="1"/>
+            </wp:cNvGraphicFramePr>
+            <a:graphic xmlns:a="http://schemas.openxmlformats.org/drawingml/2006/main">
+              <a:graphicData uri="http://schemas.openxmlformats.org/drawingml/2006/picture">
+                <pic:pic xmlns:pic="http://schemas.openxmlformats.org/drawingml/2006/picture">
+                  <pic:nvPicPr>
+                    <pic:cNvPr id="0" name=""/>
+                    <pic:cNvPicPr/>
+                  </pic:nvPicPr>
+                  <pic:blipFill>
+                    <a:blip r:embed="rId45"/>
+                    <a:stretch>
+                      <a:fillRect/>
+                    </a:stretch>
+                  </pic:blipFill>
+                  <pic:spPr>
+                    <a:xfrm>
+                      <a:off x="0" y="0"/>
+                      <a:ext cx="4848225" cy="1162050"/>
+                    </a:xfrm>
+                    <a:prstGeom prst="rect">
+                      <a:avLst/>
+                    </a:prstGeom>
+                  </pic:spPr>
+                </pic:pic>
+              </a:graphicData>
+            </a:graphic>
+          </wp:inline>
+        </w:drawing>
+      </w:r>
+      <w:r>
+        <w:rPr>
+          <w:rFonts w:ascii="Arial" w:hAnsi="Arial" w:cs="Arial"/>
+          <w:color w:val="000000"/>
+        </w:rPr>
+        <w:br/>
+      </w:r>
+      <w:r>
+        <w:rPr>
+          <w:rFonts w:ascii="Arial" w:hAnsi="Arial" w:cs="Arial"/>
+          <w:color w:val="000000"/>
+        </w:rPr>
+        <w:lastRenderedPageBreak/>
+        <w:br/>
+      </w:r>
+    </w:p>
+    <w:p>
+      <w:pPr>
+        <w:pStyle w:val="NormalWeb"/>
+        <w:spacing w:before="0" w:beforeAutospacing="0" w:after="0" w:afterAutospacing="0"/>
+        <w:ind w:left="360"/>
+        <w:textAlignment w:val="baseline"/>
+        <w:rPr>
+          <w:rFonts w:ascii="Arial" w:hAnsi="Arial" w:cs="Arial"/>
+          <w:color w:val="000000"/>
+        </w:rPr>
+      </w:pPr>
+      <w:r>
+        <w:rPr>
+          <w:rFonts w:ascii="Arial" w:hAnsi="Arial" w:cs="Arial"/>
+          <w:b/>
+          <w:color w:val="000000"/>
+        </w:rPr>
+        <w:t xml:space="preserve">Git Reset: In the main branch, roll back to the commit where only the Item ID field was added. Use </w:t>
+      </w:r>
+      <w:r>
+        <w:rPr>
+          <w:rFonts w:ascii="Consolas" w:hAnsi="Consolas" w:cs="Arial"/>
+          <w:b/>
+          <w:color w:val="000000"/>
+          <w:sz w:val="21"/>
+          <w:szCs w:val="21"/>
+          <w:shd w:val="clear" w:color="auto" w:fill="F0F0F0"/>
+        </w:rPr>
+        <w:t>git reset --soft</w:t>
+      </w:r>
+      <w:r>
+        <w:rPr>
+          <w:rFonts w:ascii="Arial" w:hAnsi="Arial" w:cs="Arial"/>
+          <w:b/>
+          <w:color w:val="000000"/>
+        </w:rPr>
+        <w:t xml:space="preserve"> to ensure changes remain staged, then re-commit this state and merge it to main.</w:t>
+      </w:r>
+      <w:r>
+        <w:rPr>
+          <w:rFonts w:ascii="Arial" w:hAnsi="Arial" w:cs="Arial"/>
+          <w:color w:val="000000"/>
+        </w:rPr>
+        <w:br/>
+      </w:r>
+      <w:proofErr w:type="spellStart"/>
+      <w:proofErr w:type="gramStart"/>
+      <w:r>
+        <w:rPr>
+          <w:rFonts w:ascii="Arial" w:hAnsi="Arial" w:cs="Arial"/>
+          <w:color w:val="000000"/>
+        </w:rPr>
+        <w:t>ans</w:t>
+      </w:r>
+      <w:proofErr w:type="spellEnd"/>
+      <w:proofErr w:type="gramEnd"/>
+      <w:r>
+        <w:rPr>
+          <w:rFonts w:ascii="Arial" w:hAnsi="Arial" w:cs="Arial"/>
+          <w:color w:val="000000"/>
+        </w:rPr>
+        <w:t>:</w:t>
+      </w:r>
+      <w:r>
+        <w:rPr>
+          <w:rFonts w:ascii="Arial" w:hAnsi="Arial" w:cs="Arial"/>
+          <w:color w:val="000000"/>
+        </w:rPr>
+        <w:br/>
+      </w:r>
+      <w:r>
+        <w:rPr>
+          <w:rFonts w:ascii="Arial" w:hAnsi="Arial" w:cs="Arial"/>
+          <w:color w:val="000000"/>
+        </w:rPr>
+        <w:t>Command :</w:t>
+      </w:r>
+      <w:r>
+        <w:rPr>
+          <w:rFonts w:ascii="Arial" w:hAnsi="Arial" w:cs="Arial"/>
+          <w:color w:val="000000"/>
+        </w:rPr>
+        <w:br/>
+      </w:r>
+      <w:r>
+        <w:rPr>
+          <w:rFonts w:ascii="Arial" w:hAnsi="Arial" w:cs="Arial"/>
+          <w:color w:val="000000"/>
+        </w:rPr>
+        <w:t>git log –</w:t>
+      </w:r>
+      <w:proofErr w:type="spellStart"/>
+      <w:r>
+        <w:rPr>
+          <w:rFonts w:ascii="Arial" w:hAnsi="Arial" w:cs="Arial"/>
+          <w:color w:val="000000"/>
+        </w:rPr>
+        <w:t>oneline</w:t>
+      </w:r>
+      <w:proofErr w:type="spellEnd"/>
+      <w:r>
+        <w:rPr>
+          <w:rFonts w:ascii="Arial" w:hAnsi="Arial" w:cs="Arial"/>
+          <w:color w:val="000000"/>
+        </w:rPr>
+        <w:br/>
+      </w:r>
+      <w:r>
+        <w:rPr>
+          <w:rFonts w:ascii="Arial" w:hAnsi="Arial" w:cs="Arial"/>
+          <w:color w:val="000000"/>
+        </w:rPr>
+        <w:br/>
+      </w:r>
+      <w:r>
+        <w:rPr>
+          <w:rFonts w:ascii="Arial" w:hAnsi="Arial" w:cs="Arial"/>
+          <w:color w:val="000000"/>
+        </w:rPr>
+        <w:drawing>
+          <wp:inline distT="0" distB="0" distL="0" distR="0" wp14:anchorId="0ADD7B7D" wp14:editId="6DD7193D">
+            <wp:extent cx="4239217" cy="914528"/>
+            <wp:effectExtent l="0" t="0" r="0" b="0"/>
+            <wp:docPr id="38" name="Picture 38"/>
+            <wp:cNvGraphicFramePr>
+              <a:graphicFrameLocks xmlns:a="http://schemas.openxmlformats.org/drawingml/2006/main" noChangeAspect="1"/>
+            </wp:cNvGraphicFramePr>
+            <a:graphic xmlns:a="http://schemas.openxmlformats.org/drawingml/2006/main">
+              <a:graphicData uri="http://schemas.openxmlformats.org/drawingml/2006/picture">
+                <pic:pic xmlns:pic="http://schemas.openxmlformats.org/drawingml/2006/picture">
+                  <pic:nvPicPr>
+                    <pic:cNvPr id="0" name=""/>
+                    <pic:cNvPicPr/>
+                  </pic:nvPicPr>
+                  <pic:blipFill>
+                    <a:blip r:embed="rId46"/>
+                    <a:stretch>
+                      <a:fillRect/>
+                    </a:stretch>
+                  </pic:blipFill>
+                  <pic:spPr>
+                    <a:xfrm>
+                      <a:off x="0" y="0"/>
+                      <a:ext cx="4239217" cy="914528"/>
+                    </a:xfrm>
+                    <a:prstGeom prst="rect">
+                      <a:avLst/>
+                    </a:prstGeom>
+                  </pic:spPr>
+                </pic:pic>
+              </a:graphicData>
+            </a:graphic>
+          </wp:inline>
+        </w:drawing>
+      </w:r>
+      <w:r>
+        <w:rPr>
+          <w:rFonts w:ascii="Arial" w:hAnsi="Arial" w:cs="Arial"/>
+          <w:color w:val="000000"/>
+        </w:rPr>
+        <w:br/>
+      </w:r>
+      <w:r>
+        <w:rPr>
+          <w:rFonts w:ascii="Arial" w:hAnsi="Arial" w:cs="Arial"/>
+          <w:color w:val="000000"/>
+        </w:rPr>
+        <w:br/>
+        <w:t xml:space="preserve">git reset –soft </w:t>
+      </w:r>
+      <w:r>
+        <w:rPr>
+          <w:rFonts w:ascii="Arial" w:hAnsi="Arial" w:cs="Arial"/>
+          <w:color w:val="000000"/>
+        </w:rPr>
+        <w:br/>
+      </w:r>
+      <w:r>
+        <w:rPr>
+          <w:rFonts w:ascii="Arial" w:hAnsi="Arial" w:cs="Arial"/>
+          <w:color w:val="000000"/>
+        </w:rPr>
+        <w:drawing>
+          <wp:inline distT="0" distB="0" distL="0" distR="0" wp14:anchorId="6FF02727" wp14:editId="6B1AF5E2">
+            <wp:extent cx="5731510" cy="1630051"/>
+            <wp:effectExtent l="0" t="0" r="2540" b="8255"/>
+            <wp:docPr id="39" name="Picture 39"/>
+            <wp:cNvGraphicFramePr>
+              <a:graphicFrameLocks xmlns:a="http://schemas.openxmlformats.org/drawingml/2006/main" noChangeAspect="1"/>
+            </wp:cNvGraphicFramePr>
+            <a:graphic xmlns:a="http://schemas.openxmlformats.org/drawingml/2006/main">
+              <a:graphicData uri="http://schemas.openxmlformats.org/drawingml/2006/picture">
+                <pic:pic xmlns:pic="http://schemas.openxmlformats.org/drawingml/2006/picture">
+                  <pic:nvPicPr>
+                    <pic:cNvPr id="0" name=""/>
+                    <pic:cNvPicPr/>
+                  </pic:nvPicPr>
+                  <pic:blipFill>
+                    <a:blip r:embed="rId47"/>
+                    <a:stretch>
+                      <a:fillRect/>
+                    </a:stretch>
+                  </pic:blipFill>
+                  <pic:spPr>
+                    <a:xfrm>
+                      <a:off x="0" y="0"/>
+                      <a:ext cx="5731510" cy="1630051"/>
+                    </a:xfrm>
+                    <a:prstGeom prst="rect">
+                      <a:avLst/>
+                    </a:prstGeom>
+                  </pic:spPr>
+                </pic:pic>
+              </a:graphicData>
+            </a:graphic>
+          </wp:inline>
+        </w:drawing>
+      </w:r>
+      <w:r>
+        <w:rPr>
+          <w:rFonts w:ascii="Arial" w:hAnsi="Arial" w:cs="Arial"/>
+          <w:color w:val="000000"/>
+        </w:rPr>
+        <w:br/>
+        <w:t xml:space="preserve">all </w:t>
+      </w:r>
+      <w:proofErr w:type="spellStart"/>
+      <w:r>
+        <w:rPr>
+          <w:rFonts w:ascii="Arial" w:hAnsi="Arial" w:cs="Arial"/>
+          <w:color w:val="000000"/>
+        </w:rPr>
+        <w:t>fildes</w:t>
+      </w:r>
+      <w:proofErr w:type="spellEnd"/>
+      <w:r>
+        <w:rPr>
+          <w:rFonts w:ascii="Arial" w:hAnsi="Arial" w:cs="Arial"/>
+          <w:color w:val="000000"/>
+        </w:rPr>
+        <w:t xml:space="preserve"> rollback use command :</w:t>
+      </w:r>
+      <w:r>
+        <w:rPr>
+          <w:rFonts w:ascii="Arial" w:hAnsi="Arial" w:cs="Arial"/>
+          <w:color w:val="000000"/>
+        </w:rPr>
+        <w:br/>
+        <w:t>git reset –soft (</w:t>
+      </w:r>
+      <w:proofErr w:type="spellStart"/>
+      <w:r>
+        <w:rPr>
+          <w:rFonts w:ascii="Arial" w:hAnsi="Arial" w:cs="Arial"/>
+          <w:color w:val="000000"/>
+        </w:rPr>
+        <w:t>hashvalue</w:t>
+      </w:r>
+      <w:proofErr w:type="spellEnd"/>
+      <w:r>
+        <w:rPr>
+          <w:rFonts w:ascii="Arial" w:hAnsi="Arial" w:cs="Arial"/>
+          <w:color w:val="000000"/>
+        </w:rPr>
+        <w:t>)</w:t>
+      </w:r>
+      <w:r>
+        <w:rPr>
+          <w:rFonts w:ascii="Arial" w:hAnsi="Arial" w:cs="Arial"/>
+          <w:color w:val="000000"/>
+        </w:rPr>
+        <w:br/>
+        <w:t xml:space="preserve">then merge master </w:t>
+      </w:r>
+      <w:proofErr w:type="spellStart"/>
+      <w:r>
+        <w:rPr>
+          <w:rFonts w:ascii="Arial" w:hAnsi="Arial" w:cs="Arial"/>
+          <w:color w:val="000000"/>
+        </w:rPr>
+        <w:t>branh</w:t>
+      </w:r>
+      <w:proofErr w:type="spellEnd"/>
+    </w:p>
+    <w:p>
+      <w:pPr>
+        <w:pStyle w:val="NormalWeb"/>
+        <w:spacing w:before="0" w:beforeAutospacing="0" w:after="0" w:afterAutospacing="0"/>
+        <w:ind w:left="360"/>
+        <w:textAlignment w:val="baseline"/>
+        <w:rPr>
+          <w:rFonts w:ascii="Arial" w:hAnsi="Arial" w:cs="Arial"/>
+          <w:color w:val="000000"/>
+        </w:rPr>
+      </w:pPr>
+      <w:r>
+        <w:rPr>
+          <w:rFonts w:ascii="Arial" w:hAnsi="Arial" w:cs="Arial"/>
+          <w:color w:val="000000"/>
+        </w:rPr>
+        <w:br/>
+      </w:r>
+      <w:r>
+        <w:rPr>
+          <w:rFonts w:ascii="Arial" w:hAnsi="Arial" w:cs="Arial"/>
+          <w:color w:val="000000"/>
+        </w:rPr>
+        <w:drawing>
+          <wp:inline distT="0" distB="0" distL="0" distR="0" wp14:anchorId="25C2A9AF" wp14:editId="37F4732B">
+            <wp:extent cx="5731510" cy="2044606"/>
+            <wp:effectExtent l="0" t="0" r="2540" b="0"/>
+            <wp:docPr id="40" name="Picture 40"/>
+            <wp:cNvGraphicFramePr>
+              <a:graphicFrameLocks xmlns:a="http://schemas.openxmlformats.org/drawingml/2006/main" noChangeAspect="1"/>
+            </wp:cNvGraphicFramePr>
+            <a:graphic xmlns:a="http://schemas.openxmlformats.org/drawingml/2006/main">
+              <a:graphicData uri="http://schemas.openxmlformats.org/drawingml/2006/picture">
+                <pic:pic xmlns:pic="http://schemas.openxmlformats.org/drawingml/2006/picture">
+                  <pic:nvPicPr>
+                    <pic:cNvPr id="0" name=""/>
+                    <pic:cNvPicPr/>
+                  </pic:nvPicPr>
+                  <pic:blipFill>
+                    <a:blip r:embed="rId48"/>
+                    <a:stretch>
+                      <a:fillRect/>
+                    </a:stretch>
+                  </pic:blipFill>
+                  <pic:spPr>
+                    <a:xfrm>
+                      <a:off x="0" y="0"/>
+                      <a:ext cx="5731510" cy="2044606"/>
+                    </a:xfrm>
+                    <a:prstGeom prst="rect">
+                      <a:avLst/>
+                    </a:prstGeom>
+                  </pic:spPr>
+                </pic:pic>
+              </a:graphicData>
+            </a:graphic>
+          </wp:inline>
+        </w:drawing>
+      </w:r>
+      <w:r>
+        <w:rPr>
+          <w:rFonts w:ascii="Arial" w:hAnsi="Arial" w:cs="Arial"/>
+          <w:color w:val="000000"/>
+        </w:rPr>
+        <w:br/>
+      </w:r>
+    </w:p>
+    <w:p>
+      <w:pPr>
+        <w:pStyle w:val="NormalWeb"/>
+        <w:spacing w:before="0" w:beforeAutospacing="0" w:after="0" w:afterAutospacing="0"/>
+        <w:ind w:left="360"/>
+        <w:textAlignment w:val="baseline"/>
+        <w:rPr>
+          <w:rFonts w:ascii="Arial" w:hAnsi="Arial" w:cs="Arial"/>
+          <w:color w:val="000000"/>
+        </w:rPr>
+      </w:pPr>
+    </w:p>
+    <w:p>
+      <w:pPr>
+        <w:pStyle w:val="NormalWeb"/>
+        <w:spacing w:before="0" w:beforeAutospacing="0" w:after="0" w:afterAutospacing="0"/>
+        <w:ind w:left="360"/>
+        <w:textAlignment w:val="baseline"/>
+        <w:rPr>
+          <w:rFonts w:ascii="Arial" w:hAnsi="Arial" w:cs="Arial"/>
+          <w:color w:val="000000"/>
+        </w:rPr>
+      </w:pPr>
+    </w:p>
+    <w:p>
+      <w:pPr>
+        <w:pStyle w:val="NormalWeb"/>
+        <w:spacing w:before="0" w:beforeAutospacing="0" w:after="0" w:afterAutospacing="0"/>
+        <w:ind w:left="360"/>
+        <w:textAlignment w:val="baseline"/>
+        <w:rPr>
+          <w:rFonts w:ascii="Arial" w:hAnsi="Arial" w:cs="Arial"/>
+          <w:color w:val="000000"/>
+        </w:rPr>
+      </w:pPr>
+    </w:p>
+    <w:p>
+      <w:pPr>
+        <w:pStyle w:val="NormalWeb"/>
+        <w:spacing w:before="0" w:beforeAutospacing="0" w:after="0" w:afterAutospacing="0"/>
+        <w:ind w:left="360"/>
+        <w:textAlignment w:val="baseline"/>
+        <w:rPr>
+          <w:rFonts w:ascii="Arial" w:hAnsi="Arial" w:cs="Arial"/>
+          <w:color w:val="000000"/>
+        </w:rPr>
+      </w:pPr>
+    </w:p>
+    <w:p>
+      <w:pPr>
+        <w:pStyle w:val="NormalWeb"/>
+        <w:numPr>
+          <w:ilvl w:val="0"/>
+          <w:numId w:val="9"/>
+        </w:numPr>
+        <w:spacing w:before="0" w:beforeAutospacing="0" w:after="280" w:afterAutospacing="0"/>
+        <w:textAlignment w:val="baseline"/>
+        <w:rPr>
+          <w:rFonts w:ascii="Arial" w:hAnsi="Arial" w:cs="Arial"/>
+          <w:b/>
+          <w:color w:val="000000"/>
+        </w:rPr>
+      </w:pPr>
+      <w:r>
+        <w:rPr>
+          <w:rFonts w:ascii="Arial" w:hAnsi="Arial" w:cs="Arial"/>
+          <w:b/>
+          <w:color w:val="000000"/>
+        </w:rPr>
+        <w:lastRenderedPageBreak/>
+        <w:t xml:space="preserve">Rebasing: Rebase the updated main branch changes onto master_1 using </w:t>
+      </w:r>
+      <w:r>
+        <w:rPr>
+          <w:rFonts w:ascii="Consolas" w:hAnsi="Consolas" w:cs="Arial"/>
+          <w:b/>
+          <w:color w:val="000000"/>
+          <w:sz w:val="21"/>
+          <w:szCs w:val="21"/>
+          <w:shd w:val="clear" w:color="auto" w:fill="F0F0F0"/>
+        </w:rPr>
+        <w:t>git rebase main master_1</w:t>
+      </w:r>
+      <w:r>
+        <w:rPr>
+          <w:rFonts w:ascii="Arial" w:hAnsi="Arial" w:cs="Arial"/>
+          <w:b/>
+          <w:color w:val="000000"/>
+        </w:rPr>
+        <w:t>. Preserve individual commits (do NOT squash) to maintain commit history.</w:t>
+      </w:r>
+    </w:p>
+    <w:p>
+      <w:pPr>
+        <w:pStyle w:val="NormalWeb"/>
+        <w:spacing w:after="280"/>
+        <w:ind w:left="360"/>
+        <w:textAlignment w:val="baseline"/>
+        <w:rPr>
+          <w:rFonts w:ascii="Arial" w:hAnsi="Arial" w:cs="Arial"/>
+          <w:color w:val="000000"/>
+        </w:rPr>
+      </w:pPr>
+      <w:proofErr w:type="spellStart"/>
+      <w:r>
+        <w:rPr>
+          <w:rFonts w:ascii="Arial" w:hAnsi="Arial" w:cs="Arial"/>
+          <w:color w:val="000000"/>
+        </w:rPr>
+        <w:t>Ans</w:t>
+      </w:r>
+      <w:proofErr w:type="spellEnd"/>
+      <w:proofErr w:type="gramStart"/>
+      <w:r>
+        <w:rPr>
+          <w:rFonts w:ascii="Arial" w:hAnsi="Arial" w:cs="Arial"/>
+          <w:color w:val="000000"/>
+        </w:rPr>
+        <w:t>:</w:t>
+      </w:r>
+      <w:proofErr w:type="gramEnd"/>
+      <w:r>
+        <w:rPr>
+          <w:rFonts w:ascii="Arial" w:hAnsi="Arial" w:cs="Arial"/>
+          <w:color w:val="000000"/>
+        </w:rPr>
+        <w:br/>
+      </w:r>
+      <w:r>
+        <w:rPr>
+          <w:rFonts w:ascii="Arial" w:hAnsi="Arial" w:cs="Arial"/>
+          <w:color w:val="000000"/>
+        </w:rPr>
+        <w:t>git checkout master_1</w:t>
+      </w:r>
+      <w:r>
+        <w:rPr>
+          <w:rFonts w:ascii="Arial" w:hAnsi="Arial" w:cs="Arial"/>
+          <w:color w:val="000000"/>
+        </w:rPr>
+        <w:br/>
+      </w:r>
+      <w:r>
+        <w:rPr>
+          <w:rFonts w:ascii="Arial" w:hAnsi="Arial" w:cs="Arial"/>
+          <w:color w:val="000000"/>
+        </w:rPr>
+        <w:t>git fetch origin</w:t>
+      </w:r>
+      <w:r>
+        <w:rPr>
+          <w:rFonts w:ascii="Arial" w:hAnsi="Arial" w:cs="Arial"/>
+          <w:color w:val="000000"/>
+        </w:rPr>
+        <w:br/>
+      </w:r>
+      <w:r>
+        <w:rPr>
+          <w:rFonts w:ascii="Arial" w:hAnsi="Arial" w:cs="Arial"/>
+          <w:color w:val="000000"/>
+        </w:rPr>
+        <w:t>git rebase master</w:t>
+      </w:r>
+      <w:r>
+        <w:rPr>
+          <w:rFonts w:ascii="Arial" w:hAnsi="Arial" w:cs="Arial"/>
+          <w:color w:val="000000"/>
+        </w:rPr>
+        <w:br/>
+      </w:r>
+      <w:r>
+        <w:rPr>
+          <w:rFonts w:ascii="Arial" w:hAnsi="Arial" w:cs="Arial"/>
+          <w:color w:val="000000"/>
+        </w:rPr>
+        <w:br/>
+      </w:r>
+      <w:r>
+        <w:rPr>
+          <w:rFonts w:ascii="Arial" w:hAnsi="Arial" w:cs="Arial"/>
+          <w:color w:val="000000"/>
+        </w:rPr>
+        <w:t>$ git log --</w:t>
+      </w:r>
+      <w:proofErr w:type="spellStart"/>
+      <w:r>
+        <w:rPr>
+          <w:rFonts w:ascii="Arial" w:hAnsi="Arial" w:cs="Arial"/>
+          <w:color w:val="000000"/>
+        </w:rPr>
+        <w:t>oneline</w:t>
+      </w:r>
+      <w:proofErr w:type="spellEnd"/>
+    </w:p>
+    <w:p>
+      <w:pPr>
+        <w:pStyle w:val="NormalWeb"/>
+        <w:spacing w:after="280"/>
+        <w:ind w:left="360"/>
+        <w:textAlignment w:val="baseline"/>
+        <w:rPr>
+          <w:rFonts w:ascii="Arial" w:hAnsi="Arial" w:cs="Arial"/>
+          <w:color w:val="000000"/>
+        </w:rPr>
+      </w:pPr>
+      <w:r>
+        <w:rPr>
+          <w:rFonts w:ascii="Arial" w:hAnsi="Arial" w:cs="Arial"/>
+          <w:color w:val="000000"/>
+        </w:rPr>
+        <w:t>8727062 (HEAD -&gt; master_1, origin/master, master) Merge branch 'master' of github.com:shakti101101/Deveops_Git_-_Github_assign_4</w:t>
+      </w:r>
+    </w:p>
+    <w:p>
+      <w:pPr>
+        <w:pStyle w:val="NormalWeb"/>
+        <w:spacing w:after="280"/>
+        <w:ind w:left="360"/>
+        <w:textAlignment w:val="baseline"/>
+        <w:rPr>
+          <w:rFonts w:ascii="Arial" w:hAnsi="Arial" w:cs="Arial"/>
+          <w:color w:val="000000"/>
+        </w:rPr>
+      </w:pPr>
+      <w:r>
+        <w:rPr>
+          <w:rFonts w:ascii="Arial" w:hAnsi="Arial" w:cs="Arial"/>
+          <w:color w:val="000000"/>
+        </w:rPr>
+        <w:t xml:space="preserve">77fa1cd Merge branch 'master_1' use with rollback all </w:t>
+      </w:r>
+      <w:proofErr w:type="spellStart"/>
+      <w:r>
+        <w:rPr>
+          <w:rFonts w:ascii="Arial" w:hAnsi="Arial" w:cs="Arial"/>
+          <w:color w:val="000000"/>
+        </w:rPr>
+        <w:t>fildes</w:t>
+      </w:r>
+      <w:proofErr w:type="spellEnd"/>
+      <w:r>
+        <w:rPr>
+          <w:rFonts w:ascii="Arial" w:hAnsi="Arial" w:cs="Arial"/>
+          <w:color w:val="000000"/>
+        </w:rPr>
+        <w:t xml:space="preserve"> remove</w:t>
+      </w:r>
+    </w:p>
+    <w:p>
+      <w:pPr>
+        <w:pStyle w:val="NormalWeb"/>
+        <w:spacing w:after="280"/>
+        <w:ind w:left="360"/>
+        <w:textAlignment w:val="baseline"/>
+        <w:rPr>
+          <w:rFonts w:ascii="Arial" w:hAnsi="Arial" w:cs="Arial"/>
+          <w:color w:val="000000"/>
+        </w:rPr>
+      </w:pPr>
+      <w:proofErr w:type="gramStart"/>
+      <w:r>
+        <w:rPr>
+          <w:rFonts w:ascii="Arial" w:hAnsi="Arial" w:cs="Arial"/>
+          <w:color w:val="000000"/>
+        </w:rPr>
+        <w:t>d74f612  rollback</w:t>
+      </w:r>
+      <w:proofErr w:type="gramEnd"/>
+      <w:r>
+        <w:rPr>
+          <w:rFonts w:ascii="Arial" w:hAnsi="Arial" w:cs="Arial"/>
+          <w:color w:val="000000"/>
+        </w:rPr>
+        <w:t xml:space="preserve"> item id in master_1 branch</w:t>
+      </w:r>
+    </w:p>
+    <w:p>
+      <w:pPr>
+        <w:pStyle w:val="NormalWeb"/>
+        <w:spacing w:after="280"/>
+        <w:ind w:left="360"/>
+        <w:textAlignment w:val="baseline"/>
+        <w:rPr>
+          <w:rFonts w:ascii="Arial" w:hAnsi="Arial" w:cs="Arial"/>
+          <w:color w:val="000000"/>
+        </w:rPr>
+      </w:pPr>
+      <w:proofErr w:type="gramStart"/>
+      <w:r>
+        <w:rPr>
+          <w:rFonts w:ascii="Arial" w:hAnsi="Arial" w:cs="Arial"/>
+          <w:color w:val="000000"/>
+        </w:rPr>
+        <w:t>c7e5f84</w:t>
+      </w:r>
+      <w:proofErr w:type="gramEnd"/>
+      <w:r>
+        <w:rPr>
+          <w:rFonts w:ascii="Arial" w:hAnsi="Arial" w:cs="Arial"/>
+          <w:color w:val="000000"/>
+        </w:rPr>
+        <w:t xml:space="preserve"> Rollback: Keep only Item ID field</w:t>
+      </w:r>
+    </w:p>
+    <w:p>
+      <w:pPr>
+        <w:pStyle w:val="NormalWeb"/>
+        <w:spacing w:after="280"/>
+        <w:ind w:left="360"/>
+        <w:textAlignment w:val="baseline"/>
+        <w:rPr>
+          <w:rFonts w:ascii="Arial" w:hAnsi="Arial" w:cs="Arial"/>
+          <w:color w:val="000000"/>
+        </w:rPr>
+      </w:pPr>
+      <w:r>
+        <w:rPr>
+          <w:rFonts w:ascii="Arial" w:hAnsi="Arial" w:cs="Arial"/>
+          <w:color w:val="000000"/>
+        </w:rPr>
+        <w:t>95346c9 Merge branch 'master_1' master branch</w:t>
+      </w:r>
+    </w:p>
+    <w:p>
+      <w:pPr>
+        <w:pStyle w:val="NormalWeb"/>
+        <w:spacing w:after="280"/>
+        <w:ind w:left="360"/>
+        <w:textAlignment w:val="baseline"/>
+        <w:rPr>
+          <w:rFonts w:ascii="Arial" w:hAnsi="Arial" w:cs="Arial"/>
+          <w:color w:val="000000"/>
+        </w:rPr>
+      </w:pPr>
+      <w:proofErr w:type="gramStart"/>
+      <w:r>
+        <w:rPr>
+          <w:rFonts w:ascii="Arial" w:hAnsi="Arial" w:cs="Arial"/>
+          <w:color w:val="000000"/>
+        </w:rPr>
+        <w:t>dafb39a  all</w:t>
+      </w:r>
+      <w:proofErr w:type="gramEnd"/>
+      <w:r>
+        <w:rPr>
+          <w:rFonts w:ascii="Arial" w:hAnsi="Arial" w:cs="Arial"/>
+          <w:color w:val="000000"/>
+        </w:rPr>
+        <w:t xml:space="preserve"> changes todo.html</w:t>
+      </w:r>
+    </w:p>
+    <w:p>
+      <w:pPr>
+        <w:pStyle w:val="NormalWeb"/>
+        <w:spacing w:after="280"/>
+        <w:ind w:left="360"/>
+        <w:textAlignment w:val="baseline"/>
+        <w:rPr>
+          <w:rFonts w:ascii="Arial" w:hAnsi="Arial" w:cs="Arial"/>
+          <w:color w:val="000000"/>
+        </w:rPr>
+      </w:pPr>
+      <w:proofErr w:type="gramStart"/>
+      <w:r>
+        <w:rPr>
+          <w:rFonts w:ascii="Arial" w:hAnsi="Arial" w:cs="Arial"/>
+          <w:color w:val="000000"/>
+        </w:rPr>
+        <w:t>e17bedb</w:t>
+      </w:r>
+      <w:proofErr w:type="gramEnd"/>
+      <w:r>
+        <w:rPr>
+          <w:rFonts w:ascii="Arial" w:hAnsi="Arial" w:cs="Arial"/>
+          <w:color w:val="000000"/>
+        </w:rPr>
+        <w:t xml:space="preserve"> Merge branch 'master_1'</w:t>
+      </w:r>
+    </w:p>
+    <w:p>
+      <w:pPr>
+        <w:pStyle w:val="NormalWeb"/>
+        <w:spacing w:after="280"/>
+        <w:ind w:left="360"/>
+        <w:textAlignment w:val="baseline"/>
+        <w:rPr>
+          <w:rFonts w:ascii="Arial" w:hAnsi="Arial" w:cs="Arial"/>
+          <w:color w:val="000000"/>
+        </w:rPr>
+      </w:pPr>
+      <w:proofErr w:type="gramStart"/>
+      <w:r>
+        <w:rPr>
+          <w:rFonts w:ascii="Arial" w:hAnsi="Arial" w:cs="Arial"/>
+          <w:color w:val="000000"/>
+        </w:rPr>
+        <w:t>5a13586  branch</w:t>
+      </w:r>
+      <w:proofErr w:type="gramEnd"/>
+      <w:r>
+        <w:rPr>
+          <w:rFonts w:ascii="Arial" w:hAnsi="Arial" w:cs="Arial"/>
+          <w:color w:val="000000"/>
+        </w:rPr>
+        <w:t xml:space="preserve"> add new </w:t>
+      </w:r>
+      <w:proofErr w:type="spellStart"/>
+      <w:r>
+        <w:rPr>
+          <w:rFonts w:ascii="Arial" w:hAnsi="Arial" w:cs="Arial"/>
+          <w:color w:val="000000"/>
+        </w:rPr>
+        <w:t>filds</w:t>
+      </w:r>
+      <w:proofErr w:type="spellEnd"/>
+      <w:r>
+        <w:rPr>
+          <w:rFonts w:ascii="Arial" w:hAnsi="Arial" w:cs="Arial"/>
+          <w:color w:val="000000"/>
+        </w:rPr>
+        <w:t xml:space="preserve"> Item hash  master_1</w:t>
+      </w:r>
+    </w:p>
+    <w:p>
+      <w:pPr>
+        <w:pStyle w:val="NormalWeb"/>
+        <w:spacing w:after="280"/>
+        <w:ind w:left="360"/>
+        <w:textAlignment w:val="baseline"/>
+        <w:rPr>
+          <w:rFonts w:ascii="Arial" w:hAnsi="Arial" w:cs="Arial"/>
+          <w:color w:val="000000"/>
+        </w:rPr>
+      </w:pPr>
+      <w:proofErr w:type="gramStart"/>
+      <w:r>
+        <w:rPr>
+          <w:rFonts w:ascii="Arial" w:hAnsi="Arial" w:cs="Arial"/>
+          <w:color w:val="000000"/>
+        </w:rPr>
+        <w:t>:...skipping</w:t>
+      </w:r>
+      <w:proofErr w:type="gramEnd"/>
+      <w:r>
+        <w:rPr>
+          <w:rFonts w:ascii="Arial" w:hAnsi="Arial" w:cs="Arial"/>
+          <w:color w:val="000000"/>
+        </w:rPr>
+        <w:t>...</w:t>
+      </w:r>
+    </w:p>
+    <w:p>
+      <w:pPr>
+        <w:pStyle w:val="NormalWeb"/>
+        <w:spacing w:after="280"/>
+        <w:ind w:left="360"/>
+        <w:textAlignment w:val="baseline"/>
+        <w:rPr>
+          <w:rFonts w:ascii="Arial" w:hAnsi="Arial" w:cs="Arial"/>
+          <w:color w:val="000000"/>
+        </w:rPr>
+      </w:pPr>
+      <w:r>
+        <w:rPr>
+          <w:rFonts w:ascii="Arial" w:hAnsi="Arial" w:cs="Arial"/>
+          <w:color w:val="000000"/>
+        </w:rPr>
+        <w:t>8727062 (HEAD -&gt; master_1, origin/master, master) Merge branch 'master' of github.com:shakti101101/Deveops_Git_-_Github_assign_4</w:t>
+      </w:r>
+    </w:p>
+    <w:p>
+      <w:pPr>
+        <w:pStyle w:val="NormalWeb"/>
+        <w:spacing w:after="280"/>
+        <w:ind w:left="360"/>
+        <w:textAlignment w:val="baseline"/>
+        <w:rPr>
+          <w:rFonts w:ascii="Arial" w:hAnsi="Arial" w:cs="Arial"/>
+          <w:color w:val="000000"/>
+        </w:rPr>
+      </w:pPr>
+      <w:r>
+        <w:rPr>
+          <w:rFonts w:ascii="Arial" w:hAnsi="Arial" w:cs="Arial"/>
+          <w:color w:val="000000"/>
+        </w:rPr>
+        <w:t xml:space="preserve">77fa1cd Merge branch 'master_1' use with rollback all </w:t>
+      </w:r>
+      <w:proofErr w:type="spellStart"/>
+      <w:r>
+        <w:rPr>
+          <w:rFonts w:ascii="Arial" w:hAnsi="Arial" w:cs="Arial"/>
+          <w:color w:val="000000"/>
+        </w:rPr>
+        <w:t>fildes</w:t>
+      </w:r>
+      <w:proofErr w:type="spellEnd"/>
+      <w:r>
+        <w:rPr>
+          <w:rFonts w:ascii="Arial" w:hAnsi="Arial" w:cs="Arial"/>
+          <w:color w:val="000000"/>
+        </w:rPr>
+        <w:t xml:space="preserve"> remove</w:t>
+      </w:r>
+    </w:p>
+    <w:p>
+      <w:pPr>
+        <w:pStyle w:val="NormalWeb"/>
+        <w:spacing w:after="280"/>
+        <w:ind w:left="360"/>
+        <w:textAlignment w:val="baseline"/>
+        <w:rPr>
+          <w:rFonts w:ascii="Arial" w:hAnsi="Arial" w:cs="Arial"/>
+          <w:color w:val="000000"/>
+        </w:rPr>
+      </w:pPr>
+      <w:proofErr w:type="gramStart"/>
+      <w:r>
+        <w:rPr>
+          <w:rFonts w:ascii="Arial" w:hAnsi="Arial" w:cs="Arial"/>
+          <w:color w:val="000000"/>
+        </w:rPr>
+        <w:t>d74f612  rollback</w:t>
+      </w:r>
+      <w:proofErr w:type="gramEnd"/>
+      <w:r>
+        <w:rPr>
+          <w:rFonts w:ascii="Arial" w:hAnsi="Arial" w:cs="Arial"/>
+          <w:color w:val="000000"/>
+        </w:rPr>
+        <w:t xml:space="preserve"> item id in master_1 branch</w:t>
+      </w:r>
+    </w:p>
+    <w:p>
+      <w:pPr>
+        <w:pStyle w:val="NormalWeb"/>
+        <w:spacing w:after="280"/>
+        <w:ind w:left="360"/>
+        <w:textAlignment w:val="baseline"/>
+        <w:rPr>
+          <w:rFonts w:ascii="Arial" w:hAnsi="Arial" w:cs="Arial"/>
+          <w:color w:val="000000"/>
+        </w:rPr>
+      </w:pPr>
+      <w:proofErr w:type="gramStart"/>
+      <w:r>
+        <w:rPr>
+          <w:rFonts w:ascii="Arial" w:hAnsi="Arial" w:cs="Arial"/>
+          <w:color w:val="000000"/>
+        </w:rPr>
+        <w:t>c7e5f84</w:t>
+      </w:r>
+      <w:proofErr w:type="gramEnd"/>
+      <w:r>
+        <w:rPr>
+          <w:rFonts w:ascii="Arial" w:hAnsi="Arial" w:cs="Arial"/>
+          <w:color w:val="000000"/>
+        </w:rPr>
+        <w:t xml:space="preserve"> Rollback: Keep only Item ID field</w:t>
+      </w:r>
+    </w:p>
+    <w:p>
+      <w:pPr>
+        <w:pStyle w:val="NormalWeb"/>
+        <w:spacing w:after="280"/>
+        <w:ind w:left="360"/>
+        <w:textAlignment w:val="baseline"/>
+        <w:rPr>
+          <w:rFonts w:ascii="Arial" w:hAnsi="Arial" w:cs="Arial"/>
+          <w:color w:val="000000"/>
+        </w:rPr>
+      </w:pPr>
+      <w:r>
+        <w:rPr>
+          <w:rFonts w:ascii="Arial" w:hAnsi="Arial" w:cs="Arial"/>
+          <w:color w:val="000000"/>
+        </w:rPr>
+        <w:t>95346c9 Merge branch 'master_1' master branch</w:t>
+      </w:r>
+    </w:p>
+    <w:p>
+      <w:pPr>
+        <w:pStyle w:val="NormalWeb"/>
+        <w:spacing w:after="280"/>
+        <w:ind w:left="360"/>
+        <w:textAlignment w:val="baseline"/>
+        <w:rPr>
+          <w:rFonts w:ascii="Arial" w:hAnsi="Arial" w:cs="Arial"/>
+          <w:color w:val="000000"/>
+        </w:rPr>
+      </w:pPr>
+      <w:proofErr w:type="gramStart"/>
+      <w:r>
+        <w:rPr>
+          <w:rFonts w:ascii="Arial" w:hAnsi="Arial" w:cs="Arial"/>
+          <w:color w:val="000000"/>
+        </w:rPr>
+        <w:t>dafb39a  all</w:t>
+      </w:r>
+      <w:proofErr w:type="gramEnd"/>
+      <w:r>
+        <w:rPr>
+          <w:rFonts w:ascii="Arial" w:hAnsi="Arial" w:cs="Arial"/>
+          <w:color w:val="000000"/>
+        </w:rPr>
+        <w:t xml:space="preserve"> changes todo.html</w:t>
+      </w:r>
+    </w:p>
+    <w:p>
+      <w:pPr>
+        <w:pStyle w:val="NormalWeb"/>
+        <w:spacing w:after="280"/>
+        <w:ind w:left="360"/>
+        <w:textAlignment w:val="baseline"/>
+        <w:rPr>
+          <w:rFonts w:ascii="Arial" w:hAnsi="Arial" w:cs="Arial"/>
+          <w:color w:val="000000"/>
+        </w:rPr>
+      </w:pPr>
+      <w:proofErr w:type="gramStart"/>
+      <w:r>
+        <w:rPr>
+          <w:rFonts w:ascii="Arial" w:hAnsi="Arial" w:cs="Arial"/>
+          <w:color w:val="000000"/>
+        </w:rPr>
+        <w:t>e17bedb</w:t>
+      </w:r>
+      <w:proofErr w:type="gramEnd"/>
+      <w:r>
+        <w:rPr>
+          <w:rFonts w:ascii="Arial" w:hAnsi="Arial" w:cs="Arial"/>
+          <w:color w:val="000000"/>
+        </w:rPr>
+        <w:t xml:space="preserve"> Merge branch 'master_1'</w:t>
+      </w:r>
+    </w:p>
+    <w:p>
+      <w:pPr>
+        <w:pStyle w:val="NormalWeb"/>
+        <w:spacing w:after="280"/>
+        <w:ind w:left="360"/>
+        <w:textAlignment w:val="baseline"/>
+        <w:rPr>
+          <w:rFonts w:ascii="Arial" w:hAnsi="Arial" w:cs="Arial"/>
+          <w:color w:val="000000"/>
+        </w:rPr>
+      </w:pPr>
+      <w:r>
+        <w:rPr>
+          <w:rFonts w:ascii="Arial" w:hAnsi="Arial" w:cs="Arial"/>
+          <w:color w:val="000000"/>
+        </w:rPr>
+        <w:t xml:space="preserve">5...skipping... add new </w:t>
+      </w:r>
+      <w:proofErr w:type="spellStart"/>
+      <w:r>
+        <w:rPr>
+          <w:rFonts w:ascii="Arial" w:hAnsi="Arial" w:cs="Arial"/>
+          <w:color w:val="000000"/>
+        </w:rPr>
+        <w:t>filds</w:t>
+      </w:r>
+      <w:proofErr w:type="spellEnd"/>
+      <w:r>
+        <w:rPr>
+          <w:rFonts w:ascii="Arial" w:hAnsi="Arial" w:cs="Arial"/>
+          <w:color w:val="000000"/>
+        </w:rPr>
+        <w:t xml:space="preserve"> Item </w:t>
+      </w:r>
+      <w:proofErr w:type="gramStart"/>
+      <w:r>
+        <w:rPr>
+          <w:rFonts w:ascii="Arial" w:hAnsi="Arial" w:cs="Arial"/>
+          <w:color w:val="000000"/>
+        </w:rPr>
+        <w:t>hash  master</w:t>
+      </w:r>
+      <w:proofErr w:type="gramEnd"/>
+      <w:r>
+        <w:rPr>
+          <w:rFonts w:ascii="Arial" w:hAnsi="Arial" w:cs="Arial"/>
+          <w:color w:val="000000"/>
+        </w:rPr>
+        <w:t>_1</w:t>
+      </w:r>
+    </w:p>
+    <w:p>
+      <w:pPr>
+        <w:pStyle w:val="NormalWeb"/>
+        <w:spacing w:after="280"/>
+        <w:ind w:left="360"/>
+        <w:textAlignment w:val="baseline"/>
+        <w:rPr>
+          <w:rFonts w:ascii="Arial" w:hAnsi="Arial" w:cs="Arial"/>
+          <w:color w:val="000000"/>
+        </w:rPr>
+      </w:pPr>
+      <w:r>
+        <w:rPr>
+          <w:rFonts w:ascii="Arial" w:hAnsi="Arial" w:cs="Arial"/>
+          <w:color w:val="000000"/>
+        </w:rPr>
+        <w:t xml:space="preserve">8727062 (HEAD -&gt; master_1, origin/master, master) Merge branch 'master' of github.com:shakti101101/Deveops_Git_-_Github_assign_4ranch add new </w:t>
+      </w:r>
+      <w:proofErr w:type="spellStart"/>
+      <w:r>
+        <w:rPr>
+          <w:rFonts w:ascii="Arial" w:hAnsi="Arial" w:cs="Arial"/>
+          <w:color w:val="000000"/>
+        </w:rPr>
+        <w:t>filds</w:t>
+      </w:r>
+      <w:proofErr w:type="spellEnd"/>
+      <w:r>
+        <w:rPr>
+          <w:rFonts w:ascii="Arial" w:hAnsi="Arial" w:cs="Arial"/>
+          <w:color w:val="000000"/>
+        </w:rPr>
+        <w:t xml:space="preserve"> Item </w:t>
+      </w:r>
+      <w:proofErr w:type="gramStart"/>
+      <w:r>
+        <w:rPr>
+          <w:rFonts w:ascii="Arial" w:hAnsi="Arial" w:cs="Arial"/>
+          <w:color w:val="000000"/>
+        </w:rPr>
+        <w:t>id  master</w:t>
+      </w:r>
+      <w:proofErr w:type="gramEnd"/>
+      <w:r>
+        <w:rPr>
+          <w:rFonts w:ascii="Arial" w:hAnsi="Arial" w:cs="Arial"/>
+          <w:color w:val="000000"/>
+        </w:rPr>
+        <w:t>_1</w:t>
+      </w:r>
+    </w:p>
+    <w:p>
+      <w:pPr>
+        <w:pStyle w:val="NormalWeb"/>
+        <w:spacing w:after="280"/>
+        <w:ind w:left="360"/>
+        <w:textAlignment w:val="baseline"/>
+        <w:rPr>
+          <w:rFonts w:ascii="Arial" w:hAnsi="Arial" w:cs="Arial"/>
+          <w:color w:val="000000"/>
+        </w:rPr>
+      </w:pPr>
+      <w:r>
+        <w:rPr>
+          <w:rFonts w:ascii="Arial" w:hAnsi="Arial" w:cs="Arial"/>
+          <w:color w:val="000000"/>
+        </w:rPr>
+        <w:lastRenderedPageBreak/>
+        <w:t xml:space="preserve">77fa1cd Merge branch 'master_1' use with rollback all </w:t>
+      </w:r>
+      <w:proofErr w:type="spellStart"/>
+      <w:r>
+        <w:rPr>
+          <w:rFonts w:ascii="Arial" w:hAnsi="Arial" w:cs="Arial"/>
+          <w:color w:val="000000"/>
+        </w:rPr>
+        <w:t>fildes</w:t>
+      </w:r>
+      <w:proofErr w:type="spellEnd"/>
+      <w:r>
+        <w:rPr>
+          <w:rFonts w:ascii="Arial" w:hAnsi="Arial" w:cs="Arial"/>
+          <w:color w:val="000000"/>
+        </w:rPr>
+        <w:t xml:space="preserve"> remove</w:t>
+      </w:r>
+    </w:p>
+    <w:p>
+      <w:pPr>
+        <w:pStyle w:val="NormalWeb"/>
+        <w:spacing w:after="280"/>
+        <w:ind w:left="360"/>
+        <w:textAlignment w:val="baseline"/>
+        <w:rPr>
+          <w:rFonts w:ascii="Arial" w:hAnsi="Arial" w:cs="Arial"/>
+          <w:color w:val="000000"/>
+        </w:rPr>
+      </w:pPr>
+      <w:proofErr w:type="gramStart"/>
+      <w:r>
+        <w:rPr>
+          <w:rFonts w:ascii="Arial" w:hAnsi="Arial" w:cs="Arial"/>
+          <w:color w:val="000000"/>
+        </w:rPr>
+        <w:t>d74f612  rollback</w:t>
+      </w:r>
+      <w:proofErr w:type="gramEnd"/>
+      <w:r>
+        <w:rPr>
+          <w:rFonts w:ascii="Arial" w:hAnsi="Arial" w:cs="Arial"/>
+          <w:color w:val="000000"/>
+        </w:rPr>
+        <w:t xml:space="preserve"> item id in master_1 branch</w:t>
+      </w:r>
+    </w:p>
+    <w:p>
+      <w:pPr>
+        <w:pStyle w:val="NormalWeb"/>
+        <w:spacing w:after="280"/>
+        <w:ind w:left="360"/>
+        <w:textAlignment w:val="baseline"/>
+        <w:rPr>
+          <w:rFonts w:ascii="Arial" w:hAnsi="Arial" w:cs="Arial"/>
+          <w:color w:val="000000"/>
+        </w:rPr>
+      </w:pPr>
+      <w:proofErr w:type="gramStart"/>
+      <w:r>
+        <w:rPr>
+          <w:rFonts w:ascii="Arial" w:hAnsi="Arial" w:cs="Arial"/>
+          <w:color w:val="000000"/>
+        </w:rPr>
+        <w:t>c7e5f84</w:t>
+      </w:r>
+      <w:proofErr w:type="gramEnd"/>
+      <w:r>
+        <w:rPr>
+          <w:rFonts w:ascii="Arial" w:hAnsi="Arial" w:cs="Arial"/>
+          <w:color w:val="000000"/>
+        </w:rPr>
+        <w:t xml:space="preserve"> Rollback: Keep only Item ID </w:t>
+      </w:r>
+      <w:proofErr w:type="spellStart"/>
+      <w:r>
+        <w:rPr>
+          <w:rFonts w:ascii="Arial" w:hAnsi="Arial" w:cs="Arial"/>
+          <w:color w:val="000000"/>
+        </w:rPr>
+        <w:t>fieldend</w:t>
+      </w:r>
+      <w:proofErr w:type="spellEnd"/>
+      <w:r>
+        <w:rPr>
+          <w:rFonts w:ascii="Arial" w:hAnsi="Arial" w:cs="Arial"/>
+          <w:color w:val="000000"/>
+        </w:rPr>
+        <w:t xml:space="preserve"> to call fronted and add data mongo </w:t>
+      </w:r>
+      <w:proofErr w:type="spellStart"/>
+      <w:r>
+        <w:rPr>
+          <w:rFonts w:ascii="Arial" w:hAnsi="Arial" w:cs="Arial"/>
+          <w:color w:val="000000"/>
+        </w:rPr>
+        <w:t>db</w:t>
+      </w:r>
+      <w:proofErr w:type="spellEnd"/>
+    </w:p>
+    <w:p>
+      <w:pPr>
+        <w:pStyle w:val="NormalWeb"/>
+        <w:spacing w:after="280"/>
+        <w:ind w:left="360"/>
+        <w:textAlignment w:val="baseline"/>
+        <w:rPr>
+          <w:rFonts w:ascii="Arial" w:hAnsi="Arial" w:cs="Arial"/>
+          <w:color w:val="000000"/>
+        </w:rPr>
+      </w:pPr>
+      <w:r>
+        <w:rPr>
+          <w:rFonts w:ascii="Arial" w:hAnsi="Arial" w:cs="Arial"/>
+          <w:color w:val="000000"/>
+        </w:rPr>
+        <w:t>95346c9 Merge branch 'master_1' master branch</w:t>
+      </w:r>
+    </w:p>
+    <w:p>
+      <w:pPr>
+        <w:pStyle w:val="NormalWeb"/>
+        <w:spacing w:after="280"/>
+        <w:ind w:left="360"/>
+        <w:textAlignment w:val="baseline"/>
+        <w:rPr>
+          <w:rFonts w:ascii="Arial" w:hAnsi="Arial" w:cs="Arial"/>
+          <w:color w:val="000000"/>
+        </w:rPr>
+      </w:pPr>
+      <w:proofErr w:type="gramStart"/>
+      <w:r>
+        <w:rPr>
+          <w:rFonts w:ascii="Arial" w:hAnsi="Arial" w:cs="Arial"/>
+          <w:color w:val="000000"/>
+        </w:rPr>
+        <w:t>dafb39a  all</w:t>
+      </w:r>
+      <w:proofErr w:type="gramEnd"/>
+      <w:r>
+        <w:rPr>
+          <w:rFonts w:ascii="Arial" w:hAnsi="Arial" w:cs="Arial"/>
+          <w:color w:val="000000"/>
+        </w:rPr>
+        <w:t xml:space="preserve"> changes </w:t>
+      </w:r>
+      <w:proofErr w:type="spellStart"/>
+      <w:r>
+        <w:rPr>
+          <w:rFonts w:ascii="Arial" w:hAnsi="Arial" w:cs="Arial"/>
+          <w:color w:val="000000"/>
+        </w:rPr>
+        <w:t>todo.htmlof</w:t>
+      </w:r>
+      <w:proofErr w:type="spellEnd"/>
+      <w:r>
+        <w:rPr>
+          <w:rFonts w:ascii="Arial" w:hAnsi="Arial" w:cs="Arial"/>
+          <w:color w:val="000000"/>
+        </w:rPr>
+        <w:t xml:space="preserve"> github.com:shakti101101/Deveops_Git_-_Github_assign_4</w:t>
+      </w:r>
+    </w:p>
+    <w:p>
+      <w:pPr>
+        <w:pStyle w:val="NormalWeb"/>
+        <w:spacing w:after="280"/>
+        <w:ind w:left="360"/>
+        <w:textAlignment w:val="baseline"/>
+        <w:rPr>
+          <w:rFonts w:ascii="Arial" w:hAnsi="Arial" w:cs="Arial"/>
+          <w:color w:val="000000"/>
+        </w:rPr>
+      </w:pPr>
+      <w:proofErr w:type="gramStart"/>
+      <w:r>
+        <w:rPr>
+          <w:rFonts w:ascii="Arial" w:hAnsi="Arial" w:cs="Arial"/>
+          <w:color w:val="000000"/>
+        </w:rPr>
+        <w:t>e17bedb</w:t>
+      </w:r>
+      <w:proofErr w:type="gramEnd"/>
+      <w:r>
+        <w:rPr>
+          <w:rFonts w:ascii="Arial" w:hAnsi="Arial" w:cs="Arial"/>
+          <w:color w:val="000000"/>
+        </w:rPr>
+        <w:t xml:space="preserve"> Merge branch 'master_1'utedude_new)  </w:t>
+      </w:r>
+      <w:proofErr w:type="spellStart"/>
+      <w:r>
+        <w:rPr>
+          <w:rFonts w:ascii="Arial" w:hAnsi="Arial" w:cs="Arial"/>
+          <w:color w:val="000000"/>
+        </w:rPr>
+        <w:t>data.json</w:t>
+      </w:r>
+      <w:proofErr w:type="spellEnd"/>
+      <w:r>
+        <w:rPr>
+          <w:rFonts w:ascii="Arial" w:hAnsi="Arial" w:cs="Arial"/>
+          <w:color w:val="000000"/>
+        </w:rPr>
+        <w:t xml:space="preserve"> file exit data changes New</w:t>
+      </w:r>
+    </w:p>
+    <w:p>
+      <w:pPr>
+        <w:pStyle w:val="NormalWeb"/>
+        <w:spacing w:after="280"/>
+        <w:ind w:left="360"/>
+        <w:textAlignment w:val="baseline"/>
+        <w:rPr>
+          <w:rFonts w:ascii="Arial" w:hAnsi="Arial" w:cs="Arial"/>
+          <w:color w:val="000000"/>
+        </w:rPr>
+      </w:pPr>
+      <w:proofErr w:type="gramStart"/>
+      <w:r>
+        <w:rPr>
+          <w:rFonts w:ascii="Arial" w:hAnsi="Arial" w:cs="Arial"/>
+          <w:color w:val="000000"/>
+        </w:rPr>
+        <w:t>5a13586  branch</w:t>
+      </w:r>
+      <w:proofErr w:type="gramEnd"/>
+      <w:r>
+        <w:rPr>
+          <w:rFonts w:ascii="Arial" w:hAnsi="Arial" w:cs="Arial"/>
+          <w:color w:val="000000"/>
+        </w:rPr>
+        <w:t xml:space="preserve"> add new </w:t>
+      </w:r>
+      <w:proofErr w:type="spellStart"/>
+      <w:r>
+        <w:rPr>
+          <w:rFonts w:ascii="Arial" w:hAnsi="Arial" w:cs="Arial"/>
+          <w:color w:val="000000"/>
+        </w:rPr>
+        <w:t>filds</w:t>
+      </w:r>
+      <w:proofErr w:type="spellEnd"/>
+      <w:r>
+        <w:rPr>
+          <w:rFonts w:ascii="Arial" w:hAnsi="Arial" w:cs="Arial"/>
+          <w:color w:val="000000"/>
+        </w:rPr>
+        <w:t xml:space="preserve"> Item hash  master_1</w:t>
+      </w:r>
+    </w:p>
+    <w:p>
+      <w:pPr>
+        <w:pStyle w:val="NormalWeb"/>
+        <w:spacing w:after="280"/>
+        <w:ind w:left="360"/>
+        <w:textAlignment w:val="baseline"/>
+        <w:rPr>
+          <w:rFonts w:ascii="Arial" w:hAnsi="Arial" w:cs="Arial"/>
+          <w:color w:val="000000"/>
+        </w:rPr>
+      </w:pPr>
+      <w:proofErr w:type="gramStart"/>
+      <w:r>
+        <w:rPr>
+          <w:rFonts w:ascii="Arial" w:hAnsi="Arial" w:cs="Arial"/>
+          <w:color w:val="000000"/>
+        </w:rPr>
+        <w:t>88fdcbf  branch</w:t>
+      </w:r>
+      <w:proofErr w:type="gramEnd"/>
+      <w:r>
+        <w:rPr>
+          <w:rFonts w:ascii="Arial" w:hAnsi="Arial" w:cs="Arial"/>
+          <w:color w:val="000000"/>
+        </w:rPr>
+        <w:t xml:space="preserve"> add new </w:t>
+      </w:r>
+      <w:proofErr w:type="spellStart"/>
+      <w:r>
+        <w:rPr>
+          <w:rFonts w:ascii="Arial" w:hAnsi="Arial" w:cs="Arial"/>
+          <w:color w:val="000000"/>
+        </w:rPr>
+        <w:t>filds</w:t>
+      </w:r>
+      <w:proofErr w:type="spellEnd"/>
+      <w:r>
+        <w:rPr>
+          <w:rFonts w:ascii="Arial" w:hAnsi="Arial" w:cs="Arial"/>
+          <w:color w:val="000000"/>
+        </w:rPr>
+        <w:t xml:space="preserve"> Item UUID  master_1utedude_new</w:t>
+      </w:r>
+    </w:p>
+    <w:p>
+      <w:pPr>
+        <w:pStyle w:val="NormalWeb"/>
+        <w:spacing w:after="280"/>
+        <w:ind w:left="360"/>
+        <w:textAlignment w:val="baseline"/>
+        <w:rPr>
+          <w:rFonts w:ascii="Arial" w:hAnsi="Arial" w:cs="Arial"/>
+          <w:color w:val="000000"/>
+        </w:rPr>
+      </w:pPr>
+      <w:proofErr w:type="gramStart"/>
+      <w:r>
+        <w:rPr>
+          <w:rFonts w:ascii="Arial" w:hAnsi="Arial" w:cs="Arial"/>
+          <w:color w:val="000000"/>
+        </w:rPr>
+        <w:t>7dd557a  branch</w:t>
+      </w:r>
+      <w:proofErr w:type="gramEnd"/>
+      <w:r>
+        <w:rPr>
+          <w:rFonts w:ascii="Arial" w:hAnsi="Arial" w:cs="Arial"/>
+          <w:color w:val="000000"/>
+        </w:rPr>
+        <w:t xml:space="preserve"> add new </w:t>
+      </w:r>
+      <w:proofErr w:type="spellStart"/>
+      <w:r>
+        <w:rPr>
+          <w:rFonts w:ascii="Arial" w:hAnsi="Arial" w:cs="Arial"/>
+          <w:color w:val="000000"/>
+        </w:rPr>
+        <w:t>filds</w:t>
+      </w:r>
+      <w:proofErr w:type="spellEnd"/>
+      <w:r>
+        <w:rPr>
+          <w:rFonts w:ascii="Arial" w:hAnsi="Arial" w:cs="Arial"/>
+          <w:color w:val="000000"/>
+        </w:rPr>
+        <w:t xml:space="preserve"> Item id  master_1</w:t>
+      </w:r>
+    </w:p>
+    <w:p>
+      <w:pPr>
+        <w:pStyle w:val="NormalWeb"/>
+        <w:spacing w:after="280"/>
+        <w:ind w:left="360"/>
+        <w:textAlignment w:val="baseline"/>
+        <w:rPr>
+          <w:rFonts w:ascii="Arial" w:hAnsi="Arial" w:cs="Arial"/>
+          <w:color w:val="000000"/>
+        </w:rPr>
+      </w:pPr>
+      <w:proofErr w:type="gramStart"/>
+      <w:r>
+        <w:rPr>
+          <w:rFonts w:ascii="Arial" w:hAnsi="Arial" w:cs="Arial"/>
+          <w:color w:val="000000"/>
+        </w:rPr>
+        <w:t>f9ff81c  branch</w:t>
+      </w:r>
+      <w:proofErr w:type="gramEnd"/>
+      <w:r>
+        <w:rPr>
+          <w:rFonts w:ascii="Arial" w:hAnsi="Arial" w:cs="Arial"/>
+          <w:color w:val="000000"/>
+        </w:rPr>
+        <w:t xml:space="preserve"> changes and save code master_1</w:t>
+      </w:r>
+    </w:p>
+    <w:p>
+      <w:pPr>
+        <w:pStyle w:val="NormalWeb"/>
+        <w:spacing w:after="280"/>
+        <w:ind w:left="360"/>
+        <w:textAlignment w:val="baseline"/>
+        <w:rPr>
+          <w:rFonts w:ascii="Arial" w:hAnsi="Arial" w:cs="Arial"/>
+          <w:color w:val="000000"/>
+        </w:rPr>
+      </w:pPr>
+      <w:r>
+        <w:rPr>
+          <w:rFonts w:ascii="Arial" w:hAnsi="Arial" w:cs="Arial"/>
+          <w:color w:val="000000"/>
+        </w:rPr>
+        <w:t>574b7b0 Merge branch 'master_2'</w:t>
+      </w:r>
+    </w:p>
+    <w:p>
+      <w:pPr>
+        <w:pStyle w:val="NormalWeb"/>
+        <w:spacing w:after="280"/>
+        <w:ind w:left="360"/>
+        <w:textAlignment w:val="baseline"/>
+        <w:rPr>
+          <w:rFonts w:ascii="Arial" w:hAnsi="Arial" w:cs="Arial"/>
+          <w:color w:val="000000"/>
+        </w:rPr>
+      </w:pPr>
+      <w:r>
+        <w:rPr>
+          <w:rFonts w:ascii="Arial" w:hAnsi="Arial" w:cs="Arial"/>
+          <w:color w:val="000000"/>
+        </w:rPr>
+        <w:t>cd29b10 (origin/master_2, master_2</w:t>
+      </w:r>
+      <w:proofErr w:type="gramStart"/>
+      <w:r>
+        <w:rPr>
+          <w:rFonts w:ascii="Arial" w:hAnsi="Arial" w:cs="Arial"/>
+          <w:color w:val="000000"/>
+        </w:rPr>
+        <w:t>)  backend</w:t>
+      </w:r>
+      <w:proofErr w:type="gramEnd"/>
+      <w:r>
+        <w:rPr>
+          <w:rFonts w:ascii="Arial" w:hAnsi="Arial" w:cs="Arial"/>
+          <w:color w:val="000000"/>
+        </w:rPr>
+        <w:t xml:space="preserve"> to call fronted and add data mongo </w:t>
+      </w:r>
+      <w:proofErr w:type="spellStart"/>
+      <w:r>
+        <w:rPr>
+          <w:rFonts w:ascii="Arial" w:hAnsi="Arial" w:cs="Arial"/>
+          <w:color w:val="000000"/>
+        </w:rPr>
+        <w:t>db</w:t>
+      </w:r>
+      <w:proofErr w:type="spellEnd"/>
+    </w:p>
+    <w:p>
+      <w:pPr>
+        <w:pStyle w:val="NormalWeb"/>
+        <w:spacing w:after="280"/>
+        <w:ind w:left="360"/>
+        <w:textAlignment w:val="baseline"/>
+        <w:rPr>
+          <w:rFonts w:ascii="Arial" w:hAnsi="Arial" w:cs="Arial"/>
+          <w:color w:val="000000"/>
+        </w:rPr>
+      </w:pPr>
+      <w:r>
+        <w:rPr>
+          <w:rFonts w:ascii="Arial" w:hAnsi="Arial" w:cs="Arial"/>
+          <w:color w:val="000000"/>
+        </w:rPr>
+        <w:t>d92bcee (origin/master_1</w:t>
+      </w:r>
+      <w:proofErr w:type="gramStart"/>
+      <w:r>
+        <w:rPr>
+          <w:rFonts w:ascii="Arial" w:hAnsi="Arial" w:cs="Arial"/>
+          <w:color w:val="000000"/>
+        </w:rPr>
+        <w:t>)  Todo.html</w:t>
+      </w:r>
+      <w:proofErr w:type="gramEnd"/>
+      <w:r>
+        <w:rPr>
+          <w:rFonts w:ascii="Arial" w:hAnsi="Arial" w:cs="Arial"/>
+          <w:color w:val="000000"/>
+        </w:rPr>
+        <w:t xml:space="preserve"> page add</w:t>
+      </w:r>
+    </w:p>
+    <w:p>
+      <w:pPr>
+        <w:pStyle w:val="NormalWeb"/>
+        <w:spacing w:after="280"/>
+        <w:ind w:left="360"/>
+        <w:textAlignment w:val="baseline"/>
+        <w:rPr>
+          <w:rFonts w:ascii="Arial" w:hAnsi="Arial" w:cs="Arial"/>
+          <w:color w:val="000000"/>
+        </w:rPr>
+      </w:pPr>
+      <w:r>
+        <w:rPr>
+          <w:rFonts w:ascii="Arial" w:hAnsi="Arial" w:cs="Arial"/>
+          <w:color w:val="000000"/>
+        </w:rPr>
+        <w:t>8ee1b79 Merge branch 'master' of github.com:shakti101101/Deveops_Git_-_Github_assign_4</w:t>
+      </w:r>
+    </w:p>
+    <w:p>
+      <w:pPr>
+        <w:pStyle w:val="NormalWeb"/>
+        <w:spacing w:after="280"/>
+        <w:ind w:left="360"/>
+        <w:textAlignment w:val="baseline"/>
+        <w:rPr>
+          <w:rFonts w:ascii="Arial" w:hAnsi="Arial" w:cs="Arial"/>
+          <w:color w:val="000000"/>
+        </w:rPr>
+      </w:pPr>
+      <w:r>
+        <w:rPr>
+          <w:rFonts w:ascii="Arial" w:hAnsi="Arial" w:cs="Arial"/>
+          <w:color w:val="000000"/>
+        </w:rPr>
+        <w:t>2b4b5d0 (origin/</w:t>
+      </w:r>
+      <w:proofErr w:type="spellStart"/>
+      <w:r>
+        <w:rPr>
+          <w:rFonts w:ascii="Arial" w:hAnsi="Arial" w:cs="Arial"/>
+          <w:color w:val="000000"/>
+        </w:rPr>
+        <w:t>Tutedude_new</w:t>
+      </w:r>
+      <w:proofErr w:type="spellEnd"/>
+      <w:r>
+        <w:rPr>
+          <w:rFonts w:ascii="Arial" w:hAnsi="Arial" w:cs="Arial"/>
+          <w:color w:val="000000"/>
+        </w:rPr>
+        <w:t xml:space="preserve">, </w:t>
+      </w:r>
+      <w:proofErr w:type="spellStart"/>
+      <w:r>
+        <w:rPr>
+          <w:rFonts w:ascii="Arial" w:hAnsi="Arial" w:cs="Arial"/>
+          <w:color w:val="000000"/>
+        </w:rPr>
+        <w:t>Tutedude_new</w:t>
+      </w:r>
+      <w:proofErr w:type="spellEnd"/>
+      <w:proofErr w:type="gramStart"/>
+      <w:r>
+        <w:rPr>
+          <w:rFonts w:ascii="Arial" w:hAnsi="Arial" w:cs="Arial"/>
+          <w:color w:val="000000"/>
+        </w:rPr>
+        <w:t xml:space="preserve">)  </w:t>
+      </w:r>
+      <w:proofErr w:type="spellStart"/>
+      <w:r>
+        <w:rPr>
+          <w:rFonts w:ascii="Arial" w:hAnsi="Arial" w:cs="Arial"/>
+          <w:color w:val="000000"/>
+        </w:rPr>
+        <w:t>data.json</w:t>
+      </w:r>
+      <w:proofErr w:type="spellEnd"/>
+      <w:proofErr w:type="gramEnd"/>
+      <w:r>
+        <w:rPr>
+          <w:rFonts w:ascii="Arial" w:hAnsi="Arial" w:cs="Arial"/>
+          <w:color w:val="000000"/>
+        </w:rPr>
+        <w:t xml:space="preserve"> file exit data changes New</w:t>
+      </w:r>
+    </w:p>
+    <w:p>
+      <w:pPr>
+        <w:pStyle w:val="NormalWeb"/>
+        <w:spacing w:after="280"/>
+        <w:ind w:left="360"/>
+        <w:textAlignment w:val="baseline"/>
+        <w:rPr>
+          <w:rFonts w:ascii="Arial" w:hAnsi="Arial" w:cs="Arial"/>
+          <w:color w:val="000000"/>
+        </w:rPr>
+      </w:pPr>
+      <w:proofErr w:type="gramStart"/>
+      <w:r>
+        <w:rPr>
+          <w:rFonts w:ascii="Arial" w:hAnsi="Arial" w:cs="Arial"/>
+          <w:color w:val="000000"/>
+        </w:rPr>
+        <w:t xml:space="preserve">b1eeb99  </w:t>
+      </w:r>
+      <w:proofErr w:type="spellStart"/>
+      <w:r>
+        <w:rPr>
+          <w:rFonts w:ascii="Arial" w:hAnsi="Arial" w:cs="Arial"/>
+          <w:color w:val="000000"/>
+        </w:rPr>
+        <w:t>data.json</w:t>
+      </w:r>
+      <w:proofErr w:type="spellEnd"/>
+      <w:proofErr w:type="gramEnd"/>
+      <w:r>
+        <w:rPr>
+          <w:rFonts w:ascii="Arial" w:hAnsi="Arial" w:cs="Arial"/>
+          <w:color w:val="000000"/>
+        </w:rPr>
+        <w:t xml:space="preserve"> file exit data changes</w:t>
+      </w:r>
+    </w:p>
+    <w:p>
+      <w:pPr>
+        <w:pStyle w:val="NormalWeb"/>
+        <w:spacing w:after="280"/>
+        <w:ind w:left="360"/>
+        <w:textAlignment w:val="baseline"/>
+        <w:rPr>
+          <w:rFonts w:ascii="Arial" w:hAnsi="Arial" w:cs="Arial"/>
+          <w:color w:val="000000"/>
+        </w:rPr>
+      </w:pPr>
+      <w:r>
+        <w:rPr>
+          <w:rFonts w:ascii="Arial" w:hAnsi="Arial" w:cs="Arial"/>
+          <w:color w:val="000000"/>
+        </w:rPr>
+        <w:t>1b70c01 Merge pull request #2 from shakti101101/</w:t>
+      </w:r>
+      <w:proofErr w:type="spellStart"/>
+      <w:r>
+        <w:rPr>
+          <w:rFonts w:ascii="Arial" w:hAnsi="Arial" w:cs="Arial"/>
+          <w:color w:val="000000"/>
+        </w:rPr>
+        <w:t>Tutedude_new</w:t>
+      </w:r>
+      <w:proofErr w:type="spellEnd"/>
+    </w:p>
+    <w:p>
+      <w:pPr>
+        <w:pStyle w:val="NormalWeb"/>
+        <w:spacing w:after="280"/>
+        <w:ind w:left="360"/>
+        <w:textAlignment w:val="baseline"/>
+        <w:rPr>
+          <w:rFonts w:ascii="Arial" w:hAnsi="Arial" w:cs="Arial"/>
+          <w:color w:val="000000"/>
+        </w:rPr>
+      </w:pPr>
+      <w:proofErr w:type="gramStart"/>
+      <w:r>
+        <w:rPr>
+          <w:rFonts w:ascii="Arial" w:hAnsi="Arial" w:cs="Arial"/>
+          <w:color w:val="000000"/>
+        </w:rPr>
+        <w:t>ca45fea</w:t>
+      </w:r>
+      <w:proofErr w:type="gramEnd"/>
+      <w:r>
+        <w:rPr>
+          <w:rFonts w:ascii="Arial" w:hAnsi="Arial" w:cs="Arial"/>
+          <w:color w:val="000000"/>
+        </w:rPr>
+        <w:t xml:space="preserve"> add new data in </w:t>
+      </w:r>
+      <w:proofErr w:type="spellStart"/>
+      <w:r>
+        <w:rPr>
+          <w:rFonts w:ascii="Arial" w:hAnsi="Arial" w:cs="Arial"/>
+          <w:color w:val="000000"/>
+        </w:rPr>
+        <w:t>json</w:t>
+      </w:r>
+      <w:proofErr w:type="spellEnd"/>
+      <w:r>
+        <w:rPr>
+          <w:rFonts w:ascii="Arial" w:hAnsi="Arial" w:cs="Arial"/>
+          <w:color w:val="000000"/>
+        </w:rPr>
+        <w:t xml:space="preserve"> file</w:t>
+      </w:r>
+    </w:p>
+    <w:p>
+      <w:pPr>
+        <w:pStyle w:val="NormalWeb"/>
+        <w:spacing w:after="280"/>
+        <w:ind w:left="360"/>
+        <w:textAlignment w:val="baseline"/>
+        <w:rPr>
+          <w:rFonts w:ascii="Arial" w:hAnsi="Arial" w:cs="Arial"/>
+          <w:color w:val="000000"/>
+        </w:rPr>
+      </w:pPr>
+      <w:proofErr w:type="gramStart"/>
+      <w:r>
+        <w:rPr>
+          <w:rFonts w:ascii="Arial" w:hAnsi="Arial" w:cs="Arial"/>
+          <w:color w:val="000000"/>
+        </w:rPr>
+        <w:t>89ca312  Update</w:t>
+      </w:r>
+      <w:proofErr w:type="gramEnd"/>
+      <w:r>
+        <w:rPr>
+          <w:rFonts w:ascii="Arial" w:hAnsi="Arial" w:cs="Arial"/>
+          <w:color w:val="000000"/>
+        </w:rPr>
+        <w:t xml:space="preserve"> </w:t>
+      </w:r>
+      <w:proofErr w:type="spellStart"/>
+      <w:r>
+        <w:rPr>
+          <w:rFonts w:ascii="Arial" w:hAnsi="Arial" w:cs="Arial"/>
+          <w:color w:val="000000"/>
+        </w:rPr>
+        <w:t>JSOn</w:t>
+      </w:r>
+      <w:proofErr w:type="spellEnd"/>
+      <w:r>
+        <w:rPr>
+          <w:rFonts w:ascii="Arial" w:hAnsi="Arial" w:cs="Arial"/>
+          <w:color w:val="000000"/>
+        </w:rPr>
+        <w:t xml:space="preserve"> file and Ad new data</w:t>
+      </w:r>
+    </w:p>
+    <w:p>
+      <w:pPr>
+        <w:pStyle w:val="NormalWeb"/>
+        <w:spacing w:after="280"/>
+        <w:ind w:left="360"/>
+        <w:textAlignment w:val="baseline"/>
+        <w:rPr>
+          <w:rFonts w:ascii="Arial" w:hAnsi="Arial" w:cs="Arial"/>
+          <w:color w:val="000000"/>
+        </w:rPr>
+      </w:pPr>
+      <w:proofErr w:type="gramStart"/>
+      <w:r>
+        <w:rPr>
+          <w:rFonts w:ascii="Arial" w:hAnsi="Arial" w:cs="Arial"/>
+          <w:color w:val="000000"/>
+        </w:rPr>
+        <w:t>7fe5995  conflict</w:t>
+      </w:r>
+      <w:proofErr w:type="gramEnd"/>
+      <w:r>
+        <w:rPr>
+          <w:rFonts w:ascii="Arial" w:hAnsi="Arial" w:cs="Arial"/>
+          <w:color w:val="000000"/>
+        </w:rPr>
+        <w:t xml:space="preserve"> resolved</w:t>
+      </w:r>
+    </w:p>
+    <w:p>
+      <w:pPr>
+        <w:pStyle w:val="NormalWeb"/>
+        <w:spacing w:after="280"/>
+        <w:ind w:left="360"/>
+        <w:textAlignment w:val="baseline"/>
+        <w:rPr>
+          <w:rFonts w:ascii="Arial" w:hAnsi="Arial" w:cs="Arial"/>
+          <w:color w:val="000000"/>
+        </w:rPr>
+      </w:pPr>
+      <w:r>
+        <w:rPr>
+          <w:rFonts w:ascii="Arial" w:hAnsi="Arial" w:cs="Arial"/>
+          <w:color w:val="000000"/>
+        </w:rPr>
+        <w:t xml:space="preserve">8efbf64 Initial </w:t>
+      </w:r>
+      <w:proofErr w:type="gramStart"/>
+      <w:r>
+        <w:rPr>
+          <w:rFonts w:ascii="Arial" w:hAnsi="Arial" w:cs="Arial"/>
+          <w:color w:val="000000"/>
+        </w:rPr>
+        <w:t>commit</w:t>
+      </w:r>
+      <w:proofErr w:type="gramEnd"/>
+      <w:r>
+        <w:rPr>
+          <w:rFonts w:ascii="Arial" w:hAnsi="Arial" w:cs="Arial"/>
+          <w:color w:val="000000"/>
+        </w:rPr>
+        <w:t xml:space="preserve"> with SSH key configured</w:t>
+      </w:r>
+    </w:p>
+    <w:p>
+      <w:pPr>
+        <w:pStyle w:val="NormalWeb"/>
+        <w:spacing w:after="280"/>
+        <w:ind w:left="360"/>
+        <w:textAlignment w:val="baseline"/>
+        <w:rPr>
+          <w:rFonts w:ascii="Arial" w:hAnsi="Arial" w:cs="Arial"/>
+          <w:color w:val="000000"/>
+        </w:rPr>
+      </w:pPr>
+      <w:r>
+        <w:rPr>
+          <w:rFonts w:ascii="Arial" w:hAnsi="Arial" w:cs="Arial"/>
+          <w:color w:val="000000"/>
+        </w:rPr>
+        <w:t>...skipping...</w:t>
+      </w:r>
+    </w:p>
+    <w:p>
+      <w:pPr>
+        <w:pStyle w:val="NormalWeb"/>
+        <w:spacing w:after="280"/>
+        <w:ind w:left="360"/>
+        <w:textAlignment w:val="baseline"/>
+        <w:rPr>
+          <w:rFonts w:ascii="Arial" w:hAnsi="Arial" w:cs="Arial"/>
+          <w:color w:val="000000"/>
+        </w:rPr>
+      </w:pPr>
+      <w:r>
+        <w:rPr>
+          <w:rFonts w:ascii="Arial" w:hAnsi="Arial" w:cs="Arial"/>
+          <w:color w:val="000000"/>
+        </w:rPr>
+        <w:lastRenderedPageBreak/>
+        <w:t>8727062 (HEAD -&gt; master_1, origin/master, master) Merge branch 'master' of github.com:shakti101101/Deveops_Git_-_Github_assign_4</w:t>
+      </w:r>
+    </w:p>
+    <w:p>
+      <w:pPr>
+        <w:pStyle w:val="NormalWeb"/>
+        <w:spacing w:after="280"/>
+        <w:ind w:left="360"/>
+        <w:textAlignment w:val="baseline"/>
+        <w:rPr>
+          <w:rFonts w:ascii="Arial" w:hAnsi="Arial" w:cs="Arial"/>
+          <w:color w:val="000000"/>
+        </w:rPr>
+      </w:pPr>
+      <w:r>
+        <w:rPr>
+          <w:rFonts w:ascii="Arial" w:hAnsi="Arial" w:cs="Arial"/>
+          <w:color w:val="000000"/>
+        </w:rPr>
+        <w:t xml:space="preserve">77fa1cd Merge branch 'master_1' use with rollback all </w:t>
+      </w:r>
+      <w:proofErr w:type="spellStart"/>
+      <w:r>
+        <w:rPr>
+          <w:rFonts w:ascii="Arial" w:hAnsi="Arial" w:cs="Arial"/>
+          <w:color w:val="000000"/>
+        </w:rPr>
+        <w:t>fildes</w:t>
+      </w:r>
+      <w:proofErr w:type="spellEnd"/>
+      <w:r>
+        <w:rPr>
+          <w:rFonts w:ascii="Arial" w:hAnsi="Arial" w:cs="Arial"/>
+          <w:color w:val="000000"/>
+        </w:rPr>
+        <w:t xml:space="preserve"> remove</w:t>
+      </w:r>
+    </w:p>
+    <w:p>
+      <w:pPr>
+        <w:pStyle w:val="NormalWeb"/>
+        <w:spacing w:after="280"/>
+        <w:ind w:left="360"/>
+        <w:textAlignment w:val="baseline"/>
+        <w:rPr>
+          <w:rFonts w:ascii="Arial" w:hAnsi="Arial" w:cs="Arial"/>
+          <w:color w:val="000000"/>
+        </w:rPr>
+      </w:pPr>
+      <w:proofErr w:type="gramStart"/>
+      <w:r>
+        <w:rPr>
+          <w:rFonts w:ascii="Arial" w:hAnsi="Arial" w:cs="Arial"/>
+          <w:color w:val="000000"/>
+        </w:rPr>
+        <w:t>d74f612  rollback</w:t>
+      </w:r>
+      <w:proofErr w:type="gramEnd"/>
+      <w:r>
+        <w:rPr>
+          <w:rFonts w:ascii="Arial" w:hAnsi="Arial" w:cs="Arial"/>
+          <w:color w:val="000000"/>
+        </w:rPr>
+        <w:t xml:space="preserve"> item id in master_1 branch</w:t>
+      </w:r>
+    </w:p>
+    <w:p>
+      <w:pPr>
+        <w:pStyle w:val="NormalWeb"/>
+        <w:spacing w:after="280"/>
+        <w:ind w:left="360"/>
+        <w:textAlignment w:val="baseline"/>
+        <w:rPr>
+          <w:rFonts w:ascii="Arial" w:hAnsi="Arial" w:cs="Arial"/>
+          <w:color w:val="000000"/>
+        </w:rPr>
+      </w:pPr>
+      <w:proofErr w:type="gramStart"/>
+      <w:r>
+        <w:rPr>
+          <w:rFonts w:ascii="Arial" w:hAnsi="Arial" w:cs="Arial"/>
+          <w:color w:val="000000"/>
+        </w:rPr>
+        <w:t>c7e5f84</w:t>
+      </w:r>
+      <w:proofErr w:type="gramEnd"/>
+      <w:r>
+        <w:rPr>
+          <w:rFonts w:ascii="Arial" w:hAnsi="Arial" w:cs="Arial"/>
+          <w:color w:val="000000"/>
+        </w:rPr>
+        <w:t xml:space="preserve"> Rollback: Keep only Item ID field</w:t>
+      </w:r>
+    </w:p>
+    <w:p>
+      <w:pPr>
+        <w:pStyle w:val="NormalWeb"/>
+        <w:spacing w:after="280"/>
+        <w:ind w:left="360"/>
+        <w:textAlignment w:val="baseline"/>
+        <w:rPr>
+          <w:rFonts w:ascii="Arial" w:hAnsi="Arial" w:cs="Arial"/>
+          <w:color w:val="000000"/>
+        </w:rPr>
+      </w:pPr>
+      <w:r>
+        <w:rPr>
+          <w:rFonts w:ascii="Arial" w:hAnsi="Arial" w:cs="Arial"/>
+          <w:color w:val="000000"/>
+        </w:rPr>
+        <w:t>95346c9 Merge branch 'master_1' master branch</w:t>
+      </w:r>
+    </w:p>
+    <w:p>
+      <w:pPr>
+        <w:pStyle w:val="NormalWeb"/>
+        <w:spacing w:after="280"/>
+        <w:ind w:left="360"/>
+        <w:textAlignment w:val="baseline"/>
+        <w:rPr>
+          <w:rFonts w:ascii="Arial" w:hAnsi="Arial" w:cs="Arial"/>
+          <w:color w:val="000000"/>
+        </w:rPr>
+      </w:pPr>
+      <w:proofErr w:type="gramStart"/>
+      <w:r>
+        <w:rPr>
+          <w:rFonts w:ascii="Arial" w:hAnsi="Arial" w:cs="Arial"/>
+          <w:color w:val="000000"/>
+        </w:rPr>
+        <w:t>dafb39a  all</w:t>
+      </w:r>
+      <w:proofErr w:type="gramEnd"/>
+      <w:r>
+        <w:rPr>
+          <w:rFonts w:ascii="Arial" w:hAnsi="Arial" w:cs="Arial"/>
+          <w:color w:val="000000"/>
+        </w:rPr>
+        <w:t xml:space="preserve"> changes todo.html</w:t>
+      </w:r>
+    </w:p>
+    <w:p>
+      <w:pPr>
+        <w:pStyle w:val="NormalWeb"/>
+        <w:spacing w:after="280"/>
+        <w:ind w:left="360"/>
+        <w:textAlignment w:val="baseline"/>
+        <w:rPr>
+          <w:rFonts w:ascii="Arial" w:hAnsi="Arial" w:cs="Arial"/>
+          <w:color w:val="000000"/>
+        </w:rPr>
+      </w:pPr>
+      <w:proofErr w:type="gramStart"/>
+      <w:r>
+        <w:rPr>
+          <w:rFonts w:ascii="Arial" w:hAnsi="Arial" w:cs="Arial"/>
+          <w:color w:val="000000"/>
+        </w:rPr>
+        <w:t>e17bedb</w:t>
+      </w:r>
+      <w:proofErr w:type="gramEnd"/>
+      <w:r>
+        <w:rPr>
+          <w:rFonts w:ascii="Arial" w:hAnsi="Arial" w:cs="Arial"/>
+          <w:color w:val="000000"/>
+        </w:rPr>
+        <w:t xml:space="preserve"> Merge branch 'master_1'</w:t>
+      </w:r>
+    </w:p>
+    <w:p>
+      <w:pPr>
+        <w:pStyle w:val="NormalWeb"/>
+        <w:spacing w:after="280"/>
+        <w:ind w:left="360"/>
+        <w:textAlignment w:val="baseline"/>
+        <w:rPr>
+          <w:rFonts w:ascii="Arial" w:hAnsi="Arial" w:cs="Arial"/>
+          <w:color w:val="000000"/>
+        </w:rPr>
+      </w:pPr>
+      <w:proofErr w:type="gramStart"/>
+      <w:r>
+        <w:rPr>
+          <w:rFonts w:ascii="Arial" w:hAnsi="Arial" w:cs="Arial"/>
+          <w:color w:val="000000"/>
+        </w:rPr>
+        <w:t>5a13586  branch</w:t>
+      </w:r>
+      <w:proofErr w:type="gramEnd"/>
+      <w:r>
+        <w:rPr>
+          <w:rFonts w:ascii="Arial" w:hAnsi="Arial" w:cs="Arial"/>
+          <w:color w:val="000000"/>
+        </w:rPr>
+        <w:t xml:space="preserve"> add new </w:t>
+      </w:r>
+      <w:proofErr w:type="spellStart"/>
+      <w:r>
+        <w:rPr>
+          <w:rFonts w:ascii="Arial" w:hAnsi="Arial" w:cs="Arial"/>
+          <w:color w:val="000000"/>
+        </w:rPr>
+        <w:t>filds</w:t>
+      </w:r>
+      <w:proofErr w:type="spellEnd"/>
+      <w:r>
+        <w:rPr>
+          <w:rFonts w:ascii="Arial" w:hAnsi="Arial" w:cs="Arial"/>
+          <w:color w:val="000000"/>
+        </w:rPr>
+        <w:t xml:space="preserve"> Item hash  master_1</w:t>
+      </w:r>
+    </w:p>
+    <w:p>
+      <w:pPr>
+        <w:pStyle w:val="NormalWeb"/>
+        <w:spacing w:after="280"/>
+        <w:ind w:left="360"/>
+        <w:textAlignment w:val="baseline"/>
+        <w:rPr>
+          <w:rFonts w:ascii="Arial" w:hAnsi="Arial" w:cs="Arial"/>
+          <w:color w:val="000000"/>
+        </w:rPr>
+      </w:pPr>
+      <w:proofErr w:type="gramStart"/>
+      <w:r>
+        <w:rPr>
+          <w:rFonts w:ascii="Arial" w:hAnsi="Arial" w:cs="Arial"/>
+          <w:color w:val="000000"/>
+        </w:rPr>
+        <w:t>88fdcbf  branch</w:t>
+      </w:r>
+      <w:proofErr w:type="gramEnd"/>
+      <w:r>
+        <w:rPr>
+          <w:rFonts w:ascii="Arial" w:hAnsi="Arial" w:cs="Arial"/>
+          <w:color w:val="000000"/>
+        </w:rPr>
+        <w:t xml:space="preserve"> add new </w:t>
+      </w:r>
+      <w:proofErr w:type="spellStart"/>
+      <w:r>
+        <w:rPr>
+          <w:rFonts w:ascii="Arial" w:hAnsi="Arial" w:cs="Arial"/>
+          <w:color w:val="000000"/>
+        </w:rPr>
+        <w:t>filds</w:t>
+      </w:r>
+      <w:proofErr w:type="spellEnd"/>
+      <w:r>
+        <w:rPr>
+          <w:rFonts w:ascii="Arial" w:hAnsi="Arial" w:cs="Arial"/>
+          <w:color w:val="000000"/>
+        </w:rPr>
+        <w:t xml:space="preserve"> Item UUID  master_1</w:t>
+      </w:r>
+    </w:p>
+    <w:p>
+      <w:pPr>
+        <w:pStyle w:val="NormalWeb"/>
+        <w:spacing w:after="280"/>
+        <w:ind w:left="360"/>
+        <w:textAlignment w:val="baseline"/>
+        <w:rPr>
+          <w:rFonts w:ascii="Arial" w:hAnsi="Arial" w:cs="Arial"/>
+          <w:color w:val="000000"/>
+        </w:rPr>
+      </w:pPr>
+      <w:proofErr w:type="gramStart"/>
+      <w:r>
+        <w:rPr>
+          <w:rFonts w:ascii="Arial" w:hAnsi="Arial" w:cs="Arial"/>
+          <w:color w:val="000000"/>
+        </w:rPr>
+        <w:t>7dd557a  branch</w:t>
+      </w:r>
+      <w:proofErr w:type="gramEnd"/>
+      <w:r>
+        <w:rPr>
+          <w:rFonts w:ascii="Arial" w:hAnsi="Arial" w:cs="Arial"/>
+          <w:color w:val="000000"/>
+        </w:rPr>
+        <w:t xml:space="preserve"> add new </w:t>
+      </w:r>
+      <w:proofErr w:type="spellStart"/>
+      <w:r>
+        <w:rPr>
+          <w:rFonts w:ascii="Arial" w:hAnsi="Arial" w:cs="Arial"/>
+          <w:color w:val="000000"/>
+        </w:rPr>
+        <w:t>filds</w:t>
+      </w:r>
+      <w:proofErr w:type="spellEnd"/>
+      <w:r>
+        <w:rPr>
+          <w:rFonts w:ascii="Arial" w:hAnsi="Arial" w:cs="Arial"/>
+          <w:color w:val="000000"/>
+        </w:rPr>
+        <w:t xml:space="preserve"> Item id  master_1</w:t>
+      </w:r>
+    </w:p>
+    <w:p>
+      <w:pPr>
+        <w:pStyle w:val="NormalWeb"/>
+        <w:spacing w:after="280"/>
+        <w:ind w:left="360"/>
+        <w:textAlignment w:val="baseline"/>
+        <w:rPr>
+          <w:rFonts w:ascii="Arial" w:hAnsi="Arial" w:cs="Arial"/>
+          <w:color w:val="000000"/>
+        </w:rPr>
+      </w:pPr>
+      <w:proofErr w:type="gramStart"/>
+      <w:r>
+        <w:rPr>
+          <w:rFonts w:ascii="Arial" w:hAnsi="Arial" w:cs="Arial"/>
+          <w:color w:val="000000"/>
+        </w:rPr>
+        <w:t>f9ff81c  branch</w:t>
+      </w:r>
+      <w:proofErr w:type="gramEnd"/>
+      <w:r>
+        <w:rPr>
+          <w:rFonts w:ascii="Arial" w:hAnsi="Arial" w:cs="Arial"/>
+          <w:color w:val="000000"/>
+        </w:rPr>
+        <w:t xml:space="preserve"> changes and save code master_1</w:t>
+      </w:r>
+    </w:p>
+    <w:p>
+      <w:pPr>
+        <w:pStyle w:val="NormalWeb"/>
+        <w:spacing w:after="280"/>
+        <w:ind w:left="360"/>
+        <w:textAlignment w:val="baseline"/>
+        <w:rPr>
+          <w:rFonts w:ascii="Arial" w:hAnsi="Arial" w:cs="Arial"/>
+          <w:color w:val="000000"/>
+        </w:rPr>
+      </w:pPr>
+      <w:r>
+        <w:rPr>
+          <w:rFonts w:ascii="Arial" w:hAnsi="Arial" w:cs="Arial"/>
+          <w:color w:val="000000"/>
+        </w:rPr>
+        <w:t>574b7b0 Merge branch 'master_2'</w:t>
+      </w:r>
+    </w:p>
+    <w:p>
+      <w:pPr>
+        <w:pStyle w:val="NormalWeb"/>
+        <w:spacing w:after="280"/>
+        <w:ind w:left="360"/>
+        <w:textAlignment w:val="baseline"/>
+        <w:rPr>
+          <w:rFonts w:ascii="Arial" w:hAnsi="Arial" w:cs="Arial"/>
+          <w:color w:val="000000"/>
+        </w:rPr>
+      </w:pPr>
+      <w:r>
+        <w:rPr>
+          <w:rFonts w:ascii="Arial" w:hAnsi="Arial" w:cs="Arial"/>
+          <w:color w:val="000000"/>
+        </w:rPr>
+        <w:t>cd29b10 (origin/master_2, master_2</w:t>
+      </w:r>
+      <w:proofErr w:type="gramStart"/>
+      <w:r>
+        <w:rPr>
+          <w:rFonts w:ascii="Arial" w:hAnsi="Arial" w:cs="Arial"/>
+          <w:color w:val="000000"/>
+        </w:rPr>
+        <w:t>)  backend</w:t>
+      </w:r>
+      <w:proofErr w:type="gramEnd"/>
+      <w:r>
+        <w:rPr>
+          <w:rFonts w:ascii="Arial" w:hAnsi="Arial" w:cs="Arial"/>
+          <w:color w:val="000000"/>
+        </w:rPr>
+        <w:t xml:space="preserve"> to call fronted and add data mongo </w:t>
+      </w:r>
+      <w:proofErr w:type="spellStart"/>
+      <w:r>
+        <w:rPr>
+          <w:rFonts w:ascii="Arial" w:hAnsi="Arial" w:cs="Arial"/>
+          <w:color w:val="000000"/>
+        </w:rPr>
+        <w:t>db</w:t>
+      </w:r>
+      <w:proofErr w:type="spellEnd"/>
+    </w:p>
+    <w:p>
+      <w:pPr>
+        <w:pStyle w:val="NormalWeb"/>
+        <w:spacing w:after="280"/>
+        <w:ind w:left="360"/>
+        <w:textAlignment w:val="baseline"/>
+        <w:rPr>
+          <w:rFonts w:ascii="Arial" w:hAnsi="Arial" w:cs="Arial"/>
+          <w:color w:val="000000"/>
+        </w:rPr>
+      </w:pPr>
+      <w:r>
+        <w:rPr>
+          <w:rFonts w:ascii="Arial" w:hAnsi="Arial" w:cs="Arial"/>
+          <w:color w:val="000000"/>
+        </w:rPr>
+        <w:t>d92bcee (origin/master_1</w:t>
+      </w:r>
+      <w:proofErr w:type="gramStart"/>
+      <w:r>
+        <w:rPr>
+          <w:rFonts w:ascii="Arial" w:hAnsi="Arial" w:cs="Arial"/>
+          <w:color w:val="000000"/>
+        </w:rPr>
+        <w:t>)  Todo.html</w:t>
+      </w:r>
+      <w:proofErr w:type="gramEnd"/>
+      <w:r>
+        <w:rPr>
+          <w:rFonts w:ascii="Arial" w:hAnsi="Arial" w:cs="Arial"/>
+          <w:color w:val="000000"/>
+        </w:rPr>
+        <w:t xml:space="preserve"> page add</w:t>
+      </w:r>
+    </w:p>
+    <w:p>
+      <w:pPr>
+        <w:pStyle w:val="NormalWeb"/>
+        <w:spacing w:after="280"/>
+        <w:ind w:left="360"/>
+        <w:textAlignment w:val="baseline"/>
+        <w:rPr>
+          <w:rFonts w:ascii="Arial" w:hAnsi="Arial" w:cs="Arial"/>
+          <w:color w:val="000000"/>
+        </w:rPr>
+      </w:pPr>
+      <w:r>
+        <w:rPr>
+          <w:rFonts w:ascii="Arial" w:hAnsi="Arial" w:cs="Arial"/>
+          <w:color w:val="000000"/>
+        </w:rPr>
+        <w:t>8ee1b79 Merge branch 'master' of github.com:shakti101101/Deveops_Git_-_Github_assign_4</w:t>
+      </w:r>
+    </w:p>
+    <w:p>
+      <w:pPr>
+        <w:pStyle w:val="NormalWeb"/>
+        <w:spacing w:after="280"/>
+        <w:ind w:left="360"/>
+        <w:textAlignment w:val="baseline"/>
+        <w:rPr>
+          <w:rFonts w:ascii="Arial" w:hAnsi="Arial" w:cs="Arial"/>
+          <w:color w:val="000000"/>
+        </w:rPr>
+      </w:pPr>
+      <w:r>
+        <w:rPr>
+          <w:rFonts w:ascii="Arial" w:hAnsi="Arial" w:cs="Arial"/>
+          <w:color w:val="000000"/>
+        </w:rPr>
+        <w:t>2b4b5d0 (origin/</w:t>
+      </w:r>
+      <w:proofErr w:type="spellStart"/>
+      <w:r>
+        <w:rPr>
+          <w:rFonts w:ascii="Arial" w:hAnsi="Arial" w:cs="Arial"/>
+          <w:color w:val="000000"/>
+        </w:rPr>
+        <w:t>Tutedude_new</w:t>
+      </w:r>
+      <w:proofErr w:type="spellEnd"/>
+      <w:r>
+        <w:rPr>
+          <w:rFonts w:ascii="Arial" w:hAnsi="Arial" w:cs="Arial"/>
+          <w:color w:val="000000"/>
+        </w:rPr>
+        <w:t xml:space="preserve">, </w:t>
+      </w:r>
+      <w:proofErr w:type="spellStart"/>
+      <w:r>
+        <w:rPr>
+          <w:rFonts w:ascii="Arial" w:hAnsi="Arial" w:cs="Arial"/>
+          <w:color w:val="000000"/>
+        </w:rPr>
+        <w:t>Tutedude_new</w:t>
+      </w:r>
+      <w:proofErr w:type="spellEnd"/>
+      <w:proofErr w:type="gramStart"/>
+      <w:r>
+        <w:rPr>
+          <w:rFonts w:ascii="Arial" w:hAnsi="Arial" w:cs="Arial"/>
+          <w:color w:val="000000"/>
+        </w:rPr>
+        <w:t xml:space="preserve">)  </w:t>
+      </w:r>
+      <w:proofErr w:type="spellStart"/>
+      <w:r>
+        <w:rPr>
+          <w:rFonts w:ascii="Arial" w:hAnsi="Arial" w:cs="Arial"/>
+          <w:color w:val="000000"/>
+        </w:rPr>
+        <w:t>data.json</w:t>
+      </w:r>
+      <w:proofErr w:type="spellEnd"/>
+      <w:proofErr w:type="gramEnd"/>
+      <w:r>
+        <w:rPr>
+          <w:rFonts w:ascii="Arial" w:hAnsi="Arial" w:cs="Arial"/>
+          <w:color w:val="000000"/>
+        </w:rPr>
+        <w:t xml:space="preserve"> file exit data changes New</w:t>
+      </w:r>
+    </w:p>
+    <w:p>
+      <w:pPr>
+        <w:pStyle w:val="NormalWeb"/>
+        <w:spacing w:after="280"/>
+        <w:ind w:left="360"/>
+        <w:textAlignment w:val="baseline"/>
+        <w:rPr>
+          <w:rFonts w:ascii="Arial" w:hAnsi="Arial" w:cs="Arial"/>
+          <w:color w:val="000000"/>
+        </w:rPr>
+      </w:pPr>
+      <w:proofErr w:type="gramStart"/>
+      <w:r>
+        <w:rPr>
+          <w:rFonts w:ascii="Arial" w:hAnsi="Arial" w:cs="Arial"/>
+          <w:color w:val="000000"/>
+        </w:rPr>
+        <w:t xml:space="preserve">b1eeb99  </w:t>
+      </w:r>
+      <w:proofErr w:type="spellStart"/>
+      <w:r>
+        <w:rPr>
+          <w:rFonts w:ascii="Arial" w:hAnsi="Arial" w:cs="Arial"/>
+          <w:color w:val="000000"/>
+        </w:rPr>
+        <w:t>data.json</w:t>
+      </w:r>
+      <w:proofErr w:type="spellEnd"/>
+      <w:proofErr w:type="gramEnd"/>
+      <w:r>
+        <w:rPr>
+          <w:rFonts w:ascii="Arial" w:hAnsi="Arial" w:cs="Arial"/>
+          <w:color w:val="000000"/>
+        </w:rPr>
+        <w:t xml:space="preserve"> file exit data changes</w:t>
+      </w:r>
+    </w:p>
+    <w:p>
+      <w:pPr>
+        <w:pStyle w:val="NormalWeb"/>
+        <w:spacing w:after="280"/>
+        <w:ind w:left="360"/>
+        <w:textAlignment w:val="baseline"/>
+        <w:rPr>
+          <w:rFonts w:ascii="Arial" w:hAnsi="Arial" w:cs="Arial"/>
+          <w:color w:val="000000"/>
+        </w:rPr>
+      </w:pPr>
+      <w:r>
+        <w:rPr>
+          <w:rFonts w:ascii="Arial" w:hAnsi="Arial" w:cs="Arial"/>
+          <w:color w:val="000000"/>
+        </w:rPr>
+        <w:t>1b70c01 Merge pull request #2 from shakti101101/</w:t>
+      </w:r>
+      <w:proofErr w:type="spellStart"/>
+      <w:r>
+        <w:rPr>
+          <w:rFonts w:ascii="Arial" w:hAnsi="Arial" w:cs="Arial"/>
+          <w:color w:val="000000"/>
+        </w:rPr>
+        <w:t>Tutedude_new</w:t>
+      </w:r>
+      <w:proofErr w:type="spellEnd"/>
+    </w:p>
+    <w:p>
+      <w:pPr>
+        <w:pStyle w:val="NormalWeb"/>
+        <w:spacing w:after="280"/>
+        <w:ind w:left="360"/>
+        <w:textAlignment w:val="baseline"/>
+        <w:rPr>
+          <w:rFonts w:ascii="Arial" w:hAnsi="Arial" w:cs="Arial"/>
+          <w:color w:val="000000"/>
+        </w:rPr>
+      </w:pPr>
+      <w:proofErr w:type="gramStart"/>
+      <w:r>
+        <w:rPr>
+          <w:rFonts w:ascii="Arial" w:hAnsi="Arial" w:cs="Arial"/>
+          <w:color w:val="000000"/>
+        </w:rPr>
+        <w:t>ca45fea</w:t>
+      </w:r>
+      <w:proofErr w:type="gramEnd"/>
+      <w:r>
+        <w:rPr>
+          <w:rFonts w:ascii="Arial" w:hAnsi="Arial" w:cs="Arial"/>
+          <w:color w:val="000000"/>
+        </w:rPr>
+        <w:t xml:space="preserve"> add new data in </w:t>
+      </w:r>
+      <w:proofErr w:type="spellStart"/>
+      <w:r>
+        <w:rPr>
+          <w:rFonts w:ascii="Arial" w:hAnsi="Arial" w:cs="Arial"/>
+          <w:color w:val="000000"/>
+        </w:rPr>
+        <w:t>json</w:t>
+      </w:r>
+      <w:proofErr w:type="spellEnd"/>
+      <w:r>
+        <w:rPr>
+          <w:rFonts w:ascii="Arial" w:hAnsi="Arial" w:cs="Arial"/>
+          <w:color w:val="000000"/>
+        </w:rPr>
+        <w:t xml:space="preserve"> file</w:t>
+      </w:r>
+    </w:p>
+    <w:p>
+      <w:pPr>
+        <w:pStyle w:val="NormalWeb"/>
+        <w:spacing w:after="280"/>
+        <w:ind w:left="360"/>
+        <w:textAlignment w:val="baseline"/>
+        <w:rPr>
+          <w:rFonts w:ascii="Arial" w:hAnsi="Arial" w:cs="Arial"/>
+          <w:color w:val="000000"/>
+        </w:rPr>
+      </w:pPr>
+      <w:proofErr w:type="gramStart"/>
+      <w:r>
+        <w:rPr>
+          <w:rFonts w:ascii="Arial" w:hAnsi="Arial" w:cs="Arial"/>
+          <w:color w:val="000000"/>
+        </w:rPr>
+        <w:t>89ca312  Update</w:t>
+      </w:r>
+      <w:proofErr w:type="gramEnd"/>
+      <w:r>
+        <w:rPr>
+          <w:rFonts w:ascii="Arial" w:hAnsi="Arial" w:cs="Arial"/>
+          <w:color w:val="000000"/>
+        </w:rPr>
+        <w:t xml:space="preserve"> </w:t>
+      </w:r>
+      <w:proofErr w:type="spellStart"/>
+      <w:r>
+        <w:rPr>
+          <w:rFonts w:ascii="Arial" w:hAnsi="Arial" w:cs="Arial"/>
+          <w:color w:val="000000"/>
+        </w:rPr>
+        <w:t>JSOn</w:t>
+      </w:r>
+      <w:proofErr w:type="spellEnd"/>
+      <w:r>
+        <w:rPr>
+          <w:rFonts w:ascii="Arial" w:hAnsi="Arial" w:cs="Arial"/>
+          <w:color w:val="000000"/>
+        </w:rPr>
+        <w:t xml:space="preserve"> file and Ad new data</w:t>
+      </w:r>
+    </w:p>
+    <w:p>
+      <w:pPr>
+        <w:pStyle w:val="NormalWeb"/>
+        <w:spacing w:after="280"/>
+        <w:ind w:left="360"/>
+        <w:textAlignment w:val="baseline"/>
+        <w:rPr>
+          <w:rFonts w:ascii="Arial" w:hAnsi="Arial" w:cs="Arial"/>
+          <w:color w:val="000000"/>
+        </w:rPr>
+      </w:pPr>
+      <w:proofErr w:type="gramStart"/>
+      <w:r>
+        <w:rPr>
+          <w:rFonts w:ascii="Arial" w:hAnsi="Arial" w:cs="Arial"/>
+          <w:color w:val="000000"/>
+        </w:rPr>
+        <w:t>7fe5995  conflict</w:t>
+      </w:r>
+      <w:proofErr w:type="gramEnd"/>
+      <w:r>
+        <w:rPr>
+          <w:rFonts w:ascii="Arial" w:hAnsi="Arial" w:cs="Arial"/>
+          <w:color w:val="000000"/>
+        </w:rPr>
+        <w:t xml:space="preserve"> resolved</w:t>
+      </w:r>
+    </w:p>
+    <w:p>
+      <w:pPr>
+        <w:pStyle w:val="NormalWeb"/>
+        <w:spacing w:after="280"/>
+        <w:ind w:left="360"/>
+        <w:textAlignment w:val="baseline"/>
+        <w:rPr>
+          <w:rFonts w:ascii="Arial" w:hAnsi="Arial" w:cs="Arial"/>
+          <w:color w:val="000000"/>
+        </w:rPr>
+      </w:pPr>
+      <w:r>
+        <w:rPr>
+          <w:rFonts w:ascii="Arial" w:hAnsi="Arial" w:cs="Arial"/>
+          <w:color w:val="000000"/>
+        </w:rPr>
+        <w:t xml:space="preserve">8efbf64 Initial </w:t>
+      </w:r>
+      <w:proofErr w:type="gramStart"/>
+      <w:r>
+        <w:rPr>
+          <w:rFonts w:ascii="Arial" w:hAnsi="Arial" w:cs="Arial"/>
+          <w:color w:val="000000"/>
+        </w:rPr>
+        <w:t>commit</w:t>
+      </w:r>
+      <w:proofErr w:type="gramEnd"/>
+      <w:r>
+        <w:rPr>
+          <w:rFonts w:ascii="Arial" w:hAnsi="Arial" w:cs="Arial"/>
+          <w:color w:val="000000"/>
+        </w:rPr>
+        <w:t xml:space="preserve"> with SSH key configured</w:t>
+      </w:r>
+    </w:p>
+    <w:p>
+      <w:pPr>
+        <w:pStyle w:val="NormalWeb"/>
+        <w:spacing w:before="0" w:beforeAutospacing="0" w:after="280" w:afterAutospacing="0"/>
+        <w:ind w:left="360"/>
+        <w:textAlignment w:val="baseline"/>
+        <w:rPr>
+          <w:rFonts w:ascii="Arial" w:hAnsi="Arial" w:cs="Arial"/>
+          <w:color w:val="000000"/>
+        </w:rPr>
+      </w:pPr>
+      <w:r>
+        <w:rPr>
+          <w:rFonts w:ascii="Arial" w:hAnsi="Arial" w:cs="Arial"/>
+          <w:color w:val="000000"/>
+        </w:rPr>
+        <w:lastRenderedPageBreak/>
+        <w:br/>
+      </w:r>
+      <w:r>
+        <w:rPr>
+          <w:rFonts w:ascii="Arial" w:hAnsi="Arial" w:cs="Arial"/>
+          <w:color w:val="000000"/>
+        </w:rPr>
+        <w:drawing>
+          <wp:inline distT="0" distB="0" distL="0" distR="0" wp14:anchorId="0EE78FF3" wp14:editId="1F05158C">
+            <wp:extent cx="5731510" cy="834008"/>
+            <wp:effectExtent l="0" t="0" r="2540" b="4445"/>
+            <wp:docPr id="41" name="Picture 41"/>
+            <wp:cNvGraphicFramePr>
+              <a:graphicFrameLocks xmlns:a="http://schemas.openxmlformats.org/drawingml/2006/main" noChangeAspect="1"/>
+            </wp:cNvGraphicFramePr>
+            <a:graphic xmlns:a="http://schemas.openxmlformats.org/drawingml/2006/main">
+              <a:graphicData uri="http://schemas.openxmlformats.org/drawingml/2006/picture">
+                <pic:pic xmlns:pic="http://schemas.openxmlformats.org/drawingml/2006/picture">
+                  <pic:nvPicPr>
+                    <pic:cNvPr id="0" name=""/>
+                    <pic:cNvPicPr/>
+                  </pic:nvPicPr>
+                  <pic:blipFill>
+                    <a:blip r:embed="rId49"/>
+                    <a:stretch>
+                      <a:fillRect/>
+                    </a:stretch>
+                  </pic:blipFill>
+                  <pic:spPr>
+                    <a:xfrm>
+                      <a:off x="0" y="0"/>
+                      <a:ext cx="5731510" cy="834008"/>
+                    </a:xfrm>
+                    <a:prstGeom prst="rect">
+                      <a:avLst/>
+                    </a:prstGeom>
+                  </pic:spPr>
+                </pic:pic>
+              </a:graphicData>
+            </a:graphic>
+          </wp:inline>
+        </w:drawing>
+      </w:r>
+    </w:p>
+    <w:p>
+      <w:pPr>
+        <w:pStyle w:val="NormalWeb"/>
+        <w:spacing w:before="0" w:beforeAutospacing="0" w:after="0" w:afterAutospacing="0"/>
+        <w:ind w:left="720"/>
+        <w:textAlignment w:val="baseline"/>
+        <w:rPr>
+          <w:rFonts w:ascii="Arial" w:hAnsi="Arial" w:cs="Arial"/>
+          <w:color w:val="000000"/>
+        </w:rPr>
+      </w:pPr>
+    </w:p>
+    <w:p/>
     <w:sectPr>
       <w:pgSz w:w="11906" w:h="16838"/>
       <w:pgMar w:top="1440" w:right="1440" w:bottom="1440" w:left="1440" w:header="708" w:footer="708" w:gutter="0"/>
@@ -1116,6 +6505,119 @@
     </w:lvl>
   </w:abstractNum>
   <w:abstractNum w:abstractNumId="2">
+    <w:nsid w:val="4519173B"/>
+    <w:multiLevelType w:val="multilevel"/>
+    <w:tmpl w:val="CCEE811C"/>
+    <w:lvl w:ilvl="0">
+      <w:start w:val="1"/>
+      <w:numFmt w:val="decimal"/>
+      <w:lvlText w:val="%1."/>
+      <w:lvlJc w:val="left"/>
+      <w:pPr>
+        <w:tabs>
+          <w:tab w:val="num" w:pos="720"/>
+        </w:tabs>
+        <w:ind w:left="720" w:hanging="360"/>
+      </w:pPr>
+    </w:lvl>
+    <w:lvl w:ilvl="1" w:tentative="1">
+      <w:start w:val="1"/>
+      <w:numFmt w:val="decimal"/>
+      <w:lvlText w:val="%2."/>
+      <w:lvlJc w:val="left"/>
+      <w:pPr>
+        <w:tabs>
+          <w:tab w:val="num" w:pos="1440"/>
+        </w:tabs>
+        <w:ind w:left="1440" w:hanging="360"/>
+      </w:pPr>
+    </w:lvl>
+    <w:lvl w:ilvl="2" w:tentative="1">
+      <w:start w:val="1"/>
+      <w:numFmt w:val="decimal"/>
+      <w:lvlText w:val="%3."/>
+      <w:lvlJc w:val="left"/>
+      <w:pPr>
+        <w:tabs>
+          <w:tab w:val="num" w:pos="2160"/>
+        </w:tabs>
+        <w:ind w:left="2160" w:hanging="360"/>
+      </w:pPr>
+    </w:lvl>
+    <w:lvl w:ilvl="3" w:tentative="1">
+      <w:start w:val="1"/>
+      <w:numFmt w:val="decimal"/>
+      <w:lvlText w:val="%4."/>
+      <w:lvlJc w:val="left"/>
+      <w:pPr>
+        <w:tabs>
+          <w:tab w:val="num" w:pos="2880"/>
+        </w:tabs>
+        <w:ind w:left="2880" w:hanging="360"/>
+      </w:pPr>
+    </w:lvl>
+    <w:lvl w:ilvl="4" w:tentative="1">
+      <w:start w:val="1"/>
+      <w:numFmt w:val="decimal"/>
+      <w:lvlText w:val="%5."/>
+      <w:lvlJc w:val="left"/>
+      <w:pPr>
+        <w:tabs>
+          <w:tab w:val="num" w:pos="3600"/>
+        </w:tabs>
+        <w:ind w:left="3600" w:hanging="360"/>
+      </w:pPr>
+    </w:lvl>
+    <w:lvl w:ilvl="5" w:tentative="1">
+      <w:start w:val="1"/>
+      <w:numFmt w:val="decimal"/>
+      <w:lvlText w:val="%6."/>
+      <w:lvlJc w:val="left"/>
+      <w:pPr>
+        <w:tabs>
+          <w:tab w:val="num" w:pos="4320"/>
+        </w:tabs>
+        <w:ind w:left="4320" w:hanging="360"/>
+      </w:pPr>
+    </w:lvl>
+    <w:lvl w:ilvl="6" w:tentative="1">
+      <w:start w:val="1"/>
+      <w:numFmt w:val="decimal"/>
+      <w:lvlText w:val="%7."/>
+      <w:lvlJc w:val="left"/>
+      <w:pPr>
+        <w:tabs>
+          <w:tab w:val="num" w:pos="5040"/>
+        </w:tabs>
+        <w:ind w:left="5040" w:hanging="360"/>
+      </w:pPr>
+    </w:lvl>
+    <w:lvl w:ilvl="7" w:tentative="1">
+      <w:start w:val="1"/>
+      <w:numFmt w:val="decimal"/>
+      <w:lvlText w:val="%8."/>
+      <w:lvlJc w:val="left"/>
+      <w:pPr>
+        <w:tabs>
+          <w:tab w:val="num" w:pos="5760"/>
+        </w:tabs>
+        <w:ind w:left="5760" w:hanging="360"/>
+      </w:pPr>
+    </w:lvl>
+    <w:lvl w:ilvl="8" w:tentative="1">
+      <w:start w:val="1"/>
+      <w:numFmt w:val="decimal"/>
+      <w:lvlText w:val="%9."/>
+      <w:lvlJc w:val="left"/>
+      <w:pPr>
+        <w:tabs>
+          <w:tab w:val="num" w:pos="6480"/>
+        </w:tabs>
+        <w:ind w:left="6480" w:hanging="360"/>
+      </w:pPr>
+    </w:lvl>
+  </w:abstractNum>
+  <w:abstractNum w:abstractNumId="3">
     <w:nsid w:val="4CB61F2A"/>
     <w:multiLevelType w:val="hybridMultilevel"/>
     <w:tmpl w:val="489ABB54"/>
@@ -1204,7 +6706,120 @@
       </w:pPr>
     </w:lvl>
   </w:abstractNum>
-  <w:abstractNum w:abstractNumId="3">
+  <w:abstractNum w:abstractNumId="4">
+    <w:nsid w:val="4ECA5E5A"/>
+    <w:multiLevelType w:val="multilevel"/>
+    <w:tmpl w:val="D9D6A67E"/>
+    <w:lvl w:ilvl="0">
+      <w:start w:val="1"/>
+      <w:numFmt w:val="decimal"/>
+      <w:lvlText w:val="%1."/>
+      <w:lvlJc w:val="left"/>
+      <w:pPr>
+        <w:tabs>
+          <w:tab w:val="num" w:pos="720"/>
+        </w:tabs>
+        <w:ind w:left="720" w:hanging="360"/>
+      </w:pPr>
+    </w:lvl>
+    <w:lvl w:ilvl="1" w:tentative="1">
+      <w:start w:val="1"/>
+      <w:numFmt w:val="decimal"/>
+      <w:lvlText w:val="%2."/>
+      <w:lvlJc w:val="left"/>
+      <w:pPr>
+        <w:tabs>
+          <w:tab w:val="num" w:pos="1440"/>
+        </w:tabs>
+        <w:ind w:left="1440" w:hanging="360"/>
+      </w:pPr>
+    </w:lvl>
+    <w:lvl w:ilvl="2" w:tentative="1">
+      <w:start w:val="1"/>
+      <w:numFmt w:val="decimal"/>
+      <w:lvlText w:val="%3."/>
+      <w:lvlJc w:val="left"/>
+      <w:pPr>
+        <w:tabs>
+          <w:tab w:val="num" w:pos="2160"/>
+        </w:tabs>
+        <w:ind w:left="2160" w:hanging="360"/>
+      </w:pPr>
+    </w:lvl>
+    <w:lvl w:ilvl="3" w:tentative="1">
+      <w:start w:val="1"/>
+      <w:numFmt w:val="decimal"/>
+      <w:lvlText w:val="%4."/>
+      <w:lvlJc w:val="left"/>
+      <w:pPr>
+        <w:tabs>
+          <w:tab w:val="num" w:pos="2880"/>
+        </w:tabs>
+        <w:ind w:left="2880" w:hanging="360"/>
+      </w:pPr>
+    </w:lvl>
+    <w:lvl w:ilvl="4" w:tentative="1">
+      <w:start w:val="1"/>
+      <w:numFmt w:val="decimal"/>
+      <w:lvlText w:val="%5."/>
+      <w:lvlJc w:val="left"/>
+      <w:pPr>
+        <w:tabs>
+          <w:tab w:val="num" w:pos="3600"/>
+        </w:tabs>
+        <w:ind w:left="3600" w:hanging="360"/>
+      </w:pPr>
+    </w:lvl>
+    <w:lvl w:ilvl="5" w:tentative="1">
+      <w:start w:val="1"/>
+      <w:numFmt w:val="decimal"/>
+      <w:lvlText w:val="%6."/>
+      <w:lvlJc w:val="left"/>
+      <w:pPr>
+        <w:tabs>
+          <w:tab w:val="num" w:pos="4320"/>
+        </w:tabs>
+        <w:ind w:left="4320" w:hanging="360"/>
+      </w:pPr>
+    </w:lvl>
+    <w:lvl w:ilvl="6" w:tentative="1">
+      <w:start w:val="1"/>
+      <w:numFmt w:val="decimal"/>
+      <w:lvlText w:val="%7."/>
+      <w:lvlJc w:val="left"/>
+      <w:pPr>
+        <w:tabs>
+          <w:tab w:val="num" w:pos="5040"/>
+        </w:tabs>
+        <w:ind w:left="5040" w:hanging="360"/>
+      </w:pPr>
+    </w:lvl>
+    <w:lvl w:ilvl="7" w:tentative="1">
+      <w:start w:val="1"/>
+      <w:numFmt w:val="decimal"/>
+      <w:lvlText w:val="%8."/>
+      <w:lvlJc w:val="left"/>
+      <w:pPr>
+        <w:tabs>
+          <w:tab w:val="num" w:pos="5760"/>
+        </w:tabs>
+        <w:ind w:left="5760" w:hanging="360"/>
+      </w:pPr>
+    </w:lvl>
+    <w:lvl w:ilvl="8" w:tentative="1">
+      <w:start w:val="1"/>
+      <w:numFmt w:val="decimal"/>
+      <w:lvlText w:val="%9."/>
+      <w:lvlJc w:val="left"/>
+      <w:pPr>
+        <w:tabs>
+          <w:tab w:val="num" w:pos="6480"/>
+        </w:tabs>
+        <w:ind w:left="6480" w:hanging="360"/>
+      </w:pPr>
+    </w:lvl>
+  </w:abstractNum>
+  <w:abstractNum w:abstractNumId="5">
     <w:nsid w:val="5D734EC5"/>
     <w:multiLevelType w:val="hybridMultilevel"/>
     <w:tmpl w:val="315636D8"/>
@@ -1293,7 +6908,233 @@
       </w:pPr>
     </w:lvl>
   </w:abstractNum>
-  <w:abstractNum w:abstractNumId="4">
+  <w:abstractNum w:abstractNumId="6">
+    <w:nsid w:val="67016F46"/>
+    <w:multiLevelType w:val="multilevel"/>
+    <w:tmpl w:val="65C2617E"/>
+    <w:lvl w:ilvl="0">
+      <w:start w:val="1"/>
+      <w:numFmt w:val="decimal"/>
+      <w:lvlText w:val="%1."/>
+      <w:lvlJc w:val="left"/>
+      <w:pPr>
+        <w:tabs>
+          <w:tab w:val="num" w:pos="502"/>
+        </w:tabs>
+        <w:ind w:left="502" w:hanging="360"/>
+      </w:pPr>
+    </w:lvl>
+    <w:lvl w:ilvl="1" w:tentative="1">
+      <w:start w:val="1"/>
+      <w:numFmt w:val="decimal"/>
+      <w:lvlText w:val="%2."/>
+      <w:lvlJc w:val="left"/>
+      <w:pPr>
+        <w:tabs>
+          <w:tab w:val="num" w:pos="1440"/>
+        </w:tabs>
+        <w:ind w:left="1440" w:hanging="360"/>
+      </w:pPr>
+    </w:lvl>
+    <w:lvl w:ilvl="2" w:tentative="1">
+      <w:start w:val="1"/>
+      <w:numFmt w:val="decimal"/>
+      <w:lvlText w:val="%3."/>
+      <w:lvlJc w:val="left"/>
+      <w:pPr>
+        <w:tabs>
+          <w:tab w:val="num" w:pos="2160"/>
+        </w:tabs>
+        <w:ind w:left="2160" w:hanging="360"/>
+      </w:pPr>
+    </w:lvl>
+    <w:lvl w:ilvl="3" w:tentative="1">
+      <w:start w:val="1"/>
+      <w:numFmt w:val="decimal"/>
+      <w:lvlText w:val="%4."/>
+      <w:lvlJc w:val="left"/>
+      <w:pPr>
+        <w:tabs>
+          <w:tab w:val="num" w:pos="2880"/>
+        </w:tabs>
+        <w:ind w:left="2880" w:hanging="360"/>
+      </w:pPr>
+    </w:lvl>
+    <w:lvl w:ilvl="4" w:tentative="1">
+      <w:start w:val="1"/>
+      <w:numFmt w:val="decimal"/>
+      <w:lvlText w:val="%5."/>
+      <w:lvlJc w:val="left"/>
+      <w:pPr>
+        <w:tabs>
+          <w:tab w:val="num" w:pos="3600"/>
+        </w:tabs>
+        <w:ind w:left="3600" w:hanging="360"/>
+      </w:pPr>
+    </w:lvl>
+    <w:lvl w:ilvl="5" w:tentative="1">
+      <w:start w:val="1"/>
+      <w:numFmt w:val="decimal"/>
+      <w:lvlText w:val="%6."/>
+      <w:lvlJc w:val="left"/>
+      <w:pPr>
+        <w:tabs>
+          <w:tab w:val="num" w:pos="4320"/>
+        </w:tabs>
+        <w:ind w:left="4320" w:hanging="360"/>
+      </w:pPr>
+    </w:lvl>
+    <w:lvl w:ilvl="6" w:tentative="1">
+      <w:start w:val="1"/>
+      <w:numFmt w:val="decimal"/>
+      <w:lvlText w:val="%7."/>
+      <w:lvlJc w:val="left"/>
+      <w:pPr>
+        <w:tabs>
+          <w:tab w:val="num" w:pos="5040"/>
+        </w:tabs>
+        <w:ind w:left="5040" w:hanging="360"/>
+      </w:pPr>
+    </w:lvl>
+    <w:lvl w:ilvl="7" w:tentative="1">
+      <w:start w:val="1"/>
+      <w:numFmt w:val="decimal"/>
+      <w:lvlText w:val="%8."/>
+      <w:lvlJc w:val="left"/>
+      <w:pPr>
+        <w:tabs>
+          <w:tab w:val="num" w:pos="5760"/>
+        </w:tabs>
+        <w:ind w:left="5760" w:hanging="360"/>
+      </w:pPr>
+    </w:lvl>
+    <w:lvl w:ilvl="8" w:tentative="1">
+      <w:start w:val="1"/>
+      <w:numFmt w:val="decimal"/>
+      <w:lvlText w:val="%9."/>
+      <w:lvlJc w:val="left"/>
+      <w:pPr>
+        <w:tabs>
+          <w:tab w:val="num" w:pos="6480"/>
+        </w:tabs>
+        <w:ind w:left="6480" w:hanging="360"/>
+      </w:pPr>
+    </w:lvl>
+  </w:abstractNum>
+  <w:abstractNum w:abstractNumId="7">
+    <w:nsid w:val="67F45230"/>
+    <w:multiLevelType w:val="multilevel"/>
+    <w:tmpl w:val="9DC4E67C"/>
+    <w:lvl w:ilvl="0">
+      <w:start w:val="1"/>
+      <w:numFmt w:val="decimal"/>
+      <w:lvlText w:val="%1."/>
+      <w:lvlJc w:val="left"/>
+      <w:pPr>
+        <w:tabs>
+          <w:tab w:val="num" w:pos="720"/>
+        </w:tabs>
+        <w:ind w:left="720" w:hanging="360"/>
+      </w:pPr>
+    </w:lvl>
+    <w:lvl w:ilvl="1" w:tentative="1">
+      <w:start w:val="1"/>
+      <w:numFmt w:val="decimal"/>
+      <w:lvlText w:val="%2."/>
+      <w:lvlJc w:val="left"/>
+      <w:pPr>
+        <w:tabs>
+          <w:tab w:val="num" w:pos="1440"/>
+        </w:tabs>
+        <w:ind w:left="1440" w:hanging="360"/>
+      </w:pPr>
+    </w:lvl>
+    <w:lvl w:ilvl="2" w:tentative="1">
+      <w:start w:val="1"/>
+      <w:numFmt w:val="decimal"/>
+      <w:lvlText w:val="%3."/>
+      <w:lvlJc w:val="left"/>
+      <w:pPr>
+        <w:tabs>
+          <w:tab w:val="num" w:pos="2160"/>
+        </w:tabs>
+        <w:ind w:left="2160" w:hanging="360"/>
+      </w:pPr>
+    </w:lvl>
+    <w:lvl w:ilvl="3" w:tentative="1">
+      <w:start w:val="1"/>
+      <w:numFmt w:val="decimal"/>
+      <w:lvlText w:val="%4."/>
+      <w:lvlJc w:val="left"/>
+      <w:pPr>
+        <w:tabs>
+          <w:tab w:val="num" w:pos="2880"/>
+        </w:tabs>
+        <w:ind w:left="2880" w:hanging="360"/>
+      </w:pPr>
+    </w:lvl>
+    <w:lvl w:ilvl="4" w:tentative="1">
+      <w:start w:val="1"/>
+      <w:numFmt w:val="decimal"/>
+      <w:lvlText w:val="%5."/>
+      <w:lvlJc w:val="left"/>
+      <w:pPr>
+        <w:tabs>
+          <w:tab w:val="num" w:pos="3600"/>
+        </w:tabs>
+        <w:ind w:left="3600" w:hanging="360"/>
+      </w:pPr>
+    </w:lvl>
+    <w:lvl w:ilvl="5" w:tentative="1">
+      <w:start w:val="1"/>
+      <w:numFmt w:val="decimal"/>
+      <w:lvlText w:val="%6."/>
+      <w:lvlJc w:val="left"/>
+      <w:pPr>
+        <w:tabs>
+          <w:tab w:val="num" w:pos="4320"/>
+        </w:tabs>
+        <w:ind w:left="4320" w:hanging="360"/>
+      </w:pPr>
+    </w:lvl>
+    <w:lvl w:ilvl="6" w:tentative="1">
+      <w:start w:val="1"/>
+      <w:numFmt w:val="decimal"/>
+      <w:lvlText w:val="%7."/>
+      <w:lvlJc w:val="left"/>
+      <w:pPr>
+        <w:tabs>
+          <w:tab w:val="num" w:pos="5040"/>
+        </w:tabs>
+        <w:ind w:left="5040" w:hanging="360"/>
+      </w:pPr>
+    </w:lvl>
+    <w:lvl w:ilvl="7" w:tentative="1">
+      <w:start w:val="1"/>
+      <w:numFmt w:val="decimal"/>
+      <w:lvlText w:val="%8."/>
+      <w:lvlJc w:val="left"/>
+      <w:pPr>
+        <w:tabs>
+          <w:tab w:val="num" w:pos="5760"/>
+        </w:tabs>
+        <w:ind w:left="5760" w:hanging="360"/>
+      </w:pPr>
+    </w:lvl>
+    <w:lvl w:ilvl="8" w:tentative="1">
+      <w:start w:val="1"/>
+      <w:numFmt w:val="decimal"/>
+      <w:lvlText w:val="%9."/>
+      <w:lvlJc w:val="left"/>
+      <w:pPr>
+        <w:tabs>
+          <w:tab w:val="num" w:pos="6480"/>
+        </w:tabs>
+        <w:ind w:left="6480" w:hanging="360"/>
+      </w:pPr>
+    </w:lvl>
+  </w:abstractNum>
+  <w:abstractNum w:abstractNumId="8">
     <w:nsid w:val="741A4D56"/>
     <w:multiLevelType w:val="multilevel"/>
     <w:tmpl w:val="2B3C26B4"/>
@@ -1410,16 +7251,28 @@
     <w:abstractNumId w:val="1"/>
   </w:num>
   <w:num w:numId="2">
-    <w:abstractNumId w:val="4"/>
+    <w:abstractNumId w:val="8"/>
   </w:num>
   <w:num w:numId="3">
     <w:abstractNumId w:val="0"/>
   </w:num>
   <w:num w:numId="4">
-    <w:abstractNumId w:val="2"/>
+    <w:abstractNumId w:val="3"/>
   </w:num>
   <w:num w:numId="5">
-    <w:abstractNumId w:val="3"/>
+    <w:abstractNumId w:val="5"/>
+  </w:num>
+  <w:num w:numId="6">
+    <w:abstractNumId w:val="6"/>
+  </w:num>
+  <w:num w:numId="7">
+    <w:abstractNumId w:val="4"/>
+  </w:num>
+  <w:num w:numId="8">
+    <w:abstractNumId w:val="7"/>
+  </w:num>
+  <w:num w:numId="9">
+    <w:abstractNumId w:val="2"/>
   </w:num>
 </w:numbering>
 </file>
